--- a/lab3/Отчет по лабораторной №3.docx
+++ b/lab3/Отчет по лабораторной №3.docx
@@ -274,18 +274,8 @@
           <w:sz w:val="28"/>
           <w:szCs w:val="28"/>
         </w:rPr>
-        <w:t xml:space="preserve">Проверил: ассистент каф. </w:t>
-      </w:r>
-      <w:proofErr w:type="spellStart"/>
-      <w:r>
-        <w:rPr>
-          <w:rFonts w:ascii="Times New Roman" w:eastAsia="Calibri" w:hAnsi="Times New Roman" w:cs="Times New Roman"/>
-          <w:sz w:val="28"/>
-          <w:szCs w:val="28"/>
-        </w:rPr>
-        <w:t>ИтиС</w:t>
-      </w:r>
-      <w:proofErr w:type="spellEnd"/>
+        <w:t>Проверил: ассистент каф. ИтиС</w:t>
+      </w:r>
     </w:p>
     <w:p>
       <w:pPr>
@@ -553,67 +543,7 @@
           <w:sz w:val="28"/>
           <w:szCs w:val="28"/>
         </w:rPr>
-        <w:t xml:space="preserve"> — построение </w:t>
-      </w:r>
-      <w:proofErr w:type="spellStart"/>
-      <w:r>
-        <w:rPr>
-          <w:rFonts w:ascii="Times New Roman" w:eastAsia="Georgia" w:hAnsi="Times New Roman" w:cs="Times New Roman"/>
-          <w:bCs/>
-          <w:sz w:val="28"/>
-          <w:szCs w:val="28"/>
-        </w:rPr>
-        <w:t>Abstract</w:t>
-      </w:r>
-      <w:proofErr w:type="spellEnd"/>
-      <w:r>
-        <w:rPr>
-          <w:rFonts w:ascii="Times New Roman" w:eastAsia="Georgia" w:hAnsi="Times New Roman" w:cs="Times New Roman"/>
-          <w:bCs/>
-          <w:sz w:val="28"/>
-          <w:szCs w:val="28"/>
-        </w:rPr>
-        <w:t xml:space="preserve"> </w:t>
-      </w:r>
-      <w:proofErr w:type="spellStart"/>
-      <w:r>
-        <w:rPr>
-          <w:rFonts w:ascii="Times New Roman" w:eastAsia="Georgia" w:hAnsi="Times New Roman" w:cs="Times New Roman"/>
-          <w:bCs/>
-          <w:sz w:val="28"/>
-          <w:szCs w:val="28"/>
-        </w:rPr>
-        <w:t>Syntax</w:t>
-      </w:r>
-      <w:proofErr w:type="spellEnd"/>
-      <w:r>
-        <w:rPr>
-          <w:rFonts w:ascii="Times New Roman" w:eastAsia="Georgia" w:hAnsi="Times New Roman" w:cs="Times New Roman"/>
-          <w:bCs/>
-          <w:sz w:val="28"/>
-          <w:szCs w:val="28"/>
-        </w:rPr>
-        <w:t xml:space="preserve"> </w:t>
-      </w:r>
-      <w:proofErr w:type="spellStart"/>
-      <w:r>
-        <w:rPr>
-          <w:rFonts w:ascii="Times New Roman" w:eastAsia="Georgia" w:hAnsi="Times New Roman" w:cs="Times New Roman"/>
-          <w:bCs/>
-          <w:sz w:val="28"/>
-          <w:szCs w:val="28"/>
-        </w:rPr>
-        <w:t>Tree</w:t>
-      </w:r>
-      <w:proofErr w:type="spellEnd"/>
-      <w:r>
-        <w:rPr>
-          <w:rFonts w:ascii="Times New Roman" w:eastAsia="Georgia" w:hAnsi="Times New Roman" w:cs="Times New Roman"/>
-          <w:bCs/>
-          <w:sz w:val="28"/>
-          <w:szCs w:val="28"/>
-        </w:rPr>
-        <w:t xml:space="preserve"> (AST)</w:t>
+        <w:t xml:space="preserve"> — построение Abstract Syntax Tree (AST)</w:t>
       </w:r>
     </w:p>
     <w:p>
@@ -948,7 +878,6 @@
                 <w:szCs w:val="20"/>
               </w:rPr>
             </w:pPr>
-            <w:proofErr w:type="spellStart"/>
             <w:r>
               <w:rPr>
                 <w:rStyle w:val="VerbatimChar"/>
@@ -960,7 +889,6 @@
               </w:rPr>
               <w:t>int</w:t>
             </w:r>
-            <w:proofErr w:type="spellEnd"/>
             <w:r>
               <w:rPr>
                 <w:rFonts w:ascii="Times New Roman" w:hAnsi="Times New Roman" w:cs="Times New Roman"/>
@@ -970,7 +898,6 @@
               </w:rPr>
               <w:t xml:space="preserve">, </w:t>
             </w:r>
-            <w:proofErr w:type="spellStart"/>
             <w:r>
               <w:rPr>
                 <w:rStyle w:val="VerbatimChar"/>
@@ -982,7 +909,6 @@
               </w:rPr>
               <w:t>bool</w:t>
             </w:r>
-            <w:proofErr w:type="spellEnd"/>
           </w:p>
         </w:tc>
       </w:tr>
@@ -1468,7 +1394,6 @@
                 <w:szCs w:val="20"/>
               </w:rPr>
             </w:pPr>
-            <w:proofErr w:type="spellStart"/>
             <w:r>
               <w:rPr>
                 <w:rStyle w:val="VerbatimChar"/>
@@ -1480,7 +1405,6 @@
               </w:rPr>
               <w:t>if-else</w:t>
             </w:r>
-            <w:proofErr w:type="spellEnd"/>
             <w:r>
               <w:rPr>
                 <w:rFonts w:ascii="Times New Roman" w:hAnsi="Times New Roman" w:cs="Times New Roman"/>
@@ -1490,7 +1414,6 @@
               </w:rPr>
               <w:t xml:space="preserve">, </w:t>
             </w:r>
-            <w:proofErr w:type="spellStart"/>
             <w:r>
               <w:rPr>
                 <w:rStyle w:val="VerbatimChar"/>
@@ -1502,7 +1425,6 @@
               </w:rPr>
               <w:t>while</w:t>
             </w:r>
-            <w:proofErr w:type="spellEnd"/>
             <w:r>
               <w:rPr>
                 <w:rFonts w:ascii="Times New Roman" w:hAnsi="Times New Roman" w:cs="Times New Roman"/>
@@ -1512,7 +1434,6 @@
               </w:rPr>
               <w:t xml:space="preserve">, </w:t>
             </w:r>
-            <w:proofErr w:type="spellStart"/>
             <w:r>
               <w:rPr>
                 <w:rStyle w:val="VerbatimChar"/>
@@ -1524,7 +1445,6 @@
               </w:rPr>
               <w:t>for</w:t>
             </w:r>
-            <w:proofErr w:type="spellEnd"/>
           </w:p>
         </w:tc>
       </w:tr>
@@ -1583,8 +1503,6 @@
                 <w:szCs w:val="20"/>
               </w:rPr>
             </w:pPr>
-            <w:proofErr w:type="spellStart"/>
-            <w:proofErr w:type="gramStart"/>
             <w:r>
               <w:rPr>
                 <w:rStyle w:val="VerbatimChar"/>
@@ -1594,31 +1512,7 @@
                 <w:szCs w:val="20"/>
                 <w:shd w:val="clear" w:color="auto" w:fill="F8F8FA"/>
               </w:rPr>
-              <w:t>print</w:t>
-            </w:r>
-            <w:proofErr w:type="spellEnd"/>
-            <w:r>
-              <w:rPr>
-                <w:rStyle w:val="VerbatimChar"/>
-                <w:rFonts w:ascii="Times New Roman" w:hAnsi="Times New Roman" w:cs="Times New Roman"/>
-                <w:bCs/>
-                <w:sz w:val="20"/>
-                <w:szCs w:val="20"/>
-                <w:shd w:val="clear" w:color="auto" w:fill="F8F8FA"/>
-              </w:rPr>
-              <w:t>(</w:t>
-            </w:r>
-            <w:proofErr w:type="gramEnd"/>
-            <w:r>
-              <w:rPr>
-                <w:rStyle w:val="VerbatimChar"/>
-                <w:rFonts w:ascii="Times New Roman" w:hAnsi="Times New Roman" w:cs="Times New Roman"/>
-                <w:bCs/>
-                <w:sz w:val="20"/>
-                <w:szCs w:val="20"/>
-                <w:shd w:val="clear" w:color="auto" w:fill="F8F8FA"/>
-              </w:rPr>
-              <w:t>)</w:t>
+              <w:t>print()</w:t>
             </w:r>
           </w:p>
         </w:tc>
@@ -1693,9 +1587,18 @@
           <w:szCs w:val="24"/>
           <w:lang w:val="en-US"/>
         </w:rPr>
-        <w:t>&lt;program&gt;  ::= &lt;</w:t>
-      </w:r>
-      <w:proofErr w:type="spellStart"/>
+        <w:t>&lt;program&gt;  ::= &lt;statement_list&gt;</w:t>
+      </w:r>
+      <w:r>
+        <w:rPr>
+          <w:rFonts w:ascii="PT Sans" w:hAnsi="PT Sans" w:cs="Calibri"/>
+          <w:bCs/>
+          <w:sz w:val="24"/>
+          <w:szCs w:val="24"/>
+          <w:lang w:val="en-US"/>
+        </w:rPr>
+        <w:br/>
+      </w:r>
       <w:r>
         <w:rPr>
           <w:rFonts w:ascii="PT Sans" w:eastAsia="Georgia" w:hAnsi="PT Sans" w:cs="Calibri"/>
@@ -1704,9 +1607,18 @@
           <w:szCs w:val="24"/>
           <w:lang w:val="en-US"/>
         </w:rPr>
-        <w:t>statement_list</w:t>
-      </w:r>
-      <w:proofErr w:type="spellEnd"/>
+        <w:t>&lt;statement_list&gt; ::= { &lt;statement&gt; }</w:t>
+      </w:r>
+      <w:r>
+        <w:rPr>
+          <w:rFonts w:ascii="PT Sans" w:hAnsi="PT Sans" w:cs="Calibri"/>
+          <w:bCs/>
+          <w:sz w:val="24"/>
+          <w:szCs w:val="24"/>
+          <w:lang w:val="en-US"/>
+        </w:rPr>
+        <w:br/>
+      </w:r>
       <w:r>
         <w:rPr>
           <w:rFonts w:ascii="PT Sans" w:eastAsia="Georgia" w:hAnsi="PT Sans" w:cs="Calibri"/>
@@ -1715,7 +1627,7 @@
           <w:szCs w:val="24"/>
           <w:lang w:val="en-US"/>
         </w:rPr>
-        <w:t>&gt;</w:t>
+        <w:t>&lt;statement&gt;  ::= &lt;decl&gt; | &lt;if_stmt&gt; | &lt;while_stmt&gt; | &lt;for_stmt&gt; | &lt;expr_stmt&gt;</w:t>
       </w:r>
       <w:r>
         <w:rPr>
@@ -1729,15 +1641,45 @@
       </w:r>
       <w:r>
         <w:rPr>
+          <w:rFonts w:ascii="PT Sans" w:hAnsi="PT Sans" w:cs="Calibri"/>
+          <w:bCs/>
+          <w:sz w:val="24"/>
+          <w:szCs w:val="24"/>
+          <w:lang w:val="en-US"/>
+        </w:rPr>
+        <w:lastRenderedPageBreak/>
+        <w:t>&lt;decl&gt;  ::= &lt;type&gt; &lt;id&gt; [ "=" &lt;expr&gt; ] ";"</w:t>
+      </w:r>
+      <w:r>
+        <w:rPr>
+          <w:rFonts w:ascii="PT Sans" w:hAnsi="PT Sans" w:cs="Calibri"/>
+          <w:bCs/>
+          <w:sz w:val="24"/>
+          <w:szCs w:val="24"/>
+          <w:lang w:val="en-US"/>
+        </w:rPr>
+        <w:br/>
+      </w:r>
+      <w:r>
+        <w:rPr>
           <w:rFonts w:ascii="PT Sans" w:eastAsia="Georgia" w:hAnsi="PT Sans" w:cs="Calibri"/>
           <w:bCs/>
           <w:sz w:val="24"/>
           <w:szCs w:val="24"/>
           <w:lang w:val="en-US"/>
         </w:rPr>
-        <w:t>&lt;</w:t>
-      </w:r>
-      <w:proofErr w:type="spellStart"/>
+        <w:t>&lt;if_stmt&gt; ::= "if" "(" &lt;expr&gt; ")" &lt;statement&gt; [ "else" &lt;statement&gt; ]</w:t>
+      </w:r>
+      <w:r>
+        <w:rPr>
+          <w:rFonts w:ascii="PT Sans" w:hAnsi="PT Sans" w:cs="Calibri"/>
+          <w:bCs/>
+          <w:sz w:val="24"/>
+          <w:szCs w:val="24"/>
+          <w:lang w:val="en-US"/>
+        </w:rPr>
+        <w:br/>
+      </w:r>
       <w:r>
         <w:rPr>
           <w:rFonts w:ascii="PT Sans" w:eastAsia="Georgia" w:hAnsi="PT Sans" w:cs="Calibri"/>
@@ -1746,9 +1688,18 @@
           <w:szCs w:val="24"/>
           <w:lang w:val="en-US"/>
         </w:rPr>
-        <w:t>statement_list</w:t>
-      </w:r>
-      <w:proofErr w:type="spellEnd"/>
+        <w:t>&lt;while_stmt&gt; ::= "while" "(" &lt;expr&gt; ")" &lt;statement&gt;</w:t>
+      </w:r>
+      <w:r>
+        <w:rPr>
+          <w:rFonts w:ascii="PT Sans" w:hAnsi="PT Sans" w:cs="Calibri"/>
+          <w:bCs/>
+          <w:sz w:val="24"/>
+          <w:szCs w:val="24"/>
+          <w:lang w:val="en-US"/>
+        </w:rPr>
+        <w:br/>
+      </w:r>
       <w:r>
         <w:rPr>
           <w:rFonts w:ascii="PT Sans" w:eastAsia="Georgia" w:hAnsi="PT Sans" w:cs="Calibri"/>
@@ -1757,7 +1708,7 @@
           <w:szCs w:val="24"/>
           <w:lang w:val="en-US"/>
         </w:rPr>
-        <w:t>&gt; ::= { &lt;statement&gt; }</w:t>
+        <w:t>&lt;for_stmt&gt; ::= "for" "(" &lt;expr&gt; ";" &lt;expr&gt; ";" &lt;expr&gt; ")" &lt;statement&gt;</w:t>
       </w:r>
       <w:r>
         <w:rPr>
@@ -1777,9 +1728,18 @@
           <w:szCs w:val="24"/>
           <w:lang w:val="en-US"/>
         </w:rPr>
-        <w:t>&lt;statement&gt;  ::= &lt;</w:t>
-      </w:r>
-      <w:proofErr w:type="spellStart"/>
+        <w:t>&lt;expr&gt;  ::= &lt;logical_or&gt;</w:t>
+      </w:r>
+      <w:r>
+        <w:rPr>
+          <w:rFonts w:ascii="PT Sans" w:hAnsi="PT Sans" w:cs="Calibri"/>
+          <w:bCs/>
+          <w:sz w:val="24"/>
+          <w:szCs w:val="24"/>
+          <w:lang w:val="en-US"/>
+        </w:rPr>
+        <w:br/>
+      </w:r>
       <w:r>
         <w:rPr>
           <w:rFonts w:ascii="PT Sans" w:eastAsia="Georgia" w:hAnsi="PT Sans" w:cs="Calibri"/>
@@ -1788,9 +1748,18 @@
           <w:szCs w:val="24"/>
           <w:lang w:val="en-US"/>
         </w:rPr>
-        <w:t>decl</w:t>
-      </w:r>
-      <w:proofErr w:type="spellEnd"/>
+        <w:t>&lt;logical_or&gt; ::= &lt;logical_and&gt; { "||" &lt;logical_and&gt; }</w:t>
+      </w:r>
+      <w:r>
+        <w:rPr>
+          <w:rFonts w:ascii="PT Sans" w:hAnsi="PT Sans" w:cs="Calibri"/>
+          <w:bCs/>
+          <w:sz w:val="24"/>
+          <w:szCs w:val="24"/>
+          <w:lang w:val="en-US"/>
+        </w:rPr>
+        <w:br/>
+      </w:r>
       <w:r>
         <w:rPr>
           <w:rFonts w:ascii="PT Sans" w:eastAsia="Georgia" w:hAnsi="PT Sans" w:cs="Calibri"/>
@@ -1799,9 +1768,73 @@
           <w:szCs w:val="24"/>
           <w:lang w:val="en-US"/>
         </w:rPr>
-        <w:t>&gt; | &lt;</w:t>
-      </w:r>
-      <w:proofErr w:type="spellStart"/>
+        <w:t>&lt;logical_and&gt; ::= &lt;equality&gt; { "&amp;&amp;" &lt;equality&gt; }</w:t>
+      </w:r>
+      <w:r>
+        <w:rPr>
+          <w:rFonts w:ascii="PT Sans" w:hAnsi="PT Sans" w:cs="Calibri"/>
+          <w:bCs/>
+          <w:sz w:val="24"/>
+          <w:szCs w:val="24"/>
+          <w:lang w:val="en-US"/>
+        </w:rPr>
+        <w:br/>
+        <w:t>&lt;equality&gt;  ::= &lt;relational&gt; { ("==" | "!=") &lt;relational&gt; }</w:t>
+      </w:r>
+      <w:r>
+        <w:rPr>
+          <w:rFonts w:ascii="PT Sans" w:hAnsi="PT Sans" w:cs="Calibri"/>
+          <w:bCs/>
+          <w:sz w:val="24"/>
+          <w:szCs w:val="24"/>
+          <w:lang w:val="en-US"/>
+        </w:rPr>
+        <w:br/>
+        <w:t>&lt;relational&gt;  ::= &lt;additive&gt; { ("&lt;" | "&gt;" | "&lt;=" | "&gt;=") &lt;additive&gt; }</w:t>
+      </w:r>
+      <w:r>
+        <w:rPr>
+          <w:rFonts w:ascii="PT Sans" w:hAnsi="PT Sans" w:cs="Calibri"/>
+          <w:bCs/>
+          <w:sz w:val="24"/>
+          <w:szCs w:val="24"/>
+          <w:lang w:val="en-US"/>
+        </w:rPr>
+        <w:br/>
+        <w:t>&lt;additive&gt;  ::= &lt;multiplicative&gt; { ("+" | "-") &lt;multiplicative&gt; }</w:t>
+      </w:r>
+      <w:r>
+        <w:rPr>
+          <w:rFonts w:ascii="PT Sans" w:hAnsi="PT Sans" w:cs="Calibri"/>
+          <w:bCs/>
+          <w:sz w:val="24"/>
+          <w:szCs w:val="24"/>
+          <w:lang w:val="en-US"/>
+        </w:rPr>
+        <w:br/>
+        <w:t>&lt;multiplicative&gt; ::= &lt;unary&gt; { ("*" | "/" | "%") &lt;unary&gt; }</w:t>
+      </w:r>
+      <w:r>
+        <w:rPr>
+          <w:rFonts w:ascii="PT Sans" w:hAnsi="PT Sans" w:cs="Calibri"/>
+          <w:bCs/>
+          <w:sz w:val="24"/>
+          <w:szCs w:val="24"/>
+          <w:lang w:val="en-US"/>
+        </w:rPr>
+        <w:br/>
+        <w:t>&lt;unary&gt;  ::= [ "!" | "-" | "+" ] &lt;primary&gt;</w:t>
+      </w:r>
+      <w:r>
+        <w:rPr>
+          <w:rFonts w:ascii="PT Sans" w:hAnsi="PT Sans" w:cs="Calibri"/>
+          <w:bCs/>
+          <w:sz w:val="24"/>
+          <w:szCs w:val="24"/>
+          <w:lang w:val="en-US"/>
+        </w:rPr>
+        <w:br/>
+      </w:r>
       <w:r>
         <w:rPr>
           <w:rFonts w:ascii="PT Sans" w:eastAsia="Georgia" w:hAnsi="PT Sans" w:cs="Calibri"/>
@@ -1810,9 +1843,18 @@
           <w:szCs w:val="24"/>
           <w:lang w:val="en-US"/>
         </w:rPr>
-        <w:t>if_stmt</w:t>
-      </w:r>
-      <w:proofErr w:type="spellEnd"/>
+        <w:t>&lt;primary&gt;  ::= &lt;id&gt; | &lt;number&gt; | "(" &lt;expr&gt; ")" | &lt;func_call&gt;</w:t>
+      </w:r>
+      <w:r>
+        <w:rPr>
+          <w:rFonts w:ascii="PT Sans" w:hAnsi="PT Sans" w:cs="Calibri"/>
+          <w:bCs/>
+          <w:sz w:val="24"/>
+          <w:szCs w:val="24"/>
+          <w:lang w:val="en-US"/>
+        </w:rPr>
+        <w:br/>
+      </w:r>
       <w:r>
         <w:rPr>
           <w:rFonts w:ascii="PT Sans" w:eastAsia="Georgia" w:hAnsi="PT Sans" w:cs="Calibri"/>
@@ -1821,573 +1863,7 @@
           <w:szCs w:val="24"/>
           <w:lang w:val="en-US"/>
         </w:rPr>
-        <w:t>&gt; | &lt;</w:t>
-      </w:r>
-      <w:proofErr w:type="spellStart"/>
-      <w:r>
-        <w:rPr>
-          <w:rFonts w:ascii="PT Sans" w:eastAsia="Georgia" w:hAnsi="PT Sans" w:cs="Calibri"/>
-          <w:bCs/>
-          <w:sz w:val="24"/>
-          <w:szCs w:val="24"/>
-          <w:lang w:val="en-US"/>
-        </w:rPr>
-        <w:t>while_stmt</w:t>
-      </w:r>
-      <w:proofErr w:type="spellEnd"/>
-      <w:r>
-        <w:rPr>
-          <w:rFonts w:ascii="PT Sans" w:eastAsia="Georgia" w:hAnsi="PT Sans" w:cs="Calibri"/>
-          <w:bCs/>
-          <w:sz w:val="24"/>
-          <w:szCs w:val="24"/>
-          <w:lang w:val="en-US"/>
-        </w:rPr>
-        <w:t>&gt; | &lt;</w:t>
-      </w:r>
-      <w:proofErr w:type="spellStart"/>
-      <w:r>
-        <w:rPr>
-          <w:rFonts w:ascii="PT Sans" w:eastAsia="Georgia" w:hAnsi="PT Sans" w:cs="Calibri"/>
-          <w:bCs/>
-          <w:sz w:val="24"/>
-          <w:szCs w:val="24"/>
-          <w:lang w:val="en-US"/>
-        </w:rPr>
-        <w:t>for_stmt</w:t>
-      </w:r>
-      <w:proofErr w:type="spellEnd"/>
-      <w:r>
-        <w:rPr>
-          <w:rFonts w:ascii="PT Sans" w:eastAsia="Georgia" w:hAnsi="PT Sans" w:cs="Calibri"/>
-          <w:bCs/>
-          <w:sz w:val="24"/>
-          <w:szCs w:val="24"/>
-          <w:lang w:val="en-US"/>
-        </w:rPr>
-        <w:t>&gt; | &lt;</w:t>
-      </w:r>
-      <w:proofErr w:type="spellStart"/>
-      <w:r>
-        <w:rPr>
-          <w:rFonts w:ascii="PT Sans" w:eastAsia="Georgia" w:hAnsi="PT Sans" w:cs="Calibri"/>
-          <w:bCs/>
-          <w:sz w:val="24"/>
-          <w:szCs w:val="24"/>
-          <w:lang w:val="en-US"/>
-        </w:rPr>
-        <w:t>expr_stmt</w:t>
-      </w:r>
-      <w:proofErr w:type="spellEnd"/>
-      <w:r>
-        <w:rPr>
-          <w:rFonts w:ascii="PT Sans" w:eastAsia="Georgia" w:hAnsi="PT Sans" w:cs="Calibri"/>
-          <w:bCs/>
-          <w:sz w:val="24"/>
-          <w:szCs w:val="24"/>
-          <w:lang w:val="en-US"/>
-        </w:rPr>
-        <w:t>&gt;</w:t>
-      </w:r>
-      <w:r>
-        <w:rPr>
-          <w:rFonts w:ascii="PT Sans" w:hAnsi="PT Sans" w:cs="Calibri"/>
-          <w:bCs/>
-          <w:sz w:val="24"/>
-          <w:szCs w:val="24"/>
-          <w:lang w:val="en-US"/>
-        </w:rPr>
-        <w:br/>
-      </w:r>
-      <w:r>
-        <w:rPr>
-          <w:rFonts w:ascii="PT Sans" w:hAnsi="PT Sans" w:cs="Calibri"/>
-          <w:bCs/>
-          <w:sz w:val="24"/>
-          <w:szCs w:val="24"/>
-          <w:lang w:val="en-US"/>
-        </w:rPr>
-        <w:lastRenderedPageBreak/>
-        <w:t>&lt;</w:t>
-      </w:r>
-      <w:proofErr w:type="spellStart"/>
-      <w:r>
-        <w:rPr>
-          <w:rFonts w:ascii="PT Sans" w:hAnsi="PT Sans" w:cs="Calibri"/>
-          <w:bCs/>
-          <w:sz w:val="24"/>
-          <w:szCs w:val="24"/>
-          <w:lang w:val="en-US"/>
-        </w:rPr>
-        <w:t>decl</w:t>
-      </w:r>
-      <w:proofErr w:type="spellEnd"/>
-      <w:r>
-        <w:rPr>
-          <w:rFonts w:ascii="PT Sans" w:hAnsi="PT Sans" w:cs="Calibri"/>
-          <w:bCs/>
-          <w:sz w:val="24"/>
-          <w:szCs w:val="24"/>
-          <w:lang w:val="en-US"/>
-        </w:rPr>
-        <w:t>&gt;  ::= &lt;type&gt; &lt;id&gt; [ "=" &lt;expr&gt; ] ";"</w:t>
-      </w:r>
-      <w:r>
-        <w:rPr>
-          <w:rFonts w:ascii="PT Sans" w:hAnsi="PT Sans" w:cs="Calibri"/>
-          <w:bCs/>
-          <w:sz w:val="24"/>
-          <w:szCs w:val="24"/>
-          <w:lang w:val="en-US"/>
-        </w:rPr>
-        <w:br/>
-      </w:r>
-      <w:r>
-        <w:rPr>
-          <w:rFonts w:ascii="PT Sans" w:eastAsia="Georgia" w:hAnsi="PT Sans" w:cs="Calibri"/>
-          <w:bCs/>
-          <w:sz w:val="24"/>
-          <w:szCs w:val="24"/>
-          <w:lang w:val="en-US"/>
-        </w:rPr>
-        <w:t>&lt;</w:t>
-      </w:r>
-      <w:proofErr w:type="spellStart"/>
-      <w:r>
-        <w:rPr>
-          <w:rFonts w:ascii="PT Sans" w:eastAsia="Georgia" w:hAnsi="PT Sans" w:cs="Calibri"/>
-          <w:bCs/>
-          <w:sz w:val="24"/>
-          <w:szCs w:val="24"/>
-          <w:lang w:val="en-US"/>
-        </w:rPr>
-        <w:t>if_stmt</w:t>
-      </w:r>
-      <w:proofErr w:type="spellEnd"/>
-      <w:r>
-        <w:rPr>
-          <w:rFonts w:ascii="PT Sans" w:eastAsia="Georgia" w:hAnsi="PT Sans" w:cs="Calibri"/>
-          <w:bCs/>
-          <w:sz w:val="24"/>
-          <w:szCs w:val="24"/>
-          <w:lang w:val="en-US"/>
-        </w:rPr>
-        <w:t>&gt; ::= "if" "(" &lt;expr&gt; ")" &lt;statement&gt; [ "else" &lt;statement&gt; ]</w:t>
-      </w:r>
-      <w:r>
-        <w:rPr>
-          <w:rFonts w:ascii="PT Sans" w:hAnsi="PT Sans" w:cs="Calibri"/>
-          <w:bCs/>
-          <w:sz w:val="24"/>
-          <w:szCs w:val="24"/>
-          <w:lang w:val="en-US"/>
-        </w:rPr>
-        <w:br/>
-      </w:r>
-      <w:r>
-        <w:rPr>
-          <w:rFonts w:ascii="PT Sans" w:eastAsia="Georgia" w:hAnsi="PT Sans" w:cs="Calibri"/>
-          <w:bCs/>
-          <w:sz w:val="24"/>
-          <w:szCs w:val="24"/>
-          <w:lang w:val="en-US"/>
-        </w:rPr>
-        <w:t>&lt;</w:t>
-      </w:r>
-      <w:proofErr w:type="spellStart"/>
-      <w:r>
-        <w:rPr>
-          <w:rFonts w:ascii="PT Sans" w:eastAsia="Georgia" w:hAnsi="PT Sans" w:cs="Calibri"/>
-          <w:bCs/>
-          <w:sz w:val="24"/>
-          <w:szCs w:val="24"/>
-          <w:lang w:val="en-US"/>
-        </w:rPr>
-        <w:t>while_stmt</w:t>
-      </w:r>
-      <w:proofErr w:type="spellEnd"/>
-      <w:r>
-        <w:rPr>
-          <w:rFonts w:ascii="PT Sans" w:eastAsia="Georgia" w:hAnsi="PT Sans" w:cs="Calibri"/>
-          <w:bCs/>
-          <w:sz w:val="24"/>
-          <w:szCs w:val="24"/>
-          <w:lang w:val="en-US"/>
-        </w:rPr>
-        <w:t>&gt; ::= "while" "(" &lt;expr&gt; ")" &lt;statement&gt;</w:t>
-      </w:r>
-      <w:r>
-        <w:rPr>
-          <w:rFonts w:ascii="PT Sans" w:hAnsi="PT Sans" w:cs="Calibri"/>
-          <w:bCs/>
-          <w:sz w:val="24"/>
-          <w:szCs w:val="24"/>
-          <w:lang w:val="en-US"/>
-        </w:rPr>
-        <w:br/>
-      </w:r>
-      <w:r>
-        <w:rPr>
-          <w:rFonts w:ascii="PT Sans" w:eastAsia="Georgia" w:hAnsi="PT Sans" w:cs="Calibri"/>
-          <w:bCs/>
-          <w:sz w:val="24"/>
-          <w:szCs w:val="24"/>
-          <w:lang w:val="en-US"/>
-        </w:rPr>
-        <w:t>&lt;</w:t>
-      </w:r>
-      <w:proofErr w:type="spellStart"/>
-      <w:r>
-        <w:rPr>
-          <w:rFonts w:ascii="PT Sans" w:eastAsia="Georgia" w:hAnsi="PT Sans" w:cs="Calibri"/>
-          <w:bCs/>
-          <w:sz w:val="24"/>
-          <w:szCs w:val="24"/>
-          <w:lang w:val="en-US"/>
-        </w:rPr>
-        <w:t>for_stmt</w:t>
-      </w:r>
-      <w:proofErr w:type="spellEnd"/>
-      <w:r>
-        <w:rPr>
-          <w:rFonts w:ascii="PT Sans" w:eastAsia="Georgia" w:hAnsi="PT Sans" w:cs="Calibri"/>
-          <w:bCs/>
-          <w:sz w:val="24"/>
-          <w:szCs w:val="24"/>
-          <w:lang w:val="en-US"/>
-        </w:rPr>
-        <w:t>&gt; ::= "for" "(" &lt;expr&gt; ";" &lt;expr&gt; ";" &lt;expr&gt; ")" &lt;statement&gt;</w:t>
-      </w:r>
-      <w:r>
-        <w:rPr>
-          <w:rFonts w:ascii="PT Sans" w:hAnsi="PT Sans" w:cs="Calibri"/>
-          <w:bCs/>
-          <w:sz w:val="24"/>
-          <w:szCs w:val="24"/>
-          <w:lang w:val="en-US"/>
-        </w:rPr>
-        <w:br/>
-      </w:r>
-      <w:r>
-        <w:rPr>
-          <w:rFonts w:ascii="PT Sans" w:eastAsia="Georgia" w:hAnsi="PT Sans" w:cs="Calibri"/>
-          <w:bCs/>
-          <w:sz w:val="24"/>
-          <w:szCs w:val="24"/>
-          <w:lang w:val="en-US"/>
-        </w:rPr>
-        <w:t>&lt;expr&gt;  ::= &lt;</w:t>
-      </w:r>
-      <w:proofErr w:type="spellStart"/>
-      <w:r>
-        <w:rPr>
-          <w:rFonts w:ascii="PT Sans" w:eastAsia="Georgia" w:hAnsi="PT Sans" w:cs="Calibri"/>
-          <w:bCs/>
-          <w:sz w:val="24"/>
-          <w:szCs w:val="24"/>
-          <w:lang w:val="en-US"/>
-        </w:rPr>
-        <w:t>logical_or</w:t>
-      </w:r>
-      <w:proofErr w:type="spellEnd"/>
-      <w:r>
-        <w:rPr>
-          <w:rFonts w:ascii="PT Sans" w:eastAsia="Georgia" w:hAnsi="PT Sans" w:cs="Calibri"/>
-          <w:bCs/>
-          <w:sz w:val="24"/>
-          <w:szCs w:val="24"/>
-          <w:lang w:val="en-US"/>
-        </w:rPr>
-        <w:t>&gt;</w:t>
-      </w:r>
-      <w:r>
-        <w:rPr>
-          <w:rFonts w:ascii="PT Sans" w:hAnsi="PT Sans" w:cs="Calibri"/>
-          <w:bCs/>
-          <w:sz w:val="24"/>
-          <w:szCs w:val="24"/>
-          <w:lang w:val="en-US"/>
-        </w:rPr>
-        <w:br/>
-      </w:r>
-      <w:r>
-        <w:rPr>
-          <w:rFonts w:ascii="PT Sans" w:eastAsia="Georgia" w:hAnsi="PT Sans" w:cs="Calibri"/>
-          <w:bCs/>
-          <w:sz w:val="24"/>
-          <w:szCs w:val="24"/>
-          <w:lang w:val="en-US"/>
-        </w:rPr>
-        <w:t>&lt;</w:t>
-      </w:r>
-      <w:proofErr w:type="spellStart"/>
-      <w:r>
-        <w:rPr>
-          <w:rFonts w:ascii="PT Sans" w:eastAsia="Georgia" w:hAnsi="PT Sans" w:cs="Calibri"/>
-          <w:bCs/>
-          <w:sz w:val="24"/>
-          <w:szCs w:val="24"/>
-          <w:lang w:val="en-US"/>
-        </w:rPr>
-        <w:t>logical_or</w:t>
-      </w:r>
-      <w:proofErr w:type="spellEnd"/>
-      <w:r>
-        <w:rPr>
-          <w:rFonts w:ascii="PT Sans" w:eastAsia="Georgia" w:hAnsi="PT Sans" w:cs="Calibri"/>
-          <w:bCs/>
-          <w:sz w:val="24"/>
-          <w:szCs w:val="24"/>
-          <w:lang w:val="en-US"/>
-        </w:rPr>
-        <w:t>&gt; ::= &lt;</w:t>
-      </w:r>
-      <w:proofErr w:type="spellStart"/>
-      <w:r>
-        <w:rPr>
-          <w:rFonts w:ascii="PT Sans" w:eastAsia="Georgia" w:hAnsi="PT Sans" w:cs="Calibri"/>
-          <w:bCs/>
-          <w:sz w:val="24"/>
-          <w:szCs w:val="24"/>
-          <w:lang w:val="en-US"/>
-        </w:rPr>
-        <w:t>logical_and</w:t>
-      </w:r>
-      <w:proofErr w:type="spellEnd"/>
-      <w:r>
-        <w:rPr>
-          <w:rFonts w:ascii="PT Sans" w:eastAsia="Georgia" w:hAnsi="PT Sans" w:cs="Calibri"/>
-          <w:bCs/>
-          <w:sz w:val="24"/>
-          <w:szCs w:val="24"/>
-          <w:lang w:val="en-US"/>
-        </w:rPr>
-        <w:t>&gt; { "||" &lt;</w:t>
-      </w:r>
-      <w:proofErr w:type="spellStart"/>
-      <w:r>
-        <w:rPr>
-          <w:rFonts w:ascii="PT Sans" w:eastAsia="Georgia" w:hAnsi="PT Sans" w:cs="Calibri"/>
-          <w:bCs/>
-          <w:sz w:val="24"/>
-          <w:szCs w:val="24"/>
-          <w:lang w:val="en-US"/>
-        </w:rPr>
-        <w:t>logical_and</w:t>
-      </w:r>
-      <w:proofErr w:type="spellEnd"/>
-      <w:r>
-        <w:rPr>
-          <w:rFonts w:ascii="PT Sans" w:eastAsia="Georgia" w:hAnsi="PT Sans" w:cs="Calibri"/>
-          <w:bCs/>
-          <w:sz w:val="24"/>
-          <w:szCs w:val="24"/>
-          <w:lang w:val="en-US"/>
-        </w:rPr>
-        <w:t>&gt; }</w:t>
-      </w:r>
-      <w:r>
-        <w:rPr>
-          <w:rFonts w:ascii="PT Sans" w:hAnsi="PT Sans" w:cs="Calibri"/>
-          <w:bCs/>
-          <w:sz w:val="24"/>
-          <w:szCs w:val="24"/>
-          <w:lang w:val="en-US"/>
-        </w:rPr>
-        <w:br/>
-      </w:r>
-      <w:r>
-        <w:rPr>
-          <w:rFonts w:ascii="PT Sans" w:eastAsia="Georgia" w:hAnsi="PT Sans" w:cs="Calibri"/>
-          <w:bCs/>
-          <w:sz w:val="24"/>
-          <w:szCs w:val="24"/>
-          <w:lang w:val="en-US"/>
-        </w:rPr>
-        <w:t>&lt;</w:t>
-      </w:r>
-      <w:proofErr w:type="spellStart"/>
-      <w:r>
-        <w:rPr>
-          <w:rFonts w:ascii="PT Sans" w:eastAsia="Georgia" w:hAnsi="PT Sans" w:cs="Calibri"/>
-          <w:bCs/>
-          <w:sz w:val="24"/>
-          <w:szCs w:val="24"/>
-          <w:lang w:val="en-US"/>
-        </w:rPr>
-        <w:t>logical_and</w:t>
-      </w:r>
-      <w:proofErr w:type="spellEnd"/>
-      <w:r>
-        <w:rPr>
-          <w:rFonts w:ascii="PT Sans" w:eastAsia="Georgia" w:hAnsi="PT Sans" w:cs="Calibri"/>
-          <w:bCs/>
-          <w:sz w:val="24"/>
-          <w:szCs w:val="24"/>
-          <w:lang w:val="en-US"/>
-        </w:rPr>
-        <w:t>&gt; ::= &lt;equality&gt; { "&amp;&amp;" &lt;equality&gt; }</w:t>
-      </w:r>
-      <w:r>
-        <w:rPr>
-          <w:rFonts w:ascii="PT Sans" w:hAnsi="PT Sans" w:cs="Calibri"/>
-          <w:bCs/>
-          <w:sz w:val="24"/>
-          <w:szCs w:val="24"/>
-          <w:lang w:val="en-US"/>
-        </w:rPr>
-        <w:br/>
-        <w:t>&lt;equality&gt;  ::= &lt;relational&gt; { ("==" | "!=") &lt;relational&gt; }</w:t>
-      </w:r>
-      <w:r>
-        <w:rPr>
-          <w:rFonts w:ascii="PT Sans" w:hAnsi="PT Sans" w:cs="Calibri"/>
-          <w:bCs/>
-          <w:sz w:val="24"/>
-          <w:szCs w:val="24"/>
-          <w:lang w:val="en-US"/>
-        </w:rPr>
-        <w:br/>
-        <w:t>&lt;relational&gt;  ::= &lt;additive&gt; { ("&lt;" | "&gt;" | "&lt;=" | "&gt;=") &lt;additive&gt; }</w:t>
-      </w:r>
-      <w:r>
-        <w:rPr>
-          <w:rFonts w:ascii="PT Sans" w:hAnsi="PT Sans" w:cs="Calibri"/>
-          <w:bCs/>
-          <w:sz w:val="24"/>
-          <w:szCs w:val="24"/>
-          <w:lang w:val="en-US"/>
-        </w:rPr>
-        <w:br/>
-        <w:t>&lt;additive&gt;  ::= &lt;multiplicative&gt; { ("+" | "-") &lt;multiplicative&gt; }</w:t>
-      </w:r>
-      <w:r>
-        <w:rPr>
-          <w:rFonts w:ascii="PT Sans" w:hAnsi="PT Sans" w:cs="Calibri"/>
-          <w:bCs/>
-          <w:sz w:val="24"/>
-          <w:szCs w:val="24"/>
-          <w:lang w:val="en-US"/>
-        </w:rPr>
-        <w:br/>
-        <w:t>&lt;multiplicative&gt; ::= &lt;unary&gt; { ("*" | "/" | "%") &lt;unary&gt; }</w:t>
-      </w:r>
-      <w:r>
-        <w:rPr>
-          <w:rFonts w:ascii="PT Sans" w:hAnsi="PT Sans" w:cs="Calibri"/>
-          <w:bCs/>
-          <w:sz w:val="24"/>
-          <w:szCs w:val="24"/>
-          <w:lang w:val="en-US"/>
-        </w:rPr>
-        <w:br/>
-        <w:t>&lt;unary&gt;  ::= [ "!" | "-" | "+" ] &lt;primary&gt;</w:t>
-      </w:r>
-      <w:r>
-        <w:rPr>
-          <w:rFonts w:ascii="PT Sans" w:hAnsi="PT Sans" w:cs="Calibri"/>
-          <w:bCs/>
-          <w:sz w:val="24"/>
-          <w:szCs w:val="24"/>
-          <w:lang w:val="en-US"/>
-        </w:rPr>
-        <w:br/>
-      </w:r>
-      <w:r>
-        <w:rPr>
-          <w:rFonts w:ascii="PT Sans" w:eastAsia="Georgia" w:hAnsi="PT Sans" w:cs="Calibri"/>
-          <w:bCs/>
-          <w:sz w:val="24"/>
-          <w:szCs w:val="24"/>
-          <w:lang w:val="en-US"/>
-        </w:rPr>
-        <w:t>&lt;primary&gt;  ::= &lt;id&gt; | &lt;number&gt; | "(" &lt;expr&gt; ")" | &lt;</w:t>
-      </w:r>
-      <w:proofErr w:type="spellStart"/>
-      <w:r>
-        <w:rPr>
-          <w:rFonts w:ascii="PT Sans" w:eastAsia="Georgia" w:hAnsi="PT Sans" w:cs="Calibri"/>
-          <w:bCs/>
-          <w:sz w:val="24"/>
-          <w:szCs w:val="24"/>
-          <w:lang w:val="en-US"/>
-        </w:rPr>
-        <w:t>func_call</w:t>
-      </w:r>
-      <w:proofErr w:type="spellEnd"/>
-      <w:r>
-        <w:rPr>
-          <w:rFonts w:ascii="PT Sans" w:eastAsia="Georgia" w:hAnsi="PT Sans" w:cs="Calibri"/>
-          <w:bCs/>
-          <w:sz w:val="24"/>
-          <w:szCs w:val="24"/>
-          <w:lang w:val="en-US"/>
-        </w:rPr>
-        <w:t>&gt;</w:t>
-      </w:r>
-      <w:r>
-        <w:rPr>
-          <w:rFonts w:ascii="PT Sans" w:hAnsi="PT Sans" w:cs="Calibri"/>
-          <w:bCs/>
-          <w:sz w:val="24"/>
-          <w:szCs w:val="24"/>
-          <w:lang w:val="en-US"/>
-        </w:rPr>
-        <w:br/>
-      </w:r>
-      <w:r>
-        <w:rPr>
-          <w:rFonts w:ascii="PT Sans" w:eastAsia="Georgia" w:hAnsi="PT Sans" w:cs="Calibri"/>
-          <w:bCs/>
-          <w:sz w:val="24"/>
-          <w:szCs w:val="24"/>
-          <w:lang w:val="en-US"/>
-        </w:rPr>
-        <w:t>&lt;</w:t>
-      </w:r>
-      <w:proofErr w:type="spellStart"/>
-      <w:r>
-        <w:rPr>
-          <w:rFonts w:ascii="PT Sans" w:eastAsia="Georgia" w:hAnsi="PT Sans" w:cs="Calibri"/>
-          <w:bCs/>
-          <w:sz w:val="24"/>
-          <w:szCs w:val="24"/>
-          <w:lang w:val="en-US"/>
-        </w:rPr>
-        <w:t>func_call</w:t>
-      </w:r>
-      <w:proofErr w:type="spellEnd"/>
-      <w:r>
-        <w:rPr>
-          <w:rFonts w:ascii="PT Sans" w:eastAsia="Georgia" w:hAnsi="PT Sans" w:cs="Calibri"/>
-          <w:bCs/>
-          <w:sz w:val="24"/>
-          <w:szCs w:val="24"/>
-          <w:lang w:val="en-US"/>
-        </w:rPr>
-        <w:t>&gt; ::= &lt;id&gt; "(" [ &lt;</w:t>
-      </w:r>
-      <w:proofErr w:type="spellStart"/>
-      <w:r>
-        <w:rPr>
-          <w:rFonts w:ascii="PT Sans" w:eastAsia="Georgia" w:hAnsi="PT Sans" w:cs="Calibri"/>
-          <w:bCs/>
-          <w:sz w:val="24"/>
-          <w:szCs w:val="24"/>
-          <w:lang w:val="en-US"/>
-        </w:rPr>
-        <w:t>arg_list</w:t>
-      </w:r>
-      <w:proofErr w:type="spellEnd"/>
-      <w:r>
-        <w:rPr>
-          <w:rFonts w:ascii="PT Sans" w:eastAsia="Georgia" w:hAnsi="PT Sans" w:cs="Calibri"/>
-          <w:bCs/>
-          <w:sz w:val="24"/>
-          <w:szCs w:val="24"/>
-          <w:lang w:val="en-US"/>
-        </w:rPr>
-        <w:t>&gt; ] ")"</w:t>
+        <w:t>&lt;func_call&gt; ::= &lt;id&gt; "(" [ &lt;arg_list&gt; ] ")"</w:t>
       </w:r>
       <w:r>
         <w:rPr>
@@ -2702,9 +2178,17 @@
           <w:szCs w:val="28"/>
           <w:shd w:val="clear" w:color="auto" w:fill="F8F8FA"/>
         </w:rPr>
-        <w:t>-</w:t>
-      </w:r>
-      <w:proofErr w:type="spellStart"/>
+        <w:t>-tokens</w:t>
+      </w:r>
+      <w:r>
+        <w:rPr>
+          <w:rFonts w:ascii="Times New Roman" w:hAnsi="Times New Roman" w:cs="Times New Roman"/>
+          <w:bCs/>
+          <w:sz w:val="28"/>
+          <w:szCs w:val="28"/>
+        </w:rPr>
+        <w:t xml:space="preserve">, </w:t>
+      </w:r>
       <w:r>
         <w:rPr>
           <w:rStyle w:val="VerbatimChar"/>
@@ -2714,9 +2198,8 @@
           <w:szCs w:val="28"/>
           <w:shd w:val="clear" w:color="auto" w:fill="F8F8FA"/>
         </w:rPr>
-        <w:t>tokens</w:t>
-      </w:r>
-      <w:proofErr w:type="spellEnd"/>
+        <w:t>-ast</w:t>
+      </w:r>
       <w:r>
         <w:rPr>
           <w:rFonts w:ascii="Times New Roman" w:hAnsi="Times New Roman" w:cs="Times New Roman"/>
@@ -2735,9 +2218,17 @@
           <w:szCs w:val="28"/>
           <w:shd w:val="clear" w:color="auto" w:fill="F8F8FA"/>
         </w:rPr>
-        <w:t>-</w:t>
-      </w:r>
-      <w:proofErr w:type="spellStart"/>
+        <w:t>-noopt</w:t>
+      </w:r>
+      <w:r>
+        <w:rPr>
+          <w:rFonts w:ascii="Times New Roman" w:hAnsi="Times New Roman" w:cs="Times New Roman"/>
+          <w:bCs/>
+          <w:sz w:val="28"/>
+          <w:szCs w:val="28"/>
+        </w:rPr>
+        <w:t xml:space="preserve">, </w:t>
+      </w:r>
       <w:r>
         <w:rPr>
           <w:rStyle w:val="VerbatimChar"/>
@@ -2747,85 +2238,7 @@
           <w:szCs w:val="28"/>
           <w:shd w:val="clear" w:color="auto" w:fill="F8F8FA"/>
         </w:rPr>
-        <w:t>ast</w:t>
-      </w:r>
-      <w:proofErr w:type="spellEnd"/>
-      <w:r>
-        <w:rPr>
-          <w:rFonts w:ascii="Times New Roman" w:hAnsi="Times New Roman" w:cs="Times New Roman"/>
-          <w:bCs/>
-          <w:sz w:val="28"/>
-          <w:szCs w:val="28"/>
-        </w:rPr>
-        <w:t xml:space="preserve">, </w:t>
-      </w:r>
-      <w:r>
-        <w:rPr>
-          <w:rStyle w:val="VerbatimChar"/>
-          <w:rFonts w:ascii="Times New Roman" w:hAnsi="Times New Roman" w:cs="Times New Roman"/>
-          <w:bCs/>
-          <w:sz w:val="28"/>
-          <w:szCs w:val="28"/>
-          <w:shd w:val="clear" w:color="auto" w:fill="F8F8FA"/>
-        </w:rPr>
-        <w:t>-</w:t>
-      </w:r>
-      <w:proofErr w:type="spellStart"/>
-      <w:r>
-        <w:rPr>
-          <w:rStyle w:val="VerbatimChar"/>
-          <w:rFonts w:ascii="Times New Roman" w:hAnsi="Times New Roman" w:cs="Times New Roman"/>
-          <w:bCs/>
-          <w:sz w:val="28"/>
-          <w:szCs w:val="28"/>
-          <w:shd w:val="clear" w:color="auto" w:fill="F8F8FA"/>
-        </w:rPr>
-        <w:t>noopt</w:t>
-      </w:r>
-      <w:proofErr w:type="spellEnd"/>
-      <w:r>
-        <w:rPr>
-          <w:rFonts w:ascii="Times New Roman" w:hAnsi="Times New Roman" w:cs="Times New Roman"/>
-          <w:bCs/>
-          <w:sz w:val="28"/>
-          <w:szCs w:val="28"/>
-        </w:rPr>
-        <w:t xml:space="preserve">, </w:t>
-      </w:r>
-      <w:r>
-        <w:rPr>
-          <w:rStyle w:val="VerbatimChar"/>
-          <w:rFonts w:ascii="Times New Roman" w:hAnsi="Times New Roman" w:cs="Times New Roman"/>
-          <w:bCs/>
-          <w:sz w:val="28"/>
-          <w:szCs w:val="28"/>
-          <w:shd w:val="clear" w:color="auto" w:fill="F8F8FA"/>
-        </w:rPr>
-        <w:t>-o &lt;</w:t>
-      </w:r>
-      <w:proofErr w:type="spellStart"/>
-      <w:r>
-        <w:rPr>
-          <w:rStyle w:val="VerbatimChar"/>
-          <w:rFonts w:ascii="Times New Roman" w:hAnsi="Times New Roman" w:cs="Times New Roman"/>
-          <w:bCs/>
-          <w:sz w:val="28"/>
-          <w:szCs w:val="28"/>
-          <w:shd w:val="clear" w:color="auto" w:fill="F8F8FA"/>
-        </w:rPr>
-        <w:t>file</w:t>
-      </w:r>
-      <w:proofErr w:type="spellEnd"/>
-      <w:r>
-        <w:rPr>
-          <w:rStyle w:val="VerbatimChar"/>
-          <w:rFonts w:ascii="Times New Roman" w:hAnsi="Times New Roman" w:cs="Times New Roman"/>
-          <w:bCs/>
-          <w:sz w:val="28"/>
-          <w:szCs w:val="28"/>
-          <w:shd w:val="clear" w:color="auto" w:fill="F8F8FA"/>
-        </w:rPr>
-        <w:t>&gt;</w:t>
+        <w:t>-o &lt;file&gt;</w:t>
       </w:r>
     </w:p>
     <w:p>
@@ -2929,97 +2342,17 @@
           <w:szCs w:val="28"/>
         </w:rPr>
         <w:br/>
-        <w:t>\</w:t>
-      </w:r>
-      <w:proofErr w:type="spellStart"/>
-      <w:r>
-        <w:rPr>
-          <w:rFonts w:ascii="Times New Roman" w:hAnsi="Times New Roman" w:cs="Times New Roman"/>
-          <w:bCs/>
-          <w:sz w:val="28"/>
-          <w:szCs w:val="28"/>
-        </w:rPr>
-        <w:t>begin</w:t>
-      </w:r>
-      <w:proofErr w:type="spellEnd"/>
-      <w:r>
-        <w:rPr>
-          <w:rFonts w:ascii="Times New Roman" w:hAnsi="Times New Roman" w:cs="Times New Roman"/>
-          <w:bCs/>
-          <w:sz w:val="28"/>
-          <w:szCs w:val="28"/>
-        </w:rPr>
-        <w:t>{</w:t>
-      </w:r>
-      <w:proofErr w:type="spellStart"/>
-      <w:r>
-        <w:rPr>
-          <w:rFonts w:ascii="Times New Roman" w:hAnsi="Times New Roman" w:cs="Times New Roman"/>
-          <w:bCs/>
-          <w:sz w:val="28"/>
-          <w:szCs w:val="28"/>
-        </w:rPr>
-        <w:t>enumerate</w:t>
-      </w:r>
-      <w:proofErr w:type="spellEnd"/>
-      <w:r>
-        <w:rPr>
-          <w:rFonts w:ascii="Times New Roman" w:hAnsi="Times New Roman" w:cs="Times New Roman"/>
-          <w:bCs/>
-          <w:sz w:val="28"/>
-          <w:szCs w:val="28"/>
-        </w:rPr>
-        <w:t>}</w:t>
-      </w:r>
-      <w:r>
-        <w:rPr>
-          <w:rFonts w:ascii="Times New Roman" w:hAnsi="Times New Roman" w:cs="Times New Roman"/>
-          <w:bCs/>
-          <w:sz w:val="28"/>
-          <w:szCs w:val="28"/>
-        </w:rPr>
-        <w:br/>
-        <w:t>\</w:t>
-      </w:r>
-      <w:proofErr w:type="spellStart"/>
-      <w:r>
-        <w:rPr>
-          <w:rFonts w:ascii="Times New Roman" w:hAnsi="Times New Roman" w:cs="Times New Roman"/>
-          <w:bCs/>
-          <w:sz w:val="28"/>
-          <w:szCs w:val="28"/>
-        </w:rPr>
-        <w:t>end</w:t>
-      </w:r>
-      <w:proofErr w:type="spellEnd"/>
-      <w:r>
-        <w:rPr>
-          <w:rFonts w:ascii="Times New Roman" w:hAnsi="Times New Roman" w:cs="Times New Roman"/>
-          <w:bCs/>
-          <w:sz w:val="28"/>
-          <w:szCs w:val="28"/>
-        </w:rPr>
-        <w:t>{</w:t>
-      </w:r>
-      <w:proofErr w:type="spellStart"/>
-      <w:r>
-        <w:rPr>
-          <w:rFonts w:ascii="Times New Roman" w:hAnsi="Times New Roman" w:cs="Times New Roman"/>
-          <w:bCs/>
-          <w:sz w:val="28"/>
-          <w:szCs w:val="28"/>
-        </w:rPr>
-        <w:t>enumerate</w:t>
-      </w:r>
-      <w:proofErr w:type="spellEnd"/>
-      <w:r>
-        <w:rPr>
-          <w:rFonts w:ascii="Times New Roman" w:hAnsi="Times New Roman" w:cs="Times New Roman"/>
-          <w:bCs/>
-          <w:sz w:val="28"/>
-          <w:szCs w:val="28"/>
-        </w:rPr>
-        <w:t>}</w:t>
+        <w:t>\begin{enumerate}</w:t>
+      </w:r>
+      <w:r>
+        <w:rPr>
+          <w:rFonts w:ascii="Times New Roman" w:hAnsi="Times New Roman" w:cs="Times New Roman"/>
+          <w:bCs/>
+          <w:sz w:val="28"/>
+          <w:szCs w:val="28"/>
+        </w:rPr>
+        <w:br/>
+        <w:t>\end{enumerate}</w:t>
       </w:r>
     </w:p>
     <w:p>
@@ -3063,27 +2396,7 @@
           <w:sz w:val="28"/>
           <w:szCs w:val="28"/>
         </w:rPr>
-        <w:t>2.2.1 Лексический анализатор (</w:t>
-      </w:r>
-      <w:proofErr w:type="spellStart"/>
-      <w:r>
-        <w:rPr>
-          <w:rFonts w:ascii="Times New Roman" w:eastAsia="Georgia" w:hAnsi="Times New Roman" w:cs="Times New Roman"/>
-          <w:bCs/>
-          <w:sz w:val="28"/>
-          <w:szCs w:val="28"/>
-        </w:rPr>
-        <w:t>Lexer</w:t>
-      </w:r>
-      <w:proofErr w:type="spellEnd"/>
-      <w:r>
-        <w:rPr>
-          <w:rFonts w:ascii="Times New Roman" w:eastAsia="Georgia" w:hAnsi="Times New Roman" w:cs="Times New Roman"/>
-          <w:bCs/>
-          <w:sz w:val="28"/>
-          <w:szCs w:val="28"/>
-        </w:rPr>
-        <w:t>)</w:t>
+        <w:t>2.2.1 Лексический анализатор (Lexer)</w:t>
       </w:r>
       <w:bookmarkEnd w:id="7"/>
     </w:p>
@@ -3164,8 +2477,6 @@
         </w:rPr>
         <w:t>Хеширование ключевых слов (</w:t>
       </w:r>
-      <w:proofErr w:type="spellStart"/>
-      <w:proofErr w:type="gramStart"/>
       <w:r>
         <w:rPr>
           <w:rStyle w:val="VerbatimChar"/>
@@ -3175,34 +2486,8 @@
           <w:szCs w:val="28"/>
           <w:shd w:val="clear" w:color="auto" w:fill="F8F8FA"/>
         </w:rPr>
-        <w:t>std</w:t>
-      </w:r>
-      <w:proofErr w:type="spellEnd"/>
-      <w:r>
-        <w:rPr>
-          <w:rStyle w:val="VerbatimChar"/>
-          <w:rFonts w:ascii="Times New Roman" w:hAnsi="Times New Roman" w:cs="Times New Roman"/>
-          <w:bCs/>
-          <w:sz w:val="28"/>
-          <w:szCs w:val="28"/>
-          <w:shd w:val="clear" w:color="auto" w:fill="F8F8FA"/>
-        </w:rPr>
-        <w:t>::</w:t>
-      </w:r>
-      <w:proofErr w:type="spellStart"/>
-      <w:proofErr w:type="gramEnd"/>
-      <w:r>
-        <w:rPr>
-          <w:rStyle w:val="VerbatimChar"/>
-          <w:rFonts w:ascii="Times New Roman" w:hAnsi="Times New Roman" w:cs="Times New Roman"/>
-          <w:bCs/>
-          <w:sz w:val="28"/>
-          <w:szCs w:val="28"/>
-          <w:shd w:val="clear" w:color="auto" w:fill="F8F8FA"/>
-        </w:rPr>
-        <w:t>unordered_set</w:t>
-      </w:r>
-      <w:proofErr w:type="spellEnd"/>
+        <w:t>std::unordered_set</w:t>
+      </w:r>
       <w:r>
         <w:rPr>
           <w:rFonts w:ascii="Times New Roman" w:eastAsia="Georgia" w:hAnsi="Times New Roman" w:cs="Times New Roman"/>
@@ -3243,38 +2528,7 @@
           <w:sz w:val="28"/>
           <w:szCs w:val="28"/>
         </w:rPr>
-        <w:t xml:space="preserve"> в отсортированном векторе — </w:t>
-      </w:r>
-      <w:proofErr w:type="gramStart"/>
-      <w:r>
-        <w:rPr>
-          <w:rFonts w:ascii="Times New Roman" w:eastAsia="Georgia" w:hAnsi="Times New Roman" w:cs="Times New Roman"/>
-          <w:bCs/>
-          <w:sz w:val="28"/>
-          <w:szCs w:val="28"/>
-        </w:rPr>
-        <w:t>O(</w:t>
-      </w:r>
-      <w:proofErr w:type="spellStart"/>
-      <w:proofErr w:type="gramEnd"/>
-      <w:r>
-        <w:rPr>
-          <w:rFonts w:ascii="Times New Roman" w:eastAsia="Georgia" w:hAnsi="Times New Roman" w:cs="Times New Roman"/>
-          <w:bCs/>
-          <w:sz w:val="28"/>
-          <w:szCs w:val="28"/>
-        </w:rPr>
-        <w:t>log</w:t>
-      </w:r>
-      <w:proofErr w:type="spellEnd"/>
-      <w:r>
-        <w:rPr>
-          <w:rFonts w:ascii="Times New Roman" w:eastAsia="Georgia" w:hAnsi="Times New Roman" w:cs="Times New Roman"/>
-          <w:bCs/>
-          <w:sz w:val="28"/>
-          <w:szCs w:val="28"/>
-        </w:rPr>
-        <w:t xml:space="preserve"> n)</w:t>
+        <w:t xml:space="preserve"> в отсортированном векторе — O(log n)</w:t>
       </w:r>
     </w:p>
     <w:p>
@@ -3369,8 +2623,6 @@
           <w:szCs w:val="28"/>
         </w:rPr>
       </w:pPr>
-      <w:proofErr w:type="spellStart"/>
-      <w:proofErr w:type="gramStart"/>
       <w:r>
         <w:rPr>
           <w:rStyle w:val="VerbatimChar"/>
@@ -3380,31 +2632,7 @@
           <w:szCs w:val="28"/>
           <w:shd w:val="clear" w:color="auto" w:fill="F8F8FA"/>
         </w:rPr>
-        <w:t>tokenize</w:t>
-      </w:r>
-      <w:proofErr w:type="spellEnd"/>
-      <w:r>
-        <w:rPr>
-          <w:rStyle w:val="VerbatimChar"/>
-          <w:rFonts w:ascii="Times New Roman" w:hAnsi="Times New Roman" w:cs="Times New Roman"/>
-          <w:bCs/>
-          <w:sz w:val="28"/>
-          <w:szCs w:val="28"/>
-          <w:shd w:val="clear" w:color="auto" w:fill="F8F8FA"/>
-        </w:rPr>
-        <w:t>(</w:t>
-      </w:r>
-      <w:proofErr w:type="gramEnd"/>
-      <w:r>
-        <w:rPr>
-          <w:rStyle w:val="VerbatimChar"/>
-          <w:rFonts w:ascii="Times New Roman" w:hAnsi="Times New Roman" w:cs="Times New Roman"/>
-          <w:bCs/>
-          <w:sz w:val="28"/>
-          <w:szCs w:val="28"/>
-          <w:shd w:val="clear" w:color="auto" w:fill="F8F8FA"/>
-        </w:rPr>
-        <w:t>)</w:t>
+        <w:t>tokenize()</w:t>
       </w:r>
       <w:r>
         <w:rPr>
@@ -3432,8 +2660,6 @@
           <w:szCs w:val="28"/>
         </w:rPr>
       </w:pPr>
-      <w:proofErr w:type="spellStart"/>
-      <w:proofErr w:type="gramStart"/>
       <w:r>
         <w:rPr>
           <w:rStyle w:val="VerbatimChar"/>
@@ -3443,31 +2669,7 @@
           <w:szCs w:val="28"/>
           <w:shd w:val="clear" w:color="auto" w:fill="F8F8FA"/>
         </w:rPr>
-        <w:t>isKeyword</w:t>
-      </w:r>
-      <w:proofErr w:type="spellEnd"/>
-      <w:r>
-        <w:rPr>
-          <w:rStyle w:val="VerbatimChar"/>
-          <w:rFonts w:ascii="Times New Roman" w:hAnsi="Times New Roman" w:cs="Times New Roman"/>
-          <w:bCs/>
-          <w:sz w:val="28"/>
-          <w:szCs w:val="28"/>
-          <w:shd w:val="clear" w:color="auto" w:fill="F8F8FA"/>
-        </w:rPr>
-        <w:t>(</w:t>
-      </w:r>
-      <w:proofErr w:type="gramEnd"/>
-      <w:r>
-        <w:rPr>
-          <w:rStyle w:val="VerbatimChar"/>
-          <w:rFonts w:ascii="Times New Roman" w:hAnsi="Times New Roman" w:cs="Times New Roman"/>
-          <w:bCs/>
-          <w:sz w:val="28"/>
-          <w:szCs w:val="28"/>
-          <w:shd w:val="clear" w:color="auto" w:fill="F8F8FA"/>
-        </w:rPr>
-        <w:t>)</w:t>
+        <w:t>isKeyword()</w:t>
       </w:r>
       <w:r>
         <w:rPr>
@@ -3495,8 +2697,6 @@
           <w:szCs w:val="28"/>
         </w:rPr>
       </w:pPr>
-      <w:proofErr w:type="spellStart"/>
-      <w:proofErr w:type="gramStart"/>
       <w:r>
         <w:rPr>
           <w:rStyle w:val="VerbatimChar"/>
@@ -3506,31 +2706,7 @@
           <w:szCs w:val="28"/>
           <w:shd w:val="clear" w:color="auto" w:fill="F8F8FA"/>
         </w:rPr>
-        <w:t>isOperator</w:t>
-      </w:r>
-      <w:proofErr w:type="spellEnd"/>
-      <w:r>
-        <w:rPr>
-          <w:rStyle w:val="VerbatimChar"/>
-          <w:rFonts w:ascii="Times New Roman" w:hAnsi="Times New Roman" w:cs="Times New Roman"/>
-          <w:bCs/>
-          <w:sz w:val="28"/>
-          <w:szCs w:val="28"/>
-          <w:shd w:val="clear" w:color="auto" w:fill="F8F8FA"/>
-        </w:rPr>
-        <w:t>(</w:t>
-      </w:r>
-      <w:proofErr w:type="gramEnd"/>
-      <w:r>
-        <w:rPr>
-          <w:rStyle w:val="VerbatimChar"/>
-          <w:rFonts w:ascii="Times New Roman" w:hAnsi="Times New Roman" w:cs="Times New Roman"/>
-          <w:bCs/>
-          <w:sz w:val="28"/>
-          <w:szCs w:val="28"/>
-          <w:shd w:val="clear" w:color="auto" w:fill="F8F8FA"/>
-        </w:rPr>
-        <w:t>)</w:t>
+        <w:t>isOperator()</w:t>
       </w:r>
       <w:r>
         <w:rPr>
@@ -3560,27 +2736,7 @@
           <w:sz w:val="28"/>
           <w:szCs w:val="28"/>
         </w:rPr>
-        <w:t>2.2.2 Синтаксический анализатор (</w:t>
-      </w:r>
-      <w:proofErr w:type="spellStart"/>
-      <w:r>
-        <w:rPr>
-          <w:rFonts w:ascii="Times New Roman" w:eastAsia="Georgia" w:hAnsi="Times New Roman" w:cs="Times New Roman"/>
-          <w:bCs/>
-          <w:sz w:val="28"/>
-          <w:szCs w:val="28"/>
-        </w:rPr>
-        <w:t>Parser</w:t>
-      </w:r>
-      <w:proofErr w:type="spellEnd"/>
-      <w:r>
-        <w:rPr>
-          <w:rFonts w:ascii="Times New Roman" w:eastAsia="Georgia" w:hAnsi="Times New Roman" w:cs="Times New Roman"/>
-          <w:bCs/>
-          <w:sz w:val="28"/>
-          <w:szCs w:val="28"/>
-        </w:rPr>
-        <w:t>)</w:t>
+        <w:t>2.2.2 Синтаксический анализатор (Parser)</w:t>
       </w:r>
       <w:bookmarkEnd w:id="8"/>
     </w:p>
@@ -3610,27 +2766,7 @@
           <w:sz w:val="28"/>
           <w:szCs w:val="28"/>
         </w:rPr>
-        <w:t>рекурсивного спуска (</w:t>
-      </w:r>
-      <w:proofErr w:type="gramStart"/>
-      <w:r>
-        <w:rPr>
-          <w:rFonts w:ascii="Times New Roman" w:hAnsi="Times New Roman" w:cs="Times New Roman"/>
-          <w:bCs/>
-          <w:sz w:val="28"/>
-          <w:szCs w:val="28"/>
-        </w:rPr>
-        <w:t>LL(</w:t>
-      </w:r>
-      <w:proofErr w:type="gramEnd"/>
-      <w:r>
-        <w:rPr>
-          <w:rFonts w:ascii="Times New Roman" w:hAnsi="Times New Roman" w:cs="Times New Roman"/>
-          <w:bCs/>
-          <w:sz w:val="28"/>
-          <w:szCs w:val="28"/>
-        </w:rPr>
-        <w:t>1))</w:t>
+        <w:t>рекурсивного спуска (LL(1))</w:t>
       </w:r>
       <w:r>
         <w:rPr>
@@ -3678,8 +2814,6 @@
           <w:szCs w:val="28"/>
         </w:rPr>
       </w:pPr>
-      <w:proofErr w:type="spellStart"/>
-      <w:proofErr w:type="gramStart"/>
       <w:r>
         <w:rPr>
           <w:rStyle w:val="VerbatimChar"/>
@@ -3689,31 +2823,7 @@
           <w:szCs w:val="28"/>
           <w:shd w:val="clear" w:color="auto" w:fill="F8F8FA"/>
         </w:rPr>
-        <w:t>parse</w:t>
-      </w:r>
-      <w:proofErr w:type="spellEnd"/>
-      <w:r>
-        <w:rPr>
-          <w:rStyle w:val="VerbatimChar"/>
-          <w:rFonts w:ascii="Times New Roman" w:hAnsi="Times New Roman" w:cs="Times New Roman"/>
-          <w:bCs/>
-          <w:sz w:val="28"/>
-          <w:szCs w:val="28"/>
-          <w:shd w:val="clear" w:color="auto" w:fill="F8F8FA"/>
-        </w:rPr>
-        <w:t>(</w:t>
-      </w:r>
-      <w:proofErr w:type="gramEnd"/>
-      <w:r>
-        <w:rPr>
-          <w:rStyle w:val="VerbatimChar"/>
-          <w:rFonts w:ascii="Times New Roman" w:hAnsi="Times New Roman" w:cs="Times New Roman"/>
-          <w:bCs/>
-          <w:sz w:val="28"/>
-          <w:szCs w:val="28"/>
-          <w:shd w:val="clear" w:color="auto" w:fill="F8F8FA"/>
-        </w:rPr>
-        <w:t>)</w:t>
+        <w:t>parse()</w:t>
       </w:r>
       <w:r>
         <w:rPr>
@@ -3741,8 +2851,6 @@
           <w:szCs w:val="28"/>
         </w:rPr>
       </w:pPr>
-      <w:proofErr w:type="spellStart"/>
-      <w:proofErr w:type="gramStart"/>
       <w:r>
         <w:rPr>
           <w:rStyle w:val="VerbatimChar"/>
@@ -3752,31 +2860,7 @@
           <w:szCs w:val="28"/>
           <w:shd w:val="clear" w:color="auto" w:fill="F8F8FA"/>
         </w:rPr>
-        <w:t>parseStatement</w:t>
-      </w:r>
-      <w:proofErr w:type="spellEnd"/>
-      <w:r>
-        <w:rPr>
-          <w:rStyle w:val="VerbatimChar"/>
-          <w:rFonts w:ascii="Times New Roman" w:hAnsi="Times New Roman" w:cs="Times New Roman"/>
-          <w:bCs/>
-          <w:sz w:val="28"/>
-          <w:szCs w:val="28"/>
-          <w:shd w:val="clear" w:color="auto" w:fill="F8F8FA"/>
-        </w:rPr>
-        <w:t>(</w:t>
-      </w:r>
-      <w:proofErr w:type="gramEnd"/>
-      <w:r>
-        <w:rPr>
-          <w:rStyle w:val="VerbatimChar"/>
-          <w:rFonts w:ascii="Times New Roman" w:hAnsi="Times New Roman" w:cs="Times New Roman"/>
-          <w:bCs/>
-          <w:sz w:val="28"/>
-          <w:szCs w:val="28"/>
-          <w:shd w:val="clear" w:color="auto" w:fill="F8F8FA"/>
-        </w:rPr>
-        <w:t>)</w:t>
+        <w:t>parseStatement()</w:t>
       </w:r>
       <w:r>
         <w:rPr>
@@ -3804,8 +2888,6 @@
           <w:szCs w:val="28"/>
         </w:rPr>
       </w:pPr>
-      <w:proofErr w:type="spellStart"/>
-      <w:proofErr w:type="gramStart"/>
       <w:r>
         <w:rPr>
           <w:rStyle w:val="VerbatimChar"/>
@@ -3815,31 +2897,7 @@
           <w:szCs w:val="28"/>
           <w:shd w:val="clear" w:color="auto" w:fill="F8F8FA"/>
         </w:rPr>
-        <w:t>parseExpression</w:t>
-      </w:r>
-      <w:proofErr w:type="spellEnd"/>
-      <w:r>
-        <w:rPr>
-          <w:rStyle w:val="VerbatimChar"/>
-          <w:rFonts w:ascii="Times New Roman" w:hAnsi="Times New Roman" w:cs="Times New Roman"/>
-          <w:bCs/>
-          <w:sz w:val="28"/>
-          <w:szCs w:val="28"/>
-          <w:shd w:val="clear" w:color="auto" w:fill="F8F8FA"/>
-        </w:rPr>
-        <w:t>(</w:t>
-      </w:r>
-      <w:proofErr w:type="gramEnd"/>
-      <w:r>
-        <w:rPr>
-          <w:rStyle w:val="VerbatimChar"/>
-          <w:rFonts w:ascii="Times New Roman" w:hAnsi="Times New Roman" w:cs="Times New Roman"/>
-          <w:bCs/>
-          <w:sz w:val="28"/>
-          <w:szCs w:val="28"/>
-          <w:shd w:val="clear" w:color="auto" w:fill="F8F8FA"/>
-        </w:rPr>
-        <w:t>)</w:t>
+        <w:t>parseExpression()</w:t>
       </w:r>
       <w:r>
         <w:rPr>
@@ -3867,8 +2925,6 @@
           <w:szCs w:val="28"/>
         </w:rPr>
       </w:pPr>
-      <w:proofErr w:type="spellStart"/>
-      <w:proofErr w:type="gramStart"/>
       <w:r>
         <w:rPr>
           <w:rStyle w:val="VerbatimChar"/>
@@ -3878,31 +2934,7 @@
           <w:szCs w:val="28"/>
           <w:shd w:val="clear" w:color="auto" w:fill="F8F8FA"/>
         </w:rPr>
-        <w:t>match</w:t>
-      </w:r>
-      <w:proofErr w:type="spellEnd"/>
-      <w:r>
-        <w:rPr>
-          <w:rStyle w:val="VerbatimChar"/>
-          <w:rFonts w:ascii="Times New Roman" w:hAnsi="Times New Roman" w:cs="Times New Roman"/>
-          <w:bCs/>
-          <w:sz w:val="28"/>
-          <w:szCs w:val="28"/>
-          <w:shd w:val="clear" w:color="auto" w:fill="F8F8FA"/>
-        </w:rPr>
-        <w:t>(</w:t>
-      </w:r>
-      <w:proofErr w:type="gramEnd"/>
-      <w:r>
-        <w:rPr>
-          <w:rStyle w:val="VerbatimChar"/>
-          <w:rFonts w:ascii="Times New Roman" w:hAnsi="Times New Roman" w:cs="Times New Roman"/>
-          <w:bCs/>
-          <w:sz w:val="28"/>
-          <w:szCs w:val="28"/>
-          <w:shd w:val="clear" w:color="auto" w:fill="F8F8FA"/>
-        </w:rPr>
-        <w:t>)</w:t>
+        <w:t>match()</w:t>
       </w:r>
       <w:r>
         <w:rPr>
@@ -3930,8 +2962,6 @@
           <w:szCs w:val="28"/>
         </w:rPr>
       </w:pPr>
-      <w:proofErr w:type="spellStart"/>
-      <w:proofErr w:type="gramStart"/>
       <w:r>
         <w:rPr>
           <w:rStyle w:val="VerbatimChar"/>
@@ -3941,31 +2971,7 @@
           <w:szCs w:val="28"/>
           <w:shd w:val="clear" w:color="auto" w:fill="F8F8FA"/>
         </w:rPr>
-        <w:t>advance</w:t>
-      </w:r>
-      <w:proofErr w:type="spellEnd"/>
-      <w:r>
-        <w:rPr>
-          <w:rStyle w:val="VerbatimChar"/>
-          <w:rFonts w:ascii="Times New Roman" w:hAnsi="Times New Roman" w:cs="Times New Roman"/>
-          <w:bCs/>
-          <w:sz w:val="28"/>
-          <w:szCs w:val="28"/>
-          <w:shd w:val="clear" w:color="auto" w:fill="F8F8FA"/>
-        </w:rPr>
-        <w:t>(</w:t>
-      </w:r>
-      <w:proofErr w:type="gramEnd"/>
-      <w:r>
-        <w:rPr>
-          <w:rStyle w:val="VerbatimChar"/>
-          <w:rFonts w:ascii="Times New Roman" w:hAnsi="Times New Roman" w:cs="Times New Roman"/>
-          <w:bCs/>
-          <w:sz w:val="28"/>
-          <w:szCs w:val="28"/>
-          <w:shd w:val="clear" w:color="auto" w:fill="F8F8FA"/>
-        </w:rPr>
-        <w:t>)</w:t>
+        <w:t>advance()</w:t>
       </w:r>
       <w:r>
         <w:rPr>
@@ -4008,472 +3014,96 @@
           <w:szCs w:val="24"/>
         </w:rPr>
       </w:pPr>
-      <w:proofErr w:type="spellStart"/>
-      <w:r>
-        <w:rPr>
-          <w:rFonts w:ascii="Times New Roman" w:hAnsi="Times New Roman" w:cs="Times New Roman"/>
-          <w:bCs/>
-          <w:sz w:val="24"/>
-          <w:szCs w:val="24"/>
-        </w:rPr>
-        <w:t>struct</w:t>
-      </w:r>
-      <w:proofErr w:type="spellEnd"/>
-      <w:r>
-        <w:rPr>
-          <w:rFonts w:ascii="Times New Roman" w:hAnsi="Times New Roman" w:cs="Times New Roman"/>
-          <w:bCs/>
-          <w:sz w:val="24"/>
-          <w:szCs w:val="24"/>
-        </w:rPr>
-        <w:t xml:space="preserve"> </w:t>
-      </w:r>
-      <w:proofErr w:type="spellStart"/>
-      <w:r>
-        <w:rPr>
-          <w:rFonts w:ascii="Times New Roman" w:hAnsi="Times New Roman" w:cs="Times New Roman"/>
-          <w:bCs/>
-          <w:sz w:val="24"/>
-          <w:szCs w:val="24"/>
-        </w:rPr>
-        <w:t>ASTNode</w:t>
-      </w:r>
-      <w:proofErr w:type="spellEnd"/>
-      <w:r>
-        <w:rPr>
-          <w:rFonts w:ascii="Times New Roman" w:hAnsi="Times New Roman" w:cs="Times New Roman"/>
-          <w:bCs/>
-          <w:sz w:val="24"/>
-          <w:szCs w:val="24"/>
-        </w:rPr>
-        <w:t xml:space="preserve"> {</w:t>
-      </w:r>
-      <w:r>
-        <w:rPr>
-          <w:rFonts w:ascii="Times New Roman" w:hAnsi="Times New Roman" w:cs="Times New Roman"/>
-          <w:bCs/>
-          <w:sz w:val="24"/>
-          <w:szCs w:val="24"/>
-        </w:rPr>
-        <w:br/>
-      </w:r>
-      <w:proofErr w:type="spellStart"/>
-      <w:proofErr w:type="gramStart"/>
-      <w:r>
-        <w:rPr>
-          <w:rFonts w:ascii="Times New Roman" w:eastAsia="Georgia" w:hAnsi="Times New Roman" w:cs="Times New Roman"/>
-          <w:bCs/>
-          <w:sz w:val="24"/>
-          <w:szCs w:val="24"/>
-        </w:rPr>
-        <w:t>std</w:t>
-      </w:r>
-      <w:proofErr w:type="spellEnd"/>
-      <w:r>
-        <w:rPr>
-          <w:rFonts w:ascii="Times New Roman" w:eastAsia="Georgia" w:hAnsi="Times New Roman" w:cs="Times New Roman"/>
-          <w:bCs/>
-          <w:sz w:val="24"/>
-          <w:szCs w:val="24"/>
-        </w:rPr>
-        <w:t>::</w:t>
-      </w:r>
-      <w:proofErr w:type="spellStart"/>
-      <w:proofErr w:type="gramEnd"/>
-      <w:r>
-        <w:rPr>
-          <w:rFonts w:ascii="Times New Roman" w:eastAsia="Georgia" w:hAnsi="Times New Roman" w:cs="Times New Roman"/>
-          <w:bCs/>
-          <w:sz w:val="24"/>
-          <w:szCs w:val="24"/>
-        </w:rPr>
-        <w:t>string</w:t>
-      </w:r>
-      <w:proofErr w:type="spellEnd"/>
-      <w:r>
-        <w:rPr>
-          <w:rFonts w:ascii="Times New Roman" w:eastAsia="Georgia" w:hAnsi="Times New Roman" w:cs="Times New Roman"/>
-          <w:bCs/>
-          <w:sz w:val="24"/>
-          <w:szCs w:val="24"/>
-        </w:rPr>
-        <w:t xml:space="preserve"> </w:t>
-      </w:r>
-      <w:proofErr w:type="spellStart"/>
-      <w:r>
-        <w:rPr>
-          <w:rFonts w:ascii="Times New Roman" w:eastAsia="Georgia" w:hAnsi="Times New Roman" w:cs="Times New Roman"/>
-          <w:bCs/>
-          <w:sz w:val="24"/>
-          <w:szCs w:val="24"/>
-        </w:rPr>
-        <w:t>type</w:t>
-      </w:r>
-      <w:proofErr w:type="spellEnd"/>
-      <w:r>
-        <w:rPr>
-          <w:rFonts w:ascii="Times New Roman" w:eastAsia="Georgia" w:hAnsi="Times New Roman" w:cs="Times New Roman"/>
-          <w:bCs/>
-          <w:sz w:val="24"/>
-          <w:szCs w:val="24"/>
-        </w:rPr>
-        <w:t>; // Тип узла (</w:t>
-      </w:r>
-      <w:proofErr w:type="spellStart"/>
-      <w:r>
-        <w:rPr>
-          <w:rFonts w:ascii="Times New Roman" w:eastAsia="Georgia" w:hAnsi="Times New Roman" w:cs="Times New Roman"/>
-          <w:bCs/>
-          <w:sz w:val="24"/>
-          <w:szCs w:val="24"/>
-        </w:rPr>
-        <w:t>statement</w:t>
-      </w:r>
-      <w:proofErr w:type="spellEnd"/>
-      <w:r>
-        <w:rPr>
-          <w:rFonts w:ascii="Times New Roman" w:eastAsia="Georgia" w:hAnsi="Times New Roman" w:cs="Times New Roman"/>
-          <w:bCs/>
-          <w:sz w:val="24"/>
-          <w:szCs w:val="24"/>
-        </w:rPr>
-        <w:t xml:space="preserve">, </w:t>
-      </w:r>
-      <w:proofErr w:type="spellStart"/>
-      <w:r>
-        <w:rPr>
-          <w:rFonts w:ascii="Times New Roman" w:eastAsia="Georgia" w:hAnsi="Times New Roman" w:cs="Times New Roman"/>
-          <w:bCs/>
-          <w:sz w:val="24"/>
-          <w:szCs w:val="24"/>
-        </w:rPr>
-        <w:t>expr</w:t>
-      </w:r>
-      <w:proofErr w:type="spellEnd"/>
-      <w:r>
-        <w:rPr>
-          <w:rFonts w:ascii="Times New Roman" w:eastAsia="Georgia" w:hAnsi="Times New Roman" w:cs="Times New Roman"/>
-          <w:bCs/>
-          <w:sz w:val="24"/>
-          <w:szCs w:val="24"/>
-        </w:rPr>
-        <w:t xml:space="preserve">, </w:t>
-      </w:r>
-      <w:proofErr w:type="spellStart"/>
-      <w:r>
-        <w:rPr>
-          <w:rFonts w:ascii="Times New Roman" w:eastAsia="Georgia" w:hAnsi="Times New Roman" w:cs="Times New Roman"/>
-          <w:bCs/>
-          <w:sz w:val="24"/>
-          <w:szCs w:val="24"/>
-        </w:rPr>
-        <w:t>etc</w:t>
-      </w:r>
-      <w:proofErr w:type="spellEnd"/>
-      <w:r>
-        <w:rPr>
-          <w:rFonts w:ascii="Times New Roman" w:eastAsia="Georgia" w:hAnsi="Times New Roman" w:cs="Times New Roman"/>
-          <w:bCs/>
-          <w:sz w:val="24"/>
-          <w:szCs w:val="24"/>
-        </w:rPr>
-        <w:t>)</w:t>
-      </w:r>
-      <w:r>
-        <w:rPr>
-          <w:rFonts w:ascii="Times New Roman" w:hAnsi="Times New Roman" w:cs="Times New Roman"/>
-          <w:bCs/>
-          <w:sz w:val="24"/>
-          <w:szCs w:val="24"/>
-        </w:rPr>
-        <w:br/>
-      </w:r>
-      <w:proofErr w:type="spellStart"/>
-      <w:r>
-        <w:rPr>
-          <w:rFonts w:ascii="Times New Roman" w:eastAsia="Georgia" w:hAnsi="Times New Roman" w:cs="Times New Roman"/>
-          <w:bCs/>
-          <w:sz w:val="24"/>
-          <w:szCs w:val="24"/>
-        </w:rPr>
-        <w:t>std</w:t>
-      </w:r>
-      <w:proofErr w:type="spellEnd"/>
-      <w:r>
-        <w:rPr>
-          <w:rFonts w:ascii="Times New Roman" w:eastAsia="Georgia" w:hAnsi="Times New Roman" w:cs="Times New Roman"/>
-          <w:bCs/>
-          <w:sz w:val="24"/>
-          <w:szCs w:val="24"/>
-        </w:rPr>
-        <w:t>::</w:t>
-      </w:r>
-      <w:proofErr w:type="spellStart"/>
-      <w:r>
-        <w:rPr>
-          <w:rFonts w:ascii="Times New Roman" w:eastAsia="Georgia" w:hAnsi="Times New Roman" w:cs="Times New Roman"/>
-          <w:bCs/>
-          <w:sz w:val="24"/>
-          <w:szCs w:val="24"/>
-        </w:rPr>
-        <w:t>string</w:t>
-      </w:r>
-      <w:proofErr w:type="spellEnd"/>
-      <w:r>
-        <w:rPr>
-          <w:rFonts w:ascii="Times New Roman" w:eastAsia="Georgia" w:hAnsi="Times New Roman" w:cs="Times New Roman"/>
-          <w:bCs/>
-          <w:sz w:val="24"/>
-          <w:szCs w:val="24"/>
-        </w:rPr>
-        <w:t xml:space="preserve"> </w:t>
-      </w:r>
-      <w:proofErr w:type="spellStart"/>
-      <w:r>
-        <w:rPr>
-          <w:rFonts w:ascii="Times New Roman" w:eastAsia="Georgia" w:hAnsi="Times New Roman" w:cs="Times New Roman"/>
-          <w:bCs/>
-          <w:sz w:val="24"/>
-          <w:szCs w:val="24"/>
-        </w:rPr>
-        <w:t>value</w:t>
-      </w:r>
-      <w:proofErr w:type="spellEnd"/>
-      <w:r>
-        <w:rPr>
-          <w:rFonts w:ascii="Times New Roman" w:eastAsia="Georgia" w:hAnsi="Times New Roman" w:cs="Times New Roman"/>
-          <w:bCs/>
-          <w:sz w:val="24"/>
-          <w:szCs w:val="24"/>
-        </w:rPr>
-        <w:t>; // Значение (число, переменная, оператор)</w:t>
-      </w:r>
-      <w:r>
-        <w:rPr>
-          <w:rFonts w:ascii="Times New Roman" w:hAnsi="Times New Roman" w:cs="Times New Roman"/>
-          <w:bCs/>
-          <w:sz w:val="24"/>
-          <w:szCs w:val="24"/>
-        </w:rPr>
-        <w:br/>
-      </w:r>
-      <w:proofErr w:type="spellStart"/>
-      <w:r>
-        <w:rPr>
-          <w:rFonts w:ascii="Times New Roman" w:hAnsi="Times New Roman" w:cs="Times New Roman"/>
-          <w:bCs/>
-          <w:sz w:val="24"/>
-          <w:szCs w:val="24"/>
-        </w:rPr>
-        <w:t>std</w:t>
-      </w:r>
-      <w:proofErr w:type="spellEnd"/>
-      <w:r>
-        <w:rPr>
-          <w:rFonts w:ascii="Times New Roman" w:hAnsi="Times New Roman" w:cs="Times New Roman"/>
-          <w:bCs/>
-          <w:sz w:val="24"/>
-          <w:szCs w:val="24"/>
-        </w:rPr>
-        <w:t>::</w:t>
-      </w:r>
-      <w:proofErr w:type="spellStart"/>
-      <w:r>
-        <w:rPr>
-          <w:rFonts w:ascii="Times New Roman" w:hAnsi="Times New Roman" w:cs="Times New Roman"/>
-          <w:bCs/>
-          <w:sz w:val="24"/>
-          <w:szCs w:val="24"/>
-        </w:rPr>
-        <w:t>vector</w:t>
-      </w:r>
-      <w:proofErr w:type="spellEnd"/>
-      <w:r>
-        <w:rPr>
-          <w:rFonts w:ascii="Times New Roman" w:hAnsi="Times New Roman" w:cs="Times New Roman"/>
-          <w:bCs/>
-          <w:sz w:val="24"/>
-          <w:szCs w:val="24"/>
-        </w:rPr>
-        <w:t>&lt;</w:t>
-      </w:r>
-      <w:proofErr w:type="spellStart"/>
-      <w:r>
-        <w:rPr>
-          <w:rFonts w:ascii="Times New Roman" w:hAnsi="Times New Roman" w:cs="Times New Roman"/>
-          <w:bCs/>
-          <w:sz w:val="24"/>
-          <w:szCs w:val="24"/>
-        </w:rPr>
-        <w:t>ASTNode</w:t>
-      </w:r>
-      <w:proofErr w:type="spellEnd"/>
-      <w:r>
-        <w:rPr>
-          <w:rFonts w:ascii="Times New Roman" w:hAnsi="Times New Roman" w:cs="Times New Roman"/>
-          <w:bCs/>
-          <w:sz w:val="24"/>
-          <w:szCs w:val="24"/>
-        </w:rPr>
-        <w:t xml:space="preserve">*&gt; </w:t>
-      </w:r>
-      <w:proofErr w:type="spellStart"/>
-      <w:r>
-        <w:rPr>
-          <w:rFonts w:ascii="Times New Roman" w:hAnsi="Times New Roman" w:cs="Times New Roman"/>
-          <w:bCs/>
-          <w:sz w:val="24"/>
-          <w:szCs w:val="24"/>
-        </w:rPr>
-        <w:t>children</w:t>
-      </w:r>
-      <w:proofErr w:type="spellEnd"/>
-      <w:r>
-        <w:rPr>
-          <w:rFonts w:ascii="Times New Roman" w:hAnsi="Times New Roman" w:cs="Times New Roman"/>
-          <w:bCs/>
-          <w:sz w:val="24"/>
-          <w:szCs w:val="24"/>
-        </w:rPr>
-        <w:t>;</w:t>
-      </w:r>
-      <w:r>
-        <w:rPr>
-          <w:rFonts w:ascii="Times New Roman" w:hAnsi="Times New Roman" w:cs="Times New Roman"/>
-          <w:bCs/>
-          <w:sz w:val="24"/>
-          <w:szCs w:val="24"/>
-        </w:rPr>
-        <w:br/>
-      </w:r>
-      <w:proofErr w:type="spellStart"/>
-      <w:r>
-        <w:rPr>
-          <w:rFonts w:ascii="Times New Roman" w:eastAsia="Georgia" w:hAnsi="Times New Roman" w:cs="Times New Roman"/>
-          <w:bCs/>
-          <w:sz w:val="24"/>
-          <w:szCs w:val="24"/>
-        </w:rPr>
-        <w:t>int</w:t>
-      </w:r>
-      <w:proofErr w:type="spellEnd"/>
-      <w:r>
-        <w:rPr>
-          <w:rFonts w:ascii="Times New Roman" w:eastAsia="Georgia" w:hAnsi="Times New Roman" w:cs="Times New Roman"/>
-          <w:bCs/>
-          <w:sz w:val="24"/>
-          <w:szCs w:val="24"/>
-        </w:rPr>
-        <w:t xml:space="preserve"> </w:t>
-      </w:r>
-      <w:proofErr w:type="spellStart"/>
-      <w:r>
-        <w:rPr>
-          <w:rFonts w:ascii="Times New Roman" w:eastAsia="Georgia" w:hAnsi="Times New Roman" w:cs="Times New Roman"/>
-          <w:bCs/>
-          <w:sz w:val="24"/>
-          <w:szCs w:val="24"/>
-        </w:rPr>
-        <w:t>line</w:t>
-      </w:r>
-      <w:proofErr w:type="spellEnd"/>
-      <w:r>
-        <w:rPr>
-          <w:rFonts w:ascii="Times New Roman" w:eastAsia="Georgia" w:hAnsi="Times New Roman" w:cs="Times New Roman"/>
-          <w:bCs/>
-          <w:sz w:val="24"/>
-          <w:szCs w:val="24"/>
-        </w:rPr>
-        <w:t xml:space="preserve">, </w:t>
-      </w:r>
-      <w:proofErr w:type="spellStart"/>
-      <w:r>
-        <w:rPr>
-          <w:rFonts w:ascii="Times New Roman" w:eastAsia="Georgia" w:hAnsi="Times New Roman" w:cs="Times New Roman"/>
-          <w:bCs/>
-          <w:sz w:val="24"/>
-          <w:szCs w:val="24"/>
-        </w:rPr>
-        <w:t>col</w:t>
-      </w:r>
-      <w:proofErr w:type="spellEnd"/>
-      <w:r>
-        <w:rPr>
-          <w:rFonts w:ascii="Times New Roman" w:eastAsia="Georgia" w:hAnsi="Times New Roman" w:cs="Times New Roman"/>
-          <w:bCs/>
-          <w:sz w:val="24"/>
-          <w:szCs w:val="24"/>
-        </w:rPr>
-        <w:t>; // Позиция в исходном тексте</w:t>
-      </w:r>
-      <w:r>
-        <w:rPr>
-          <w:rFonts w:ascii="Times New Roman" w:hAnsi="Times New Roman" w:cs="Times New Roman"/>
-          <w:bCs/>
-          <w:sz w:val="24"/>
-          <w:szCs w:val="24"/>
-        </w:rPr>
-        <w:br/>
-      </w:r>
-      <w:proofErr w:type="spellStart"/>
-      <w:r>
-        <w:rPr>
-          <w:rFonts w:ascii="Times New Roman" w:eastAsia="Georgia" w:hAnsi="Times New Roman" w:cs="Times New Roman"/>
-          <w:bCs/>
-          <w:sz w:val="24"/>
-          <w:szCs w:val="24"/>
-        </w:rPr>
-        <w:t>std</w:t>
-      </w:r>
-      <w:proofErr w:type="spellEnd"/>
-      <w:r>
-        <w:rPr>
-          <w:rFonts w:ascii="Times New Roman" w:eastAsia="Georgia" w:hAnsi="Times New Roman" w:cs="Times New Roman"/>
-          <w:bCs/>
-          <w:sz w:val="24"/>
-          <w:szCs w:val="24"/>
-        </w:rPr>
-        <w:t>::</w:t>
-      </w:r>
-      <w:proofErr w:type="spellStart"/>
-      <w:r>
-        <w:rPr>
-          <w:rFonts w:ascii="Times New Roman" w:eastAsia="Georgia" w:hAnsi="Times New Roman" w:cs="Times New Roman"/>
-          <w:bCs/>
-          <w:sz w:val="24"/>
-          <w:szCs w:val="24"/>
-        </w:rPr>
-        <w:t>string</w:t>
-      </w:r>
-      <w:proofErr w:type="spellEnd"/>
-      <w:r>
-        <w:rPr>
-          <w:rFonts w:ascii="Times New Roman" w:eastAsia="Georgia" w:hAnsi="Times New Roman" w:cs="Times New Roman"/>
-          <w:bCs/>
-          <w:sz w:val="24"/>
-          <w:szCs w:val="24"/>
-        </w:rPr>
-        <w:t xml:space="preserve"> </w:t>
-      </w:r>
-      <w:proofErr w:type="spellStart"/>
-      <w:r>
-        <w:rPr>
-          <w:rFonts w:ascii="Times New Roman" w:eastAsia="Georgia" w:hAnsi="Times New Roman" w:cs="Times New Roman"/>
-          <w:bCs/>
-          <w:sz w:val="24"/>
-          <w:szCs w:val="24"/>
-        </w:rPr>
-        <w:t>dataType</w:t>
-      </w:r>
-      <w:proofErr w:type="spellEnd"/>
-      <w:r>
-        <w:rPr>
-          <w:rFonts w:ascii="Times New Roman" w:eastAsia="Georgia" w:hAnsi="Times New Roman" w:cs="Times New Roman"/>
-          <w:bCs/>
-          <w:sz w:val="24"/>
-          <w:szCs w:val="24"/>
-        </w:rPr>
-        <w:t>; // Тип данных (для семантического анализа)</w:t>
+      <w:r>
+        <w:rPr>
+          <w:rFonts w:ascii="Times New Roman" w:hAnsi="Times New Roman" w:cs="Times New Roman"/>
+          <w:bCs/>
+          <w:sz w:val="24"/>
+          <w:szCs w:val="24"/>
+        </w:rPr>
+        <w:t>struct ASTNode {</w:t>
+      </w:r>
+      <w:r>
+        <w:rPr>
+          <w:rFonts w:ascii="Times New Roman" w:hAnsi="Times New Roman" w:cs="Times New Roman"/>
+          <w:bCs/>
+          <w:sz w:val="24"/>
+          <w:szCs w:val="24"/>
+        </w:rPr>
+        <w:br/>
+      </w:r>
+      <w:r>
+        <w:rPr>
+          <w:rFonts w:ascii="Times New Roman" w:eastAsia="Georgia" w:hAnsi="Times New Roman" w:cs="Times New Roman"/>
+          <w:bCs/>
+          <w:sz w:val="24"/>
+          <w:szCs w:val="24"/>
+        </w:rPr>
+        <w:t>std::string type; // Тип узла (statement, expr, etc)</w:t>
+      </w:r>
+      <w:r>
+        <w:rPr>
+          <w:rFonts w:ascii="Times New Roman" w:hAnsi="Times New Roman" w:cs="Times New Roman"/>
+          <w:bCs/>
+          <w:sz w:val="24"/>
+          <w:szCs w:val="24"/>
+        </w:rPr>
+        <w:br/>
+      </w:r>
+      <w:r>
+        <w:rPr>
+          <w:rFonts w:ascii="Times New Roman" w:eastAsia="Georgia" w:hAnsi="Times New Roman" w:cs="Times New Roman"/>
+          <w:bCs/>
+          <w:sz w:val="24"/>
+          <w:szCs w:val="24"/>
+        </w:rPr>
+        <w:t>std::string value; // Значение (число, переменная, оператор)</w:t>
+      </w:r>
+      <w:r>
+        <w:rPr>
+          <w:rFonts w:ascii="Times New Roman" w:hAnsi="Times New Roman" w:cs="Times New Roman"/>
+          <w:bCs/>
+          <w:sz w:val="24"/>
+          <w:szCs w:val="24"/>
+        </w:rPr>
+        <w:br/>
+        <w:t>std::vector&lt;ASTNode*&gt; children;</w:t>
+      </w:r>
+      <w:r>
+        <w:rPr>
+          <w:rFonts w:ascii="Times New Roman" w:hAnsi="Times New Roman" w:cs="Times New Roman"/>
+          <w:bCs/>
+          <w:sz w:val="24"/>
+          <w:szCs w:val="24"/>
+        </w:rPr>
+        <w:br/>
+      </w:r>
+      <w:r>
+        <w:rPr>
+          <w:rFonts w:ascii="Times New Roman" w:eastAsia="Georgia" w:hAnsi="Times New Roman" w:cs="Times New Roman"/>
+          <w:bCs/>
+          <w:sz w:val="24"/>
+          <w:szCs w:val="24"/>
+        </w:rPr>
+        <w:t>int line, col; // Позиция в исходном тексте</w:t>
+      </w:r>
+      <w:r>
+        <w:rPr>
+          <w:rFonts w:ascii="Times New Roman" w:hAnsi="Times New Roman" w:cs="Times New Roman"/>
+          <w:bCs/>
+          <w:sz w:val="24"/>
+          <w:szCs w:val="24"/>
+        </w:rPr>
+        <w:br/>
+      </w:r>
+      <w:r>
+        <w:rPr>
+          <w:rFonts w:ascii="Times New Roman" w:eastAsia="Georgia" w:hAnsi="Times New Roman" w:cs="Times New Roman"/>
+          <w:bCs/>
+          <w:sz w:val="24"/>
+          <w:szCs w:val="24"/>
+        </w:rPr>
+        <w:t>std::string dataType; // Тип данных (для семантического анализа)</w:t>
       </w:r>
       <w:r>
         <w:rPr>
@@ -4504,47 +3134,7 @@
           <w:sz w:val="28"/>
           <w:szCs w:val="28"/>
         </w:rPr>
-        <w:t>2.2.3 Семантический анализатор (</w:t>
-      </w:r>
-      <w:proofErr w:type="spellStart"/>
-      <w:r>
-        <w:rPr>
-          <w:rFonts w:ascii="Times New Roman" w:eastAsia="Georgia" w:hAnsi="Times New Roman" w:cs="Times New Roman"/>
-          <w:bCs/>
-          <w:sz w:val="28"/>
-          <w:szCs w:val="28"/>
-        </w:rPr>
-        <w:t>Semantic</w:t>
-      </w:r>
-      <w:proofErr w:type="spellEnd"/>
-      <w:r>
-        <w:rPr>
-          <w:rFonts w:ascii="Times New Roman" w:eastAsia="Georgia" w:hAnsi="Times New Roman" w:cs="Times New Roman"/>
-          <w:bCs/>
-          <w:sz w:val="28"/>
-          <w:szCs w:val="28"/>
-        </w:rPr>
-        <w:t xml:space="preserve"> </w:t>
-      </w:r>
-      <w:proofErr w:type="spellStart"/>
-      <w:r>
-        <w:rPr>
-          <w:rFonts w:ascii="Times New Roman" w:eastAsia="Georgia" w:hAnsi="Times New Roman" w:cs="Times New Roman"/>
-          <w:bCs/>
-          <w:sz w:val="28"/>
-          <w:szCs w:val="28"/>
-        </w:rPr>
-        <w:t>Analyzer</w:t>
-      </w:r>
-      <w:proofErr w:type="spellEnd"/>
-      <w:r>
-        <w:rPr>
-          <w:rFonts w:ascii="Times New Roman" w:eastAsia="Georgia" w:hAnsi="Times New Roman" w:cs="Times New Roman"/>
-          <w:bCs/>
-          <w:sz w:val="28"/>
-          <w:szCs w:val="28"/>
-        </w:rPr>
-        <w:t>)</w:t>
+        <w:t>2.2.3 Семантический анализатор (Semantic Analyzer)</w:t>
       </w:r>
       <w:bookmarkEnd w:id="9"/>
     </w:p>
@@ -4760,27 +3350,7 @@
           <w:sz w:val="28"/>
           <w:szCs w:val="28"/>
         </w:rPr>
-        <w:t xml:space="preserve">2.2.4 Генератор трехадресного кода (Code </w:t>
-      </w:r>
-      <w:proofErr w:type="spellStart"/>
-      <w:r>
-        <w:rPr>
-          <w:rFonts w:ascii="Times New Roman" w:eastAsia="Georgia" w:hAnsi="Times New Roman" w:cs="Times New Roman"/>
-          <w:bCs/>
-          <w:sz w:val="28"/>
-          <w:szCs w:val="28"/>
-        </w:rPr>
-        <w:t>Generator</w:t>
-      </w:r>
-      <w:proofErr w:type="spellEnd"/>
-      <w:r>
-        <w:rPr>
-          <w:rFonts w:ascii="Times New Roman" w:eastAsia="Georgia" w:hAnsi="Times New Roman" w:cs="Times New Roman"/>
-          <w:bCs/>
-          <w:sz w:val="28"/>
-          <w:szCs w:val="28"/>
-        </w:rPr>
-        <w:t>)</w:t>
+        <w:t>2.2.4 Генератор трехадресного кода (Code Generator)</w:t>
       </w:r>
       <w:bookmarkEnd w:id="10"/>
     </w:p>
@@ -4877,37 +3447,15 @@
         </w:rPr>
         <w:br/>
       </w:r>
-      <w:proofErr w:type="spellStart"/>
-      <w:r>
-        <w:rPr>
-          <w:rFonts w:ascii="Times New Roman" w:eastAsia="Georgia" w:hAnsi="Times New Roman" w:cs="Times New Roman"/>
-          <w:bCs/>
-          <w:sz w:val="24"/>
-          <w:szCs w:val="24"/>
-        </w:rPr>
-        <w:t>if</w:t>
-      </w:r>
-      <w:proofErr w:type="spellEnd"/>
-      <w:r>
-        <w:rPr>
-          <w:rFonts w:ascii="Times New Roman" w:eastAsia="Georgia" w:hAnsi="Times New Roman" w:cs="Times New Roman"/>
-          <w:bCs/>
-          <w:sz w:val="24"/>
-          <w:szCs w:val="24"/>
-        </w:rPr>
-        <w:t xml:space="preserve"> t1 </w:t>
-      </w:r>
-      <w:proofErr w:type="spellStart"/>
-      <w:r>
-        <w:rPr>
-          <w:rFonts w:ascii="Times New Roman" w:eastAsia="Georgia" w:hAnsi="Times New Roman" w:cs="Times New Roman"/>
-          <w:bCs/>
-          <w:sz w:val="24"/>
-          <w:szCs w:val="24"/>
-        </w:rPr>
-        <w:t>goto</w:t>
-      </w:r>
-      <w:proofErr w:type="spellEnd"/>
+      <w:r>
+        <w:rPr>
+          <w:rFonts w:ascii="Times New Roman" w:eastAsia="Georgia" w:hAnsi="Times New Roman" w:cs="Times New Roman"/>
+          <w:bCs/>
+          <w:sz w:val="24"/>
+          <w:szCs w:val="24"/>
+        </w:rPr>
+        <w:t>if t1 goto</w:t>
+      </w:r>
       <w:r>
         <w:rPr>
           <w:rFonts w:ascii="Times New Roman" w:eastAsia="Georgia" w:hAnsi="Times New Roman" w:cs="Times New Roman"/>
@@ -4953,25 +3501,14 @@
         </w:rPr>
         <w:br/>
       </w:r>
-      <w:proofErr w:type="spellStart"/>
-      <w:r>
-        <w:rPr>
-          <w:rFonts w:ascii="Times New Roman" w:eastAsia="Georgia" w:hAnsi="Times New Roman" w:cs="Times New Roman"/>
-          <w:bCs/>
-          <w:sz w:val="24"/>
-          <w:szCs w:val="24"/>
-        </w:rPr>
-        <w:t>print</w:t>
-      </w:r>
-      <w:proofErr w:type="spellEnd"/>
-      <w:r>
-        <w:rPr>
-          <w:rFonts w:ascii="Times New Roman" w:eastAsia="Georgia" w:hAnsi="Times New Roman" w:cs="Times New Roman"/>
-          <w:bCs/>
-          <w:sz w:val="24"/>
-          <w:szCs w:val="24"/>
-        </w:rPr>
-        <w:t>(c)</w:t>
+      <w:r>
+        <w:rPr>
+          <w:rFonts w:ascii="Times New Roman" w:eastAsia="Georgia" w:hAnsi="Times New Roman" w:cs="Times New Roman"/>
+          <w:bCs/>
+          <w:sz w:val="24"/>
+          <w:szCs w:val="24"/>
+        </w:rPr>
+        <w:t>print(c)</w:t>
       </w:r>
       <w:r>
         <w:rPr>
@@ -5017,55 +3554,12 @@
           <w:szCs w:val="28"/>
         </w:rPr>
       </w:pPr>
-      <w:proofErr w:type="spellStart"/>
-      <w:proofErr w:type="gramStart"/>
-      <w:r>
-        <w:rPr>
-          <w:sz w:val="28"/>
-          <w:szCs w:val="28"/>
-        </w:rPr>
-        <w:t>emitCode</w:t>
-      </w:r>
-      <w:proofErr w:type="spellEnd"/>
-      <w:r>
-        <w:rPr>
-          <w:sz w:val="28"/>
-          <w:szCs w:val="28"/>
-        </w:rPr>
-        <w:t>(</w:t>
-      </w:r>
-      <w:proofErr w:type="spellStart"/>
-      <w:proofErr w:type="gramEnd"/>
-      <w:r>
-        <w:rPr>
-          <w:sz w:val="28"/>
-          <w:szCs w:val="28"/>
-        </w:rPr>
-        <w:t>op</w:t>
-      </w:r>
-      <w:proofErr w:type="spellEnd"/>
-      <w:r>
-        <w:rPr>
-          <w:sz w:val="28"/>
-          <w:szCs w:val="28"/>
-        </w:rPr>
-        <w:t xml:space="preserve">, arg1, arg2, </w:t>
-      </w:r>
-      <w:proofErr w:type="spellStart"/>
-      <w:r>
-        <w:rPr>
-          <w:sz w:val="28"/>
-          <w:szCs w:val="28"/>
-        </w:rPr>
-        <w:t>result</w:t>
-      </w:r>
-      <w:proofErr w:type="spellEnd"/>
-      <w:r>
-        <w:rPr>
-          <w:sz w:val="28"/>
-          <w:szCs w:val="28"/>
-        </w:rPr>
-        <w:t>)</w:t>
+      <w:r>
+        <w:rPr>
+          <w:sz w:val="28"/>
+          <w:szCs w:val="28"/>
+        </w:rPr>
+        <w:t>emitCode(op, arg1, arg2, result)</w:t>
       </w:r>
       <w:r>
         <w:rPr>
@@ -5091,8 +3585,6 @@
           <w:szCs w:val="28"/>
         </w:rPr>
       </w:pPr>
-      <w:proofErr w:type="spellStart"/>
-      <w:proofErr w:type="gramStart"/>
       <w:r>
         <w:rPr>
           <w:sz w:val="28"/>
@@ -5100,13 +3592,8 @@
         </w:rPr>
         <w:t>newTemp</w:t>
       </w:r>
-      <w:proofErr w:type="spellEnd"/>
-      <w:r>
-        <w:t>(</w:t>
-      </w:r>
-      <w:proofErr w:type="gramEnd"/>
-      <w:r>
-        <w:t>)</w:t>
+      <w:r>
+        <w:t>()</w:t>
       </w:r>
       <w:r>
         <w:rPr>
@@ -5144,8 +3631,6 @@
           <w:szCs w:val="28"/>
         </w:rPr>
       </w:pPr>
-      <w:proofErr w:type="spellStart"/>
-      <w:proofErr w:type="gramStart"/>
       <w:r>
         <w:rPr>
           <w:sz w:val="28"/>
@@ -5153,13 +3638,8 @@
         </w:rPr>
         <w:t>newLabel</w:t>
       </w:r>
-      <w:proofErr w:type="spellEnd"/>
-      <w:r>
-        <w:t>(</w:t>
-      </w:r>
-      <w:proofErr w:type="gramEnd"/>
-      <w:r>
-        <w:t>)</w:t>
+      <w:r>
+        <w:t>()</w:t>
       </w:r>
       <w:r>
         <w:rPr>
@@ -5197,8 +3677,6 @@
           <w:szCs w:val="28"/>
         </w:rPr>
       </w:pPr>
-      <w:proofErr w:type="spellStart"/>
-      <w:proofErr w:type="gramStart"/>
       <w:r>
         <w:rPr>
           <w:sz w:val="28"/>
@@ -5206,13 +3684,8 @@
         </w:rPr>
         <w:t>codeGen</w:t>
       </w:r>
-      <w:proofErr w:type="spellEnd"/>
-      <w:r>
-        <w:t>(</w:t>
-      </w:r>
-      <w:proofErr w:type="gramEnd"/>
-      <w:r>
-        <w:t>)</w:t>
+      <w:r>
+        <w:t>()</w:t>
       </w:r>
       <w:r>
         <w:rPr>
@@ -5242,27 +3715,7 @@
           <w:sz w:val="28"/>
           <w:szCs w:val="28"/>
         </w:rPr>
-        <w:t>2.2.5 Оптимизация кода (</w:t>
-      </w:r>
-      <w:proofErr w:type="spellStart"/>
-      <w:r>
-        <w:rPr>
-          <w:rFonts w:ascii="Times New Roman" w:eastAsia="Georgia" w:hAnsi="Times New Roman" w:cs="Times New Roman"/>
-          <w:bCs/>
-          <w:sz w:val="28"/>
-          <w:szCs w:val="28"/>
-        </w:rPr>
-        <w:t>Optimizer</w:t>
-      </w:r>
-      <w:proofErr w:type="spellEnd"/>
-      <w:r>
-        <w:rPr>
-          <w:rFonts w:ascii="Times New Roman" w:eastAsia="Georgia" w:hAnsi="Times New Roman" w:cs="Times New Roman"/>
-          <w:bCs/>
-          <w:sz w:val="28"/>
-          <w:szCs w:val="28"/>
-        </w:rPr>
-        <w:t>)</w:t>
+        <w:t>2.2.5 Оптимизация кода (Optimizer)</w:t>
       </w:r>
       <w:bookmarkEnd w:id="11"/>
     </w:p>
@@ -5299,37 +3752,15 @@
           <w:szCs w:val="28"/>
         </w:rPr>
       </w:pPr>
-      <w:proofErr w:type="spellStart"/>
-      <w:r>
-        <w:rPr>
-          <w:rFonts w:ascii="Times New Roman" w:hAnsi="Times New Roman" w:cs="Times New Roman"/>
-          <w:bCs/>
-          <w:sz w:val="28"/>
-          <w:szCs w:val="28"/>
-        </w:rPr>
-        <w:t>Constant</w:t>
-      </w:r>
-      <w:proofErr w:type="spellEnd"/>
-      <w:r>
-        <w:rPr>
-          <w:rFonts w:ascii="Times New Roman" w:hAnsi="Times New Roman" w:cs="Times New Roman"/>
-          <w:bCs/>
-          <w:sz w:val="28"/>
-          <w:szCs w:val="28"/>
-        </w:rPr>
-        <w:t xml:space="preserve"> </w:t>
-      </w:r>
-      <w:proofErr w:type="spellStart"/>
-      <w:r>
-        <w:rPr>
-          <w:rFonts w:ascii="Times New Roman" w:hAnsi="Times New Roman" w:cs="Times New Roman"/>
-          <w:bCs/>
-          <w:sz w:val="28"/>
-          <w:szCs w:val="28"/>
-        </w:rPr>
-        <w:t>Folding</w:t>
-      </w:r>
-      <w:proofErr w:type="spellEnd"/>
+      <w:r>
+        <w:rPr>
+          <w:rFonts w:ascii="Times New Roman" w:hAnsi="Times New Roman" w:cs="Times New Roman"/>
+          <w:bCs/>
+          <w:sz w:val="28"/>
+          <w:szCs w:val="28"/>
+        </w:rPr>
+        <w:t>Constant Folding</w:t>
+      </w:r>
       <w:r>
         <w:rPr>
           <w:rFonts w:ascii="Times New Roman" w:eastAsia="Georgia" w:hAnsi="Times New Roman" w:cs="Times New Roman"/>
@@ -5456,19 +3887,8 @@
           <w:sz w:val="28"/>
           <w:szCs w:val="28"/>
         </w:rPr>
-        <w:t xml:space="preserve">Dead Code </w:t>
-      </w:r>
-      <w:proofErr w:type="spellStart"/>
-      <w:r>
-        <w:rPr>
-          <w:rFonts w:ascii="Times New Roman" w:hAnsi="Times New Roman" w:cs="Times New Roman"/>
-          <w:bCs/>
-          <w:sz w:val="28"/>
-          <w:szCs w:val="28"/>
-        </w:rPr>
-        <w:t>Elimination</w:t>
-      </w:r>
-      <w:proofErr w:type="spellEnd"/>
+        <w:t>Dead Code Elimination</w:t>
+      </w:r>
       <w:r>
         <w:rPr>
           <w:rFonts w:ascii="Times New Roman" w:eastAsia="Georgia" w:hAnsi="Times New Roman" w:cs="Times New Roman"/>
@@ -5553,25 +3973,14 @@
         </w:rPr>
         <w:br/>
       </w:r>
-      <w:proofErr w:type="spellStart"/>
-      <w:r>
-        <w:rPr>
-          <w:rFonts w:ascii="Times New Roman" w:hAnsi="Times New Roman" w:cs="Times New Roman"/>
-          <w:bCs/>
-          <w:sz w:val="24"/>
-          <w:szCs w:val="24"/>
-        </w:rPr>
-        <w:t>print</w:t>
-      </w:r>
-      <w:proofErr w:type="spellEnd"/>
-      <w:r>
-        <w:rPr>
-          <w:rFonts w:ascii="Times New Roman" w:hAnsi="Times New Roman" w:cs="Times New Roman"/>
-          <w:bCs/>
-          <w:sz w:val="24"/>
-          <w:szCs w:val="24"/>
-        </w:rPr>
-        <w:t>(t2)</w:t>
+      <w:r>
+        <w:rPr>
+          <w:rFonts w:ascii="Times New Roman" w:hAnsi="Times New Roman" w:cs="Times New Roman"/>
+          <w:bCs/>
+          <w:sz w:val="24"/>
+          <w:szCs w:val="24"/>
+        </w:rPr>
+        <w:t>print(t2)</w:t>
       </w:r>
     </w:p>
     <w:p>
@@ -5619,26 +4028,7 @@
           <w:szCs w:val="24"/>
         </w:rPr>
         <w:br/>
-      </w:r>
-      <w:proofErr w:type="spellStart"/>
-      <w:r>
-        <w:rPr>
-          <w:rFonts w:ascii="Times New Roman" w:hAnsi="Times New Roman" w:cs="Times New Roman"/>
-          <w:bCs/>
-          <w:sz w:val="24"/>
-          <w:szCs w:val="24"/>
-        </w:rPr>
-        <w:t>print</w:t>
-      </w:r>
-      <w:proofErr w:type="spellEnd"/>
-      <w:r>
-        <w:rPr>
-          <w:rFonts w:ascii="Times New Roman" w:hAnsi="Times New Roman" w:cs="Times New Roman"/>
-          <w:bCs/>
-          <w:sz w:val="24"/>
-          <w:szCs w:val="24"/>
-        </w:rPr>
-        <w:t>(t2)</w:t>
+        <w:t>print(t2)</w:t>
       </w:r>
     </w:p>
     <w:p>
@@ -5659,27 +4049,7 @@
           <w:sz w:val="28"/>
           <w:szCs w:val="28"/>
         </w:rPr>
-        <w:t>2.2.6 Интерпретатор (</w:t>
-      </w:r>
-      <w:proofErr w:type="spellStart"/>
-      <w:r>
-        <w:rPr>
-          <w:rFonts w:ascii="Times New Roman" w:eastAsia="Georgia" w:hAnsi="Times New Roman" w:cs="Times New Roman"/>
-          <w:bCs/>
-          <w:sz w:val="28"/>
-          <w:szCs w:val="28"/>
-        </w:rPr>
-        <w:t>Interpreter</w:t>
-      </w:r>
-      <w:proofErr w:type="spellEnd"/>
-      <w:r>
-        <w:rPr>
-          <w:rFonts w:ascii="Times New Roman" w:eastAsia="Georgia" w:hAnsi="Times New Roman" w:cs="Times New Roman"/>
-          <w:bCs/>
-          <w:sz w:val="28"/>
-          <w:szCs w:val="28"/>
-        </w:rPr>
-        <w:t>)</w:t>
+        <w:t>2.2.6 Интерпретатор (Interpreter)</w:t>
       </w:r>
       <w:bookmarkEnd w:id="12"/>
     </w:p>
@@ -5854,258 +4224,70 @@
           <w:lang w:val="en-US"/>
         </w:rPr>
       </w:pPr>
-      <w:proofErr w:type="spellStart"/>
-      <w:r>
-        <w:rPr>
-          <w:rFonts w:ascii="Times New Roman" w:hAnsi="Times New Roman" w:cs="Times New Roman"/>
-          <w:bCs/>
-          <w:sz w:val="24"/>
-          <w:szCs w:val="24"/>
-          <w:lang w:val="en-US"/>
-        </w:rPr>
-        <w:t>codegen</w:t>
-      </w:r>
-      <w:proofErr w:type="spellEnd"/>
-      <w:r>
-        <w:rPr>
-          <w:rFonts w:ascii="Times New Roman" w:hAnsi="Times New Roman" w:cs="Times New Roman"/>
-          <w:bCs/>
-          <w:sz w:val="24"/>
-          <w:szCs w:val="24"/>
-          <w:lang w:val="en-US"/>
-        </w:rPr>
-        <w:t>(node):</w:t>
-      </w:r>
-      <w:r>
-        <w:rPr>
-          <w:rFonts w:ascii="Times New Roman" w:hAnsi="Times New Roman" w:cs="Times New Roman"/>
-          <w:bCs/>
-          <w:sz w:val="24"/>
-          <w:szCs w:val="24"/>
-          <w:lang w:val="en-US"/>
-        </w:rPr>
-        <w:br/>
-        <w:t xml:space="preserve">if </w:t>
-      </w:r>
-      <w:proofErr w:type="spellStart"/>
-      <w:r>
-        <w:rPr>
-          <w:rFonts w:ascii="Times New Roman" w:hAnsi="Times New Roman" w:cs="Times New Roman"/>
-          <w:bCs/>
-          <w:sz w:val="24"/>
-          <w:szCs w:val="24"/>
-          <w:lang w:val="en-US"/>
-        </w:rPr>
-        <w:t>node.type</w:t>
-      </w:r>
-      <w:proofErr w:type="spellEnd"/>
-      <w:r>
-        <w:rPr>
-          <w:rFonts w:ascii="Times New Roman" w:hAnsi="Times New Roman" w:cs="Times New Roman"/>
-          <w:bCs/>
-          <w:sz w:val="24"/>
-          <w:szCs w:val="24"/>
-          <w:lang w:val="en-US"/>
-        </w:rPr>
-        <w:t xml:space="preserve"> == "</w:t>
-      </w:r>
-      <w:proofErr w:type="spellStart"/>
-      <w:r>
-        <w:rPr>
-          <w:rFonts w:ascii="Times New Roman" w:hAnsi="Times New Roman" w:cs="Times New Roman"/>
-          <w:bCs/>
-          <w:sz w:val="24"/>
-          <w:szCs w:val="24"/>
-          <w:lang w:val="en-US"/>
-        </w:rPr>
-        <w:t>BinOp</w:t>
-      </w:r>
-      <w:proofErr w:type="spellEnd"/>
-      <w:r>
-        <w:rPr>
-          <w:rFonts w:ascii="Times New Roman" w:hAnsi="Times New Roman" w:cs="Times New Roman"/>
-          <w:bCs/>
-          <w:sz w:val="24"/>
-          <w:szCs w:val="24"/>
-          <w:lang w:val="en-US"/>
-        </w:rPr>
-        <w:t>":</w:t>
-      </w:r>
-      <w:r>
-        <w:rPr>
-          <w:rFonts w:ascii="Times New Roman" w:hAnsi="Times New Roman" w:cs="Times New Roman"/>
-          <w:bCs/>
-          <w:sz w:val="24"/>
-          <w:szCs w:val="24"/>
-          <w:lang w:val="en-US"/>
-        </w:rPr>
-        <w:br/>
-        <w:t xml:space="preserve">left = </w:t>
-      </w:r>
-      <w:proofErr w:type="spellStart"/>
-      <w:r>
-        <w:rPr>
-          <w:rFonts w:ascii="Times New Roman" w:hAnsi="Times New Roman" w:cs="Times New Roman"/>
-          <w:bCs/>
-          <w:sz w:val="24"/>
-          <w:szCs w:val="24"/>
-          <w:lang w:val="en-US"/>
-        </w:rPr>
-        <w:t>codegen</w:t>
-      </w:r>
-      <w:proofErr w:type="spellEnd"/>
-      <w:r>
-        <w:rPr>
-          <w:rFonts w:ascii="Times New Roman" w:hAnsi="Times New Roman" w:cs="Times New Roman"/>
-          <w:bCs/>
-          <w:sz w:val="24"/>
-          <w:szCs w:val="24"/>
-          <w:lang w:val="en-US"/>
-        </w:rPr>
-        <w:t>(</w:t>
-      </w:r>
-      <w:proofErr w:type="spellStart"/>
-      <w:r>
-        <w:rPr>
-          <w:rFonts w:ascii="Times New Roman" w:hAnsi="Times New Roman" w:cs="Times New Roman"/>
-          <w:bCs/>
-          <w:sz w:val="24"/>
-          <w:szCs w:val="24"/>
-          <w:lang w:val="en-US"/>
-        </w:rPr>
-        <w:t>node.left</w:t>
-      </w:r>
-      <w:proofErr w:type="spellEnd"/>
-      <w:r>
-        <w:rPr>
-          <w:rFonts w:ascii="Times New Roman" w:hAnsi="Times New Roman" w:cs="Times New Roman"/>
-          <w:bCs/>
-          <w:sz w:val="24"/>
-          <w:szCs w:val="24"/>
-          <w:lang w:val="en-US"/>
-        </w:rPr>
-        <w:t>)</w:t>
-      </w:r>
-      <w:r>
-        <w:rPr>
-          <w:rFonts w:ascii="Times New Roman" w:hAnsi="Times New Roman" w:cs="Times New Roman"/>
-          <w:bCs/>
-          <w:sz w:val="24"/>
-          <w:szCs w:val="24"/>
-          <w:lang w:val="en-US"/>
-        </w:rPr>
-        <w:br/>
-        <w:t xml:space="preserve">right = </w:t>
-      </w:r>
-      <w:proofErr w:type="spellStart"/>
-      <w:r>
-        <w:rPr>
-          <w:rFonts w:ascii="Times New Roman" w:hAnsi="Times New Roman" w:cs="Times New Roman"/>
-          <w:bCs/>
-          <w:sz w:val="24"/>
-          <w:szCs w:val="24"/>
-          <w:lang w:val="en-US"/>
-        </w:rPr>
-        <w:t>codegen</w:t>
-      </w:r>
-      <w:proofErr w:type="spellEnd"/>
-      <w:r>
-        <w:rPr>
-          <w:rFonts w:ascii="Times New Roman" w:hAnsi="Times New Roman" w:cs="Times New Roman"/>
-          <w:bCs/>
-          <w:sz w:val="24"/>
-          <w:szCs w:val="24"/>
-          <w:lang w:val="en-US"/>
-        </w:rPr>
-        <w:t>(</w:t>
-      </w:r>
-      <w:proofErr w:type="spellStart"/>
-      <w:r>
-        <w:rPr>
-          <w:rFonts w:ascii="Times New Roman" w:hAnsi="Times New Roman" w:cs="Times New Roman"/>
-          <w:bCs/>
-          <w:sz w:val="24"/>
-          <w:szCs w:val="24"/>
-          <w:lang w:val="en-US"/>
-        </w:rPr>
-        <w:t>node.right</w:t>
-      </w:r>
-      <w:proofErr w:type="spellEnd"/>
-      <w:r>
-        <w:rPr>
-          <w:rFonts w:ascii="Times New Roman" w:hAnsi="Times New Roman" w:cs="Times New Roman"/>
-          <w:bCs/>
-          <w:sz w:val="24"/>
-          <w:szCs w:val="24"/>
-          <w:lang w:val="en-US"/>
-        </w:rPr>
-        <w:t>)</w:t>
-      </w:r>
-      <w:r>
-        <w:rPr>
-          <w:rFonts w:ascii="Times New Roman" w:hAnsi="Times New Roman" w:cs="Times New Roman"/>
-          <w:bCs/>
-          <w:sz w:val="24"/>
-          <w:szCs w:val="24"/>
-          <w:lang w:val="en-US"/>
-        </w:rPr>
-        <w:br/>
-        <w:t xml:space="preserve">temp = </w:t>
-      </w:r>
-      <w:proofErr w:type="spellStart"/>
-      <w:r>
-        <w:rPr>
-          <w:rFonts w:ascii="Times New Roman" w:hAnsi="Times New Roman" w:cs="Times New Roman"/>
-          <w:bCs/>
-          <w:sz w:val="24"/>
-          <w:szCs w:val="24"/>
-          <w:lang w:val="en-US"/>
-        </w:rPr>
-        <w:t>newTemp</w:t>
-      </w:r>
-      <w:proofErr w:type="spellEnd"/>
-      <w:r>
-        <w:rPr>
-          <w:rFonts w:ascii="Times New Roman" w:hAnsi="Times New Roman" w:cs="Times New Roman"/>
-          <w:bCs/>
-          <w:sz w:val="24"/>
-          <w:szCs w:val="24"/>
-          <w:lang w:val="en-US"/>
-        </w:rPr>
-        <w:t>()</w:t>
-      </w:r>
-      <w:r>
-        <w:rPr>
-          <w:rFonts w:ascii="Times New Roman" w:hAnsi="Times New Roman" w:cs="Times New Roman"/>
-          <w:bCs/>
-          <w:sz w:val="24"/>
-          <w:szCs w:val="24"/>
-          <w:lang w:val="en-US"/>
-        </w:rPr>
-        <w:br/>
-        <w:t xml:space="preserve">emit(temp, "=", left, </w:t>
-      </w:r>
-      <w:proofErr w:type="spellStart"/>
-      <w:r>
-        <w:rPr>
-          <w:rFonts w:ascii="Times New Roman" w:hAnsi="Times New Roman" w:cs="Times New Roman"/>
-          <w:bCs/>
-          <w:sz w:val="24"/>
-          <w:szCs w:val="24"/>
-          <w:lang w:val="en-US"/>
-        </w:rPr>
-        <w:t>node.op</w:t>
-      </w:r>
-      <w:proofErr w:type="spellEnd"/>
-      <w:r>
-        <w:rPr>
-          <w:rFonts w:ascii="Times New Roman" w:hAnsi="Times New Roman" w:cs="Times New Roman"/>
-          <w:bCs/>
-          <w:sz w:val="24"/>
-          <w:szCs w:val="24"/>
-          <w:lang w:val="en-US"/>
-        </w:rPr>
-        <w:t>, right)</w:t>
+      <w:r>
+        <w:rPr>
+          <w:rFonts w:ascii="Times New Roman" w:hAnsi="Times New Roman" w:cs="Times New Roman"/>
+          <w:bCs/>
+          <w:sz w:val="24"/>
+          <w:szCs w:val="24"/>
+          <w:lang w:val="en-US"/>
+        </w:rPr>
+        <w:t>codegen(node):</w:t>
+      </w:r>
+      <w:r>
+        <w:rPr>
+          <w:rFonts w:ascii="Times New Roman" w:hAnsi="Times New Roman" w:cs="Times New Roman"/>
+          <w:bCs/>
+          <w:sz w:val="24"/>
+          <w:szCs w:val="24"/>
+          <w:lang w:val="en-US"/>
+        </w:rPr>
+        <w:br/>
+        <w:t>if node.type == "BinOp":</w:t>
+      </w:r>
+      <w:r>
+        <w:rPr>
+          <w:rFonts w:ascii="Times New Roman" w:hAnsi="Times New Roman" w:cs="Times New Roman"/>
+          <w:bCs/>
+          <w:sz w:val="24"/>
+          <w:szCs w:val="24"/>
+          <w:lang w:val="en-US"/>
+        </w:rPr>
+        <w:br/>
+        <w:t>left = codegen(node.left)</w:t>
+      </w:r>
+      <w:r>
+        <w:rPr>
+          <w:rFonts w:ascii="Times New Roman" w:hAnsi="Times New Roman" w:cs="Times New Roman"/>
+          <w:bCs/>
+          <w:sz w:val="24"/>
+          <w:szCs w:val="24"/>
+          <w:lang w:val="en-US"/>
+        </w:rPr>
+        <w:br/>
+        <w:t>right = codegen(node.right)</w:t>
+      </w:r>
+      <w:r>
+        <w:rPr>
+          <w:rFonts w:ascii="Times New Roman" w:hAnsi="Times New Roman" w:cs="Times New Roman"/>
+          <w:bCs/>
+          <w:sz w:val="24"/>
+          <w:szCs w:val="24"/>
+          <w:lang w:val="en-US"/>
+        </w:rPr>
+        <w:br/>
+        <w:t>temp = newTemp()</w:t>
+      </w:r>
+      <w:r>
+        <w:rPr>
+          <w:rFonts w:ascii="Times New Roman" w:hAnsi="Times New Roman" w:cs="Times New Roman"/>
+          <w:bCs/>
+          <w:sz w:val="24"/>
+          <w:szCs w:val="24"/>
+          <w:lang w:val="en-US"/>
+        </w:rPr>
+        <w:br/>
+        <w:t>emit(temp, "=", left, node.op, right)</w:t>
       </w:r>
       <w:r>
         <w:rPr>
@@ -6128,9 +4310,8 @@
           <w:lang w:val="en-US"/>
         </w:rPr>
         <w:br/>
-        <w:t xml:space="preserve">    return </w:t>
-      </w:r>
-      <w:proofErr w:type="spellStart"/>
+        <w:t xml:space="preserve">    return node.value</w:t>
+      </w:r>
       <w:r>
         <w:rPr>
           <w:rStyle w:val="VerbatimChar"/>
@@ -6140,9 +4321,8 @@
           <w:szCs w:val="24"/>
           <w:lang w:val="en-US"/>
         </w:rPr>
-        <w:t>node.value</w:t>
-      </w:r>
-      <w:proofErr w:type="spellEnd"/>
+        <w:br/>
+      </w:r>
       <w:r>
         <w:rPr>
           <w:rStyle w:val="VerbatimChar"/>
@@ -6153,6 +4333,7 @@
           <w:lang w:val="en-US"/>
         </w:rPr>
         <w:br/>
+        <w:t>elif node.type == "Num":</w:t>
       </w:r>
       <w:r>
         <w:rPr>
@@ -6164,8 +4345,8 @@
           <w:lang w:val="en-US"/>
         </w:rPr>
         <w:br/>
-      </w:r>
-      <w:proofErr w:type="spellStart"/>
+        <w:t xml:space="preserve">    return node.value</w:t>
+      </w:r>
       <w:r>
         <w:rPr>
           <w:rStyle w:val="VerbatimChar"/>
@@ -6175,9 +4356,8 @@
           <w:szCs w:val="24"/>
           <w:lang w:val="en-US"/>
         </w:rPr>
-        <w:t>elif</w:t>
-      </w:r>
-      <w:proofErr w:type="spellEnd"/>
+        <w:br/>
+      </w:r>
       <w:r>
         <w:rPr>
           <w:rStyle w:val="VerbatimChar"/>
@@ -6187,9 +4367,9 @@
           <w:szCs w:val="24"/>
           <w:lang w:val="en-US"/>
         </w:rPr>
-        <w:t xml:space="preserve"> </w:t>
-      </w:r>
-      <w:proofErr w:type="spellStart"/>
+        <w:br/>
+        <w:t>elif node.type == "Assign":</w:t>
+      </w:r>
       <w:r>
         <w:rPr>
           <w:rStyle w:val="VerbatimChar"/>
@@ -6199,9 +4379,9 @@
           <w:szCs w:val="24"/>
           <w:lang w:val="en-US"/>
         </w:rPr>
-        <w:t>node.type</w:t>
-      </w:r>
-      <w:proofErr w:type="spellEnd"/>
+        <w:br/>
+        <w:t xml:space="preserve">    value = codegen(node.value)</w:t>
+      </w:r>
       <w:r>
         <w:rPr>
           <w:rStyle w:val="VerbatimChar"/>
@@ -6211,7 +4391,8 @@
           <w:szCs w:val="24"/>
           <w:lang w:val="en-US"/>
         </w:rPr>
-        <w:t xml:space="preserve"> == "Num":</w:t>
+        <w:br/>
+        <w:t xml:space="preserve">    emit(node.variable, "=", value, "", "")</w:t>
       </w:r>
       <w:r>
         <w:rPr>
@@ -6223,9 +4404,8 @@
           <w:lang w:val="en-US"/>
         </w:rPr>
         <w:br/>
-        <w:t xml:space="preserve">    return </w:t>
-      </w:r>
-      <w:proofErr w:type="spellStart"/>
+        <w:t xml:space="preserve">    return node.variable</w:t>
+      </w:r>
       <w:r>
         <w:rPr>
           <w:rStyle w:val="VerbatimChar"/>
@@ -6235,9 +4415,8 @@
           <w:szCs w:val="24"/>
           <w:lang w:val="en-US"/>
         </w:rPr>
-        <w:t>node.value</w:t>
-      </w:r>
-      <w:proofErr w:type="spellEnd"/>
+        <w:br/>
+      </w:r>
       <w:r>
         <w:rPr>
           <w:rStyle w:val="VerbatimChar"/>
@@ -6248,6 +4427,7 @@
           <w:lang w:val="en-US"/>
         </w:rPr>
         <w:br/>
+        <w:t>elif node.type == "IfStmt":</w:t>
       </w:r>
       <w:r>
         <w:rPr>
@@ -6259,8 +4439,8 @@
           <w:lang w:val="en-US"/>
         </w:rPr>
         <w:br/>
-      </w:r>
-      <w:proofErr w:type="spellStart"/>
+        <w:t xml:space="preserve">    cond = codegen(node.condition)</w:t>
+      </w:r>
       <w:r>
         <w:rPr>
           <w:rStyle w:val="VerbatimChar"/>
@@ -6270,9 +4450,9 @@
           <w:szCs w:val="24"/>
           <w:lang w:val="en-US"/>
         </w:rPr>
-        <w:t>elif</w:t>
-      </w:r>
-      <w:proofErr w:type="spellEnd"/>
+        <w:br/>
+        <w:t xml:space="preserve">    labelTrue = newLabel()</w:t>
+      </w:r>
       <w:r>
         <w:rPr>
           <w:rStyle w:val="VerbatimChar"/>
@@ -6282,9 +4462,9 @@
           <w:szCs w:val="24"/>
           <w:lang w:val="en-US"/>
         </w:rPr>
-        <w:t xml:space="preserve"> </w:t>
-      </w:r>
-      <w:proofErr w:type="spellStart"/>
+        <w:br/>
+        <w:t xml:space="preserve">    labelFalse = newLabel()</w:t>
+      </w:r>
       <w:r>
         <w:rPr>
           <w:rStyle w:val="VerbatimChar"/>
@@ -6294,9 +4474,8 @@
           <w:szCs w:val="24"/>
           <w:lang w:val="en-US"/>
         </w:rPr>
-        <w:t>node.type</w:t>
-      </w:r>
-      <w:proofErr w:type="spellEnd"/>
+        <w:br/>
+      </w:r>
       <w:r>
         <w:rPr>
           <w:rStyle w:val="VerbatimChar"/>
@@ -6306,7 +4485,8 @@
           <w:szCs w:val="24"/>
           <w:lang w:val="en-US"/>
         </w:rPr>
-        <w:t xml:space="preserve"> == "Assign":</w:t>
+        <w:lastRenderedPageBreak/>
+        <w:t xml:space="preserve">    emit("ifz", cond, "goto", labelFalse, "")</w:t>
       </w:r>
       <w:r>
         <w:rPr>
@@ -6318,9 +4498,8 @@
           <w:lang w:val="en-US"/>
         </w:rPr>
         <w:br/>
-        <w:t xml:space="preserve">    value = </w:t>
-      </w:r>
-      <w:proofErr w:type="spellStart"/>
+        <w:t xml:space="preserve">    codegen(node.thenBranch)</w:t>
+      </w:r>
       <w:r>
         <w:rPr>
           <w:rStyle w:val="VerbatimChar"/>
@@ -6330,9 +4509,9 @@
           <w:szCs w:val="24"/>
           <w:lang w:val="en-US"/>
         </w:rPr>
-        <w:t>codegen</w:t>
-      </w:r>
-      <w:proofErr w:type="spellEnd"/>
+        <w:br/>
+        <w:t xml:space="preserve">    emit("goto", labelFalse, "", "", "")</w:t>
+      </w:r>
       <w:r>
         <w:rPr>
           <w:rStyle w:val="VerbatimChar"/>
@@ -6342,9 +4521,9 @@
           <w:szCs w:val="24"/>
           <w:lang w:val="en-US"/>
         </w:rPr>
-        <w:t>(</w:t>
-      </w:r>
-      <w:proofErr w:type="spellStart"/>
+        <w:br/>
+        <w:t xml:space="preserve">    emit("label", labelFalse, "", "", "")</w:t>
+      </w:r>
       <w:r>
         <w:rPr>
           <w:rStyle w:val="VerbatimChar"/>
@@ -6354,9 +4533,18 @@
           <w:szCs w:val="24"/>
           <w:lang w:val="en-US"/>
         </w:rPr>
-        <w:t>node.value</w:t>
-      </w:r>
-      <w:proofErr w:type="spellEnd"/>
+        <w:br/>
+        <w:t xml:space="preserve">    codegen(node.elseBranch)</w:t>
+      </w:r>
+    </w:p>
+    <w:p>
+      <w:pPr>
+        <w:rPr>
+          <w:rStyle w:val="VerbatimChar"/>
+          <w:rFonts w:ascii="Times New Roman" w:eastAsia="Consolas" w:hAnsi="Times New Roman"/>
+          <w:sz w:val="28"/>
+        </w:rPr>
+      </w:pPr>
       <w:r>
         <w:rPr>
           <w:rStyle w:val="VerbatimChar"/>
@@ -6366,760 +4554,7 @@
           <w:szCs w:val="24"/>
           <w:lang w:val="en-US"/>
         </w:rPr>
-        <w:t>)</w:t>
-      </w:r>
-      <w:r>
-        <w:rPr>
-          <w:rStyle w:val="VerbatimChar"/>
-          <w:rFonts w:ascii="Times New Roman" w:eastAsia="Consolas" w:hAnsi="Times New Roman" w:cs="Times New Roman"/>
-          <w:bCs/>
-          <w:sz w:val="24"/>
-          <w:szCs w:val="24"/>
-          <w:lang w:val="en-US"/>
-        </w:rPr>
-        <w:br/>
-        <w:t xml:space="preserve">    emit(</w:t>
-      </w:r>
-      <w:proofErr w:type="spellStart"/>
-      <w:r>
-        <w:rPr>
-          <w:rStyle w:val="VerbatimChar"/>
-          <w:rFonts w:ascii="Times New Roman" w:eastAsia="Consolas" w:hAnsi="Times New Roman" w:cs="Times New Roman"/>
-          <w:bCs/>
-          <w:sz w:val="24"/>
-          <w:szCs w:val="24"/>
-          <w:lang w:val="en-US"/>
-        </w:rPr>
-        <w:t>node.variable</w:t>
-      </w:r>
-      <w:proofErr w:type="spellEnd"/>
-      <w:r>
-        <w:rPr>
-          <w:rStyle w:val="VerbatimChar"/>
-          <w:rFonts w:ascii="Times New Roman" w:eastAsia="Consolas" w:hAnsi="Times New Roman" w:cs="Times New Roman"/>
-          <w:bCs/>
-          <w:sz w:val="24"/>
-          <w:szCs w:val="24"/>
-          <w:lang w:val="en-US"/>
-        </w:rPr>
-        <w:t>, "=", value, "", "")</w:t>
-      </w:r>
-      <w:r>
-        <w:rPr>
-          <w:rStyle w:val="VerbatimChar"/>
-          <w:rFonts w:ascii="Times New Roman" w:eastAsia="Consolas" w:hAnsi="Times New Roman" w:cs="Times New Roman"/>
-          <w:bCs/>
-          <w:sz w:val="24"/>
-          <w:szCs w:val="24"/>
-          <w:lang w:val="en-US"/>
-        </w:rPr>
-        <w:br/>
-        <w:t xml:space="preserve">    return </w:t>
-      </w:r>
-      <w:proofErr w:type="spellStart"/>
-      <w:r>
-        <w:rPr>
-          <w:rStyle w:val="VerbatimChar"/>
-          <w:rFonts w:ascii="Times New Roman" w:eastAsia="Consolas" w:hAnsi="Times New Roman" w:cs="Times New Roman"/>
-          <w:bCs/>
-          <w:sz w:val="24"/>
-          <w:szCs w:val="24"/>
-          <w:lang w:val="en-US"/>
-        </w:rPr>
-        <w:t>node.variable</w:t>
-      </w:r>
-      <w:proofErr w:type="spellEnd"/>
-      <w:r>
-        <w:rPr>
-          <w:rStyle w:val="VerbatimChar"/>
-          <w:rFonts w:ascii="Times New Roman" w:eastAsia="Consolas" w:hAnsi="Times New Roman" w:cs="Times New Roman"/>
-          <w:bCs/>
-          <w:sz w:val="24"/>
-          <w:szCs w:val="24"/>
-          <w:lang w:val="en-US"/>
-        </w:rPr>
-        <w:br/>
-      </w:r>
-      <w:r>
-        <w:rPr>
-          <w:rStyle w:val="VerbatimChar"/>
-          <w:rFonts w:ascii="Times New Roman" w:eastAsia="Consolas" w:hAnsi="Times New Roman" w:cs="Times New Roman"/>
-          <w:bCs/>
-          <w:sz w:val="24"/>
-          <w:szCs w:val="24"/>
-          <w:lang w:val="en-US"/>
-        </w:rPr>
-        <w:br/>
-      </w:r>
-      <w:proofErr w:type="spellStart"/>
-      <w:r>
-        <w:rPr>
-          <w:rStyle w:val="VerbatimChar"/>
-          <w:rFonts w:ascii="Times New Roman" w:eastAsia="Consolas" w:hAnsi="Times New Roman" w:cs="Times New Roman"/>
-          <w:bCs/>
-          <w:sz w:val="24"/>
-          <w:szCs w:val="24"/>
-          <w:lang w:val="en-US"/>
-        </w:rPr>
-        <w:t>elif</w:t>
-      </w:r>
-      <w:proofErr w:type="spellEnd"/>
-      <w:r>
-        <w:rPr>
-          <w:rStyle w:val="VerbatimChar"/>
-          <w:rFonts w:ascii="Times New Roman" w:eastAsia="Consolas" w:hAnsi="Times New Roman" w:cs="Times New Roman"/>
-          <w:bCs/>
-          <w:sz w:val="24"/>
-          <w:szCs w:val="24"/>
-          <w:lang w:val="en-US"/>
-        </w:rPr>
-        <w:t xml:space="preserve"> </w:t>
-      </w:r>
-      <w:proofErr w:type="spellStart"/>
-      <w:r>
-        <w:rPr>
-          <w:rStyle w:val="VerbatimChar"/>
-          <w:rFonts w:ascii="Times New Roman" w:eastAsia="Consolas" w:hAnsi="Times New Roman" w:cs="Times New Roman"/>
-          <w:bCs/>
-          <w:sz w:val="24"/>
-          <w:szCs w:val="24"/>
-          <w:lang w:val="en-US"/>
-        </w:rPr>
-        <w:t>node.type</w:t>
-      </w:r>
-      <w:proofErr w:type="spellEnd"/>
-      <w:r>
-        <w:rPr>
-          <w:rStyle w:val="VerbatimChar"/>
-          <w:rFonts w:ascii="Times New Roman" w:eastAsia="Consolas" w:hAnsi="Times New Roman" w:cs="Times New Roman"/>
-          <w:bCs/>
-          <w:sz w:val="24"/>
-          <w:szCs w:val="24"/>
-          <w:lang w:val="en-US"/>
-        </w:rPr>
-        <w:t xml:space="preserve"> == "</w:t>
-      </w:r>
-      <w:proofErr w:type="spellStart"/>
-      <w:r>
-        <w:rPr>
-          <w:rStyle w:val="VerbatimChar"/>
-          <w:rFonts w:ascii="Times New Roman" w:eastAsia="Consolas" w:hAnsi="Times New Roman" w:cs="Times New Roman"/>
-          <w:bCs/>
-          <w:sz w:val="24"/>
-          <w:szCs w:val="24"/>
-          <w:lang w:val="en-US"/>
-        </w:rPr>
-        <w:t>IfStmt</w:t>
-      </w:r>
-      <w:proofErr w:type="spellEnd"/>
-      <w:r>
-        <w:rPr>
-          <w:rStyle w:val="VerbatimChar"/>
-          <w:rFonts w:ascii="Times New Roman" w:eastAsia="Consolas" w:hAnsi="Times New Roman" w:cs="Times New Roman"/>
-          <w:bCs/>
-          <w:sz w:val="24"/>
-          <w:szCs w:val="24"/>
-          <w:lang w:val="en-US"/>
-        </w:rPr>
-        <w:t>":</w:t>
-      </w:r>
-      <w:r>
-        <w:rPr>
-          <w:rStyle w:val="VerbatimChar"/>
-          <w:rFonts w:ascii="Times New Roman" w:eastAsia="Consolas" w:hAnsi="Times New Roman" w:cs="Times New Roman"/>
-          <w:bCs/>
-          <w:sz w:val="24"/>
-          <w:szCs w:val="24"/>
-          <w:lang w:val="en-US"/>
-        </w:rPr>
-        <w:br/>
-        <w:t xml:space="preserve">    </w:t>
-      </w:r>
-      <w:proofErr w:type="spellStart"/>
-      <w:r>
-        <w:rPr>
-          <w:rStyle w:val="VerbatimChar"/>
-          <w:rFonts w:ascii="Times New Roman" w:eastAsia="Consolas" w:hAnsi="Times New Roman" w:cs="Times New Roman"/>
-          <w:bCs/>
-          <w:sz w:val="24"/>
-          <w:szCs w:val="24"/>
-          <w:lang w:val="en-US"/>
-        </w:rPr>
-        <w:t>cond</w:t>
-      </w:r>
-      <w:proofErr w:type="spellEnd"/>
-      <w:r>
-        <w:rPr>
-          <w:rStyle w:val="VerbatimChar"/>
-          <w:rFonts w:ascii="Times New Roman" w:eastAsia="Consolas" w:hAnsi="Times New Roman" w:cs="Times New Roman"/>
-          <w:bCs/>
-          <w:sz w:val="24"/>
-          <w:szCs w:val="24"/>
-          <w:lang w:val="en-US"/>
-        </w:rPr>
-        <w:t xml:space="preserve"> = </w:t>
-      </w:r>
-      <w:proofErr w:type="spellStart"/>
-      <w:r>
-        <w:rPr>
-          <w:rStyle w:val="VerbatimChar"/>
-          <w:rFonts w:ascii="Times New Roman" w:eastAsia="Consolas" w:hAnsi="Times New Roman" w:cs="Times New Roman"/>
-          <w:bCs/>
-          <w:sz w:val="24"/>
-          <w:szCs w:val="24"/>
-          <w:lang w:val="en-US"/>
-        </w:rPr>
-        <w:t>codegen</w:t>
-      </w:r>
-      <w:proofErr w:type="spellEnd"/>
-      <w:r>
-        <w:rPr>
-          <w:rStyle w:val="VerbatimChar"/>
-          <w:rFonts w:ascii="Times New Roman" w:eastAsia="Consolas" w:hAnsi="Times New Roman" w:cs="Times New Roman"/>
-          <w:bCs/>
-          <w:sz w:val="24"/>
-          <w:szCs w:val="24"/>
-          <w:lang w:val="en-US"/>
-        </w:rPr>
-        <w:t>(</w:t>
-      </w:r>
-      <w:proofErr w:type="spellStart"/>
-      <w:r>
-        <w:rPr>
-          <w:rStyle w:val="VerbatimChar"/>
-          <w:rFonts w:ascii="Times New Roman" w:eastAsia="Consolas" w:hAnsi="Times New Roman" w:cs="Times New Roman"/>
-          <w:bCs/>
-          <w:sz w:val="24"/>
-          <w:szCs w:val="24"/>
-          <w:lang w:val="en-US"/>
-        </w:rPr>
-        <w:t>node.condition</w:t>
-      </w:r>
-      <w:proofErr w:type="spellEnd"/>
-      <w:r>
-        <w:rPr>
-          <w:rStyle w:val="VerbatimChar"/>
-          <w:rFonts w:ascii="Times New Roman" w:eastAsia="Consolas" w:hAnsi="Times New Roman" w:cs="Times New Roman"/>
-          <w:bCs/>
-          <w:sz w:val="24"/>
-          <w:szCs w:val="24"/>
-          <w:lang w:val="en-US"/>
-        </w:rPr>
-        <w:t>)</w:t>
-      </w:r>
-      <w:r>
-        <w:rPr>
-          <w:rStyle w:val="VerbatimChar"/>
-          <w:rFonts w:ascii="Times New Roman" w:eastAsia="Consolas" w:hAnsi="Times New Roman" w:cs="Times New Roman"/>
-          <w:bCs/>
-          <w:sz w:val="24"/>
-          <w:szCs w:val="24"/>
-          <w:lang w:val="en-US"/>
-        </w:rPr>
-        <w:br/>
-        <w:t xml:space="preserve">    </w:t>
-      </w:r>
-      <w:proofErr w:type="spellStart"/>
-      <w:r>
-        <w:rPr>
-          <w:rStyle w:val="VerbatimChar"/>
-          <w:rFonts w:ascii="Times New Roman" w:eastAsia="Consolas" w:hAnsi="Times New Roman" w:cs="Times New Roman"/>
-          <w:bCs/>
-          <w:sz w:val="24"/>
-          <w:szCs w:val="24"/>
-          <w:lang w:val="en-US"/>
-        </w:rPr>
-        <w:t>labelTrue</w:t>
-      </w:r>
-      <w:proofErr w:type="spellEnd"/>
-      <w:r>
-        <w:rPr>
-          <w:rStyle w:val="VerbatimChar"/>
-          <w:rFonts w:ascii="Times New Roman" w:eastAsia="Consolas" w:hAnsi="Times New Roman" w:cs="Times New Roman"/>
-          <w:bCs/>
-          <w:sz w:val="24"/>
-          <w:szCs w:val="24"/>
-          <w:lang w:val="en-US"/>
-        </w:rPr>
-        <w:t xml:space="preserve"> = </w:t>
-      </w:r>
-      <w:proofErr w:type="spellStart"/>
-      <w:r>
-        <w:rPr>
-          <w:rStyle w:val="VerbatimChar"/>
-          <w:rFonts w:ascii="Times New Roman" w:eastAsia="Consolas" w:hAnsi="Times New Roman" w:cs="Times New Roman"/>
-          <w:bCs/>
-          <w:sz w:val="24"/>
-          <w:szCs w:val="24"/>
-          <w:lang w:val="en-US"/>
-        </w:rPr>
-        <w:t>newLabel</w:t>
-      </w:r>
-      <w:proofErr w:type="spellEnd"/>
-      <w:r>
-        <w:rPr>
-          <w:rStyle w:val="VerbatimChar"/>
-          <w:rFonts w:ascii="Times New Roman" w:eastAsia="Consolas" w:hAnsi="Times New Roman" w:cs="Times New Roman"/>
-          <w:bCs/>
-          <w:sz w:val="24"/>
-          <w:szCs w:val="24"/>
-          <w:lang w:val="en-US"/>
-        </w:rPr>
-        <w:t>()</w:t>
-      </w:r>
-      <w:r>
-        <w:rPr>
-          <w:rStyle w:val="VerbatimChar"/>
-          <w:rFonts w:ascii="Times New Roman" w:eastAsia="Consolas" w:hAnsi="Times New Roman" w:cs="Times New Roman"/>
-          <w:bCs/>
-          <w:sz w:val="24"/>
-          <w:szCs w:val="24"/>
-          <w:lang w:val="en-US"/>
-        </w:rPr>
-        <w:br/>
-        <w:t xml:space="preserve">    </w:t>
-      </w:r>
-      <w:proofErr w:type="spellStart"/>
-      <w:r>
-        <w:rPr>
-          <w:rStyle w:val="VerbatimChar"/>
-          <w:rFonts w:ascii="Times New Roman" w:eastAsia="Consolas" w:hAnsi="Times New Roman" w:cs="Times New Roman"/>
-          <w:bCs/>
-          <w:sz w:val="24"/>
-          <w:szCs w:val="24"/>
-          <w:lang w:val="en-US"/>
-        </w:rPr>
-        <w:t>labelFalse</w:t>
-      </w:r>
-      <w:proofErr w:type="spellEnd"/>
-      <w:r>
-        <w:rPr>
-          <w:rStyle w:val="VerbatimChar"/>
-          <w:rFonts w:ascii="Times New Roman" w:eastAsia="Consolas" w:hAnsi="Times New Roman" w:cs="Times New Roman"/>
-          <w:bCs/>
-          <w:sz w:val="24"/>
-          <w:szCs w:val="24"/>
-          <w:lang w:val="en-US"/>
-        </w:rPr>
-        <w:t xml:space="preserve"> = </w:t>
-      </w:r>
-      <w:proofErr w:type="spellStart"/>
-      <w:r>
-        <w:rPr>
-          <w:rStyle w:val="VerbatimChar"/>
-          <w:rFonts w:ascii="Times New Roman" w:eastAsia="Consolas" w:hAnsi="Times New Roman" w:cs="Times New Roman"/>
-          <w:bCs/>
-          <w:sz w:val="24"/>
-          <w:szCs w:val="24"/>
-          <w:lang w:val="en-US"/>
-        </w:rPr>
-        <w:t>newLabel</w:t>
-      </w:r>
-      <w:proofErr w:type="spellEnd"/>
-      <w:r>
-        <w:rPr>
-          <w:rStyle w:val="VerbatimChar"/>
-          <w:rFonts w:ascii="Times New Roman" w:eastAsia="Consolas" w:hAnsi="Times New Roman" w:cs="Times New Roman"/>
-          <w:bCs/>
-          <w:sz w:val="24"/>
-          <w:szCs w:val="24"/>
-          <w:lang w:val="en-US"/>
-        </w:rPr>
-        <w:t>()</w:t>
-      </w:r>
-      <w:r>
-        <w:rPr>
-          <w:rStyle w:val="VerbatimChar"/>
-          <w:rFonts w:ascii="Times New Roman" w:eastAsia="Consolas" w:hAnsi="Times New Roman" w:cs="Times New Roman"/>
-          <w:bCs/>
-          <w:sz w:val="24"/>
-          <w:szCs w:val="24"/>
-          <w:lang w:val="en-US"/>
-        </w:rPr>
-        <w:br/>
-      </w:r>
-      <w:r>
-        <w:rPr>
-          <w:rStyle w:val="VerbatimChar"/>
-          <w:rFonts w:ascii="Times New Roman" w:eastAsia="Consolas" w:hAnsi="Times New Roman" w:cs="Times New Roman"/>
-          <w:bCs/>
-          <w:sz w:val="24"/>
-          <w:szCs w:val="24"/>
-          <w:lang w:val="en-US"/>
-        </w:rPr>
-        <w:lastRenderedPageBreak/>
-        <w:t xml:space="preserve">    emit("</w:t>
-      </w:r>
-      <w:proofErr w:type="spellStart"/>
-      <w:r>
-        <w:rPr>
-          <w:rStyle w:val="VerbatimChar"/>
-          <w:rFonts w:ascii="Times New Roman" w:eastAsia="Consolas" w:hAnsi="Times New Roman" w:cs="Times New Roman"/>
-          <w:bCs/>
-          <w:sz w:val="24"/>
-          <w:szCs w:val="24"/>
-          <w:lang w:val="en-US"/>
-        </w:rPr>
-        <w:t>ifz</w:t>
-      </w:r>
-      <w:proofErr w:type="spellEnd"/>
-      <w:r>
-        <w:rPr>
-          <w:rStyle w:val="VerbatimChar"/>
-          <w:rFonts w:ascii="Times New Roman" w:eastAsia="Consolas" w:hAnsi="Times New Roman" w:cs="Times New Roman"/>
-          <w:bCs/>
-          <w:sz w:val="24"/>
-          <w:szCs w:val="24"/>
-          <w:lang w:val="en-US"/>
-        </w:rPr>
-        <w:t xml:space="preserve">", </w:t>
-      </w:r>
-      <w:proofErr w:type="spellStart"/>
-      <w:r>
-        <w:rPr>
-          <w:rStyle w:val="VerbatimChar"/>
-          <w:rFonts w:ascii="Times New Roman" w:eastAsia="Consolas" w:hAnsi="Times New Roman" w:cs="Times New Roman"/>
-          <w:bCs/>
-          <w:sz w:val="24"/>
-          <w:szCs w:val="24"/>
-          <w:lang w:val="en-US"/>
-        </w:rPr>
-        <w:t>cond</w:t>
-      </w:r>
-      <w:proofErr w:type="spellEnd"/>
-      <w:r>
-        <w:rPr>
-          <w:rStyle w:val="VerbatimChar"/>
-          <w:rFonts w:ascii="Times New Roman" w:eastAsia="Consolas" w:hAnsi="Times New Roman" w:cs="Times New Roman"/>
-          <w:bCs/>
-          <w:sz w:val="24"/>
-          <w:szCs w:val="24"/>
-          <w:lang w:val="en-US"/>
-        </w:rPr>
-        <w:t>, "</w:t>
-      </w:r>
-      <w:proofErr w:type="spellStart"/>
-      <w:r>
-        <w:rPr>
-          <w:rStyle w:val="VerbatimChar"/>
-          <w:rFonts w:ascii="Times New Roman" w:eastAsia="Consolas" w:hAnsi="Times New Roman" w:cs="Times New Roman"/>
-          <w:bCs/>
-          <w:sz w:val="24"/>
-          <w:szCs w:val="24"/>
-          <w:lang w:val="en-US"/>
-        </w:rPr>
-        <w:t>goto</w:t>
-      </w:r>
-      <w:proofErr w:type="spellEnd"/>
-      <w:r>
-        <w:rPr>
-          <w:rStyle w:val="VerbatimChar"/>
-          <w:rFonts w:ascii="Times New Roman" w:eastAsia="Consolas" w:hAnsi="Times New Roman" w:cs="Times New Roman"/>
-          <w:bCs/>
-          <w:sz w:val="24"/>
-          <w:szCs w:val="24"/>
-          <w:lang w:val="en-US"/>
-        </w:rPr>
-        <w:t xml:space="preserve">", </w:t>
-      </w:r>
-      <w:proofErr w:type="spellStart"/>
-      <w:r>
-        <w:rPr>
-          <w:rStyle w:val="VerbatimChar"/>
-          <w:rFonts w:ascii="Times New Roman" w:eastAsia="Consolas" w:hAnsi="Times New Roman" w:cs="Times New Roman"/>
-          <w:bCs/>
-          <w:sz w:val="24"/>
-          <w:szCs w:val="24"/>
-          <w:lang w:val="en-US"/>
-        </w:rPr>
-        <w:t>labelFalse</w:t>
-      </w:r>
-      <w:proofErr w:type="spellEnd"/>
-      <w:r>
-        <w:rPr>
-          <w:rStyle w:val="VerbatimChar"/>
-          <w:rFonts w:ascii="Times New Roman" w:eastAsia="Consolas" w:hAnsi="Times New Roman" w:cs="Times New Roman"/>
-          <w:bCs/>
-          <w:sz w:val="24"/>
-          <w:szCs w:val="24"/>
-          <w:lang w:val="en-US"/>
-        </w:rPr>
-        <w:t>, "")</w:t>
-      </w:r>
-      <w:r>
-        <w:rPr>
-          <w:rStyle w:val="VerbatimChar"/>
-          <w:rFonts w:ascii="Times New Roman" w:eastAsia="Consolas" w:hAnsi="Times New Roman" w:cs="Times New Roman"/>
-          <w:bCs/>
-          <w:sz w:val="24"/>
-          <w:szCs w:val="24"/>
-          <w:lang w:val="en-US"/>
-        </w:rPr>
-        <w:br/>
-        <w:t xml:space="preserve">    </w:t>
-      </w:r>
-      <w:proofErr w:type="spellStart"/>
-      <w:r>
-        <w:rPr>
-          <w:rStyle w:val="VerbatimChar"/>
-          <w:rFonts w:ascii="Times New Roman" w:eastAsia="Consolas" w:hAnsi="Times New Roman" w:cs="Times New Roman"/>
-          <w:bCs/>
-          <w:sz w:val="24"/>
-          <w:szCs w:val="24"/>
-          <w:lang w:val="en-US"/>
-        </w:rPr>
-        <w:t>codegen</w:t>
-      </w:r>
-      <w:proofErr w:type="spellEnd"/>
-      <w:r>
-        <w:rPr>
-          <w:rStyle w:val="VerbatimChar"/>
-          <w:rFonts w:ascii="Times New Roman" w:eastAsia="Consolas" w:hAnsi="Times New Roman" w:cs="Times New Roman"/>
-          <w:bCs/>
-          <w:sz w:val="24"/>
-          <w:szCs w:val="24"/>
-          <w:lang w:val="en-US"/>
-        </w:rPr>
-        <w:t>(</w:t>
-      </w:r>
-      <w:proofErr w:type="spellStart"/>
-      <w:r>
-        <w:rPr>
-          <w:rStyle w:val="VerbatimChar"/>
-          <w:rFonts w:ascii="Times New Roman" w:eastAsia="Consolas" w:hAnsi="Times New Roman" w:cs="Times New Roman"/>
-          <w:bCs/>
-          <w:sz w:val="24"/>
-          <w:szCs w:val="24"/>
-          <w:lang w:val="en-US"/>
-        </w:rPr>
-        <w:t>node.thenBranch</w:t>
-      </w:r>
-      <w:proofErr w:type="spellEnd"/>
-      <w:r>
-        <w:rPr>
-          <w:rStyle w:val="VerbatimChar"/>
-          <w:rFonts w:ascii="Times New Roman" w:eastAsia="Consolas" w:hAnsi="Times New Roman" w:cs="Times New Roman"/>
-          <w:bCs/>
-          <w:sz w:val="24"/>
-          <w:szCs w:val="24"/>
-          <w:lang w:val="en-US"/>
-        </w:rPr>
-        <w:t>)</w:t>
-      </w:r>
-      <w:r>
-        <w:rPr>
-          <w:rStyle w:val="VerbatimChar"/>
-          <w:rFonts w:ascii="Times New Roman" w:eastAsia="Consolas" w:hAnsi="Times New Roman" w:cs="Times New Roman"/>
-          <w:bCs/>
-          <w:sz w:val="24"/>
-          <w:szCs w:val="24"/>
-          <w:lang w:val="en-US"/>
-        </w:rPr>
-        <w:br/>
-        <w:t xml:space="preserve">    emit("</w:t>
-      </w:r>
-      <w:proofErr w:type="spellStart"/>
-      <w:r>
-        <w:rPr>
-          <w:rStyle w:val="VerbatimChar"/>
-          <w:rFonts w:ascii="Times New Roman" w:eastAsia="Consolas" w:hAnsi="Times New Roman" w:cs="Times New Roman"/>
-          <w:bCs/>
-          <w:sz w:val="24"/>
-          <w:szCs w:val="24"/>
-          <w:lang w:val="en-US"/>
-        </w:rPr>
-        <w:t>goto</w:t>
-      </w:r>
-      <w:proofErr w:type="spellEnd"/>
-      <w:r>
-        <w:rPr>
-          <w:rStyle w:val="VerbatimChar"/>
-          <w:rFonts w:ascii="Times New Roman" w:eastAsia="Consolas" w:hAnsi="Times New Roman" w:cs="Times New Roman"/>
-          <w:bCs/>
-          <w:sz w:val="24"/>
-          <w:szCs w:val="24"/>
-          <w:lang w:val="en-US"/>
-        </w:rPr>
-        <w:t xml:space="preserve">", </w:t>
-      </w:r>
-      <w:proofErr w:type="spellStart"/>
-      <w:r>
-        <w:rPr>
-          <w:rStyle w:val="VerbatimChar"/>
-          <w:rFonts w:ascii="Times New Roman" w:eastAsia="Consolas" w:hAnsi="Times New Roman" w:cs="Times New Roman"/>
-          <w:bCs/>
-          <w:sz w:val="24"/>
-          <w:szCs w:val="24"/>
-          <w:lang w:val="en-US"/>
-        </w:rPr>
-        <w:t>labelFalse</w:t>
-      </w:r>
-      <w:proofErr w:type="spellEnd"/>
-      <w:r>
-        <w:rPr>
-          <w:rStyle w:val="VerbatimChar"/>
-          <w:rFonts w:ascii="Times New Roman" w:eastAsia="Consolas" w:hAnsi="Times New Roman" w:cs="Times New Roman"/>
-          <w:bCs/>
-          <w:sz w:val="24"/>
-          <w:szCs w:val="24"/>
-          <w:lang w:val="en-US"/>
-        </w:rPr>
-        <w:t>, "", "", "")</w:t>
-      </w:r>
-      <w:r>
-        <w:rPr>
-          <w:rStyle w:val="VerbatimChar"/>
-          <w:rFonts w:ascii="Times New Roman" w:eastAsia="Consolas" w:hAnsi="Times New Roman" w:cs="Times New Roman"/>
-          <w:bCs/>
-          <w:sz w:val="24"/>
-          <w:szCs w:val="24"/>
-          <w:lang w:val="en-US"/>
-        </w:rPr>
-        <w:br/>
-        <w:t xml:space="preserve">    emit("label", </w:t>
-      </w:r>
-      <w:proofErr w:type="spellStart"/>
-      <w:r>
-        <w:rPr>
-          <w:rStyle w:val="VerbatimChar"/>
-          <w:rFonts w:ascii="Times New Roman" w:eastAsia="Consolas" w:hAnsi="Times New Roman" w:cs="Times New Roman"/>
-          <w:bCs/>
-          <w:sz w:val="24"/>
-          <w:szCs w:val="24"/>
-          <w:lang w:val="en-US"/>
-        </w:rPr>
-        <w:t>labelFalse</w:t>
-      </w:r>
-      <w:proofErr w:type="spellEnd"/>
-      <w:r>
-        <w:rPr>
-          <w:rStyle w:val="VerbatimChar"/>
-          <w:rFonts w:ascii="Times New Roman" w:eastAsia="Consolas" w:hAnsi="Times New Roman" w:cs="Times New Roman"/>
-          <w:bCs/>
-          <w:sz w:val="24"/>
-          <w:szCs w:val="24"/>
-          <w:lang w:val="en-US"/>
-        </w:rPr>
-        <w:t>, "", "", "")</w:t>
-      </w:r>
-      <w:r>
-        <w:rPr>
-          <w:rStyle w:val="VerbatimChar"/>
-          <w:rFonts w:ascii="Times New Roman" w:eastAsia="Consolas" w:hAnsi="Times New Roman" w:cs="Times New Roman"/>
-          <w:bCs/>
-          <w:sz w:val="24"/>
-          <w:szCs w:val="24"/>
-          <w:lang w:val="en-US"/>
-        </w:rPr>
-        <w:br/>
-        <w:t xml:space="preserve">    </w:t>
-      </w:r>
-      <w:proofErr w:type="spellStart"/>
-      <w:r>
-        <w:rPr>
-          <w:rStyle w:val="VerbatimChar"/>
-          <w:rFonts w:ascii="Times New Roman" w:eastAsia="Consolas" w:hAnsi="Times New Roman" w:cs="Times New Roman"/>
-          <w:bCs/>
-          <w:sz w:val="24"/>
-          <w:szCs w:val="24"/>
-          <w:lang w:val="en-US"/>
-        </w:rPr>
-        <w:t>codegen</w:t>
-      </w:r>
-      <w:proofErr w:type="spellEnd"/>
-      <w:r>
-        <w:rPr>
-          <w:rStyle w:val="VerbatimChar"/>
-          <w:rFonts w:ascii="Times New Roman" w:eastAsia="Consolas" w:hAnsi="Times New Roman" w:cs="Times New Roman"/>
-          <w:bCs/>
-          <w:sz w:val="24"/>
-          <w:szCs w:val="24"/>
-          <w:lang w:val="en-US"/>
-        </w:rPr>
-        <w:t>(</w:t>
-      </w:r>
-      <w:proofErr w:type="spellStart"/>
-      <w:r>
-        <w:rPr>
-          <w:rStyle w:val="VerbatimChar"/>
-          <w:rFonts w:ascii="Times New Roman" w:eastAsia="Consolas" w:hAnsi="Times New Roman" w:cs="Times New Roman"/>
-          <w:bCs/>
-          <w:sz w:val="24"/>
-          <w:szCs w:val="24"/>
-          <w:lang w:val="en-US"/>
-        </w:rPr>
-        <w:t>node.elseBranch</w:t>
-      </w:r>
-      <w:proofErr w:type="spellEnd"/>
-      <w:r>
-        <w:rPr>
-          <w:rStyle w:val="VerbatimChar"/>
-          <w:rFonts w:ascii="Times New Roman" w:eastAsia="Consolas" w:hAnsi="Times New Roman" w:cs="Times New Roman"/>
-          <w:bCs/>
-          <w:sz w:val="24"/>
-          <w:szCs w:val="24"/>
-          <w:lang w:val="en-US"/>
-        </w:rPr>
-        <w:t>)</w:t>
-      </w:r>
-    </w:p>
-    <w:p>
-      <w:pPr>
-        <w:rPr>
-          <w:rStyle w:val="VerbatimChar"/>
-          <w:rFonts w:ascii="Times New Roman" w:eastAsia="Consolas" w:hAnsi="Times New Roman"/>
-          <w:sz w:val="28"/>
-        </w:rPr>
-      </w:pPr>
-      <w:proofErr w:type="spellStart"/>
-      <w:r>
-        <w:rPr>
-          <w:rStyle w:val="VerbatimChar"/>
-          <w:rFonts w:ascii="Times New Roman" w:eastAsia="Consolas" w:hAnsi="Times New Roman" w:cs="Times New Roman"/>
-          <w:bCs/>
-          <w:sz w:val="24"/>
-          <w:szCs w:val="24"/>
-          <w:lang w:val="en-US"/>
-        </w:rPr>
-        <w:t>elif</w:t>
-      </w:r>
-      <w:proofErr w:type="spellEnd"/>
-      <w:r>
-        <w:rPr>
-          <w:rStyle w:val="VerbatimChar"/>
-          <w:rFonts w:ascii="Times New Roman" w:eastAsia="Consolas" w:hAnsi="Times New Roman" w:cs="Times New Roman"/>
-          <w:bCs/>
-          <w:sz w:val="24"/>
-          <w:szCs w:val="24"/>
-          <w:lang w:val="en-US"/>
-        </w:rPr>
-        <w:t xml:space="preserve"> </w:t>
-      </w:r>
-      <w:proofErr w:type="spellStart"/>
-      <w:proofErr w:type="gramStart"/>
-      <w:r>
-        <w:rPr>
-          <w:rStyle w:val="VerbatimChar"/>
-          <w:rFonts w:ascii="Times New Roman" w:eastAsia="Consolas" w:hAnsi="Times New Roman" w:cs="Times New Roman"/>
-          <w:bCs/>
-          <w:sz w:val="24"/>
-          <w:szCs w:val="24"/>
-          <w:lang w:val="en-US"/>
-        </w:rPr>
-        <w:t>node.type</w:t>
-      </w:r>
-      <w:proofErr w:type="spellEnd"/>
-      <w:proofErr w:type="gramEnd"/>
-      <w:r>
-        <w:rPr>
-          <w:rStyle w:val="VerbatimChar"/>
-          <w:rFonts w:ascii="Times New Roman" w:eastAsia="Consolas" w:hAnsi="Times New Roman" w:cs="Times New Roman"/>
-          <w:bCs/>
-          <w:sz w:val="24"/>
-          <w:szCs w:val="24"/>
-          <w:lang w:val="en-US"/>
-        </w:rPr>
-        <w:t xml:space="preserve"> == "Var":</w:t>
+        <w:t>elif node.type == "Var":</w:t>
       </w:r>
       <w:r>
         <w:rPr>
@@ -7259,45 +4694,14 @@
           <w:szCs w:val="28"/>
         </w:rPr>
       </w:pPr>
-      <w:proofErr w:type="spellStart"/>
-      <w:r>
-        <w:rPr>
-          <w:rFonts w:ascii="Times New Roman" w:hAnsi="Times New Roman" w:cs="Times New Roman"/>
-          <w:bCs/>
-          <w:sz w:val="28"/>
-          <w:szCs w:val="28"/>
-        </w:rPr>
-        <w:t>Constant</w:t>
-      </w:r>
-      <w:proofErr w:type="spellEnd"/>
-      <w:r>
-        <w:rPr>
-          <w:rFonts w:ascii="Times New Roman" w:hAnsi="Times New Roman" w:cs="Times New Roman"/>
-          <w:bCs/>
-          <w:sz w:val="28"/>
-          <w:szCs w:val="28"/>
-        </w:rPr>
-        <w:t xml:space="preserve"> </w:t>
-      </w:r>
-      <w:proofErr w:type="spellStart"/>
-      <w:r>
-        <w:rPr>
-          <w:rFonts w:ascii="Times New Roman" w:hAnsi="Times New Roman" w:cs="Times New Roman"/>
-          <w:bCs/>
-          <w:sz w:val="28"/>
-          <w:szCs w:val="28"/>
-        </w:rPr>
-        <w:t>Folding</w:t>
-      </w:r>
-      <w:proofErr w:type="spellEnd"/>
-      <w:r>
-        <w:rPr>
-          <w:rFonts w:ascii="Times New Roman" w:hAnsi="Times New Roman" w:cs="Times New Roman"/>
-          <w:bCs/>
-          <w:sz w:val="28"/>
-          <w:szCs w:val="28"/>
-        </w:rPr>
-        <w:t>:</w:t>
+      <w:r>
+        <w:rPr>
+          <w:rFonts w:ascii="Times New Roman" w:hAnsi="Times New Roman" w:cs="Times New Roman"/>
+          <w:bCs/>
+          <w:sz w:val="28"/>
+          <w:szCs w:val="28"/>
+        </w:rPr>
+        <w:t>Constant Folding:</w:t>
       </w:r>
     </w:p>
     <w:p>
@@ -7386,27 +4790,7 @@
           <w:sz w:val="28"/>
           <w:szCs w:val="28"/>
         </w:rPr>
-        <w:t xml:space="preserve">Dead Code </w:t>
-      </w:r>
-      <w:proofErr w:type="spellStart"/>
-      <w:r>
-        <w:rPr>
-          <w:rFonts w:ascii="Times New Roman" w:hAnsi="Times New Roman" w:cs="Times New Roman"/>
-          <w:bCs/>
-          <w:sz w:val="28"/>
-          <w:szCs w:val="28"/>
-        </w:rPr>
-        <w:t>Elimination</w:t>
-      </w:r>
-      <w:proofErr w:type="spellEnd"/>
-      <w:r>
-        <w:rPr>
-          <w:rFonts w:ascii="Times New Roman" w:hAnsi="Times New Roman" w:cs="Times New Roman"/>
-          <w:bCs/>
-          <w:sz w:val="28"/>
-          <w:szCs w:val="28"/>
-        </w:rPr>
-        <w:t>:</w:t>
+        <w:t>Dead Code Elimination:</w:t>
       </w:r>
     </w:p>
     <w:p>
@@ -7581,112 +4965,543 @@
         </w:rPr>
         <w:br/>
       </w:r>
-      <w:proofErr w:type="spellStart"/>
-      <w:r>
-        <w:rPr>
-          <w:rFonts w:ascii="Times New Roman" w:hAnsi="Times New Roman" w:cs="Times New Roman"/>
-          <w:bCs/>
-          <w:sz w:val="24"/>
-          <w:szCs w:val="24"/>
+      <w:r>
+        <w:rPr>
+          <w:rFonts w:ascii="Times New Roman" w:hAnsi="Times New Roman" w:cs="Times New Roman"/>
+          <w:bCs/>
+          <w:sz w:val="24"/>
+          <w:szCs w:val="24"/>
+        </w:rPr>
+        <w:t>int a = 10;</w:t>
+      </w:r>
+      <w:r>
+        <w:rPr>
+          <w:rFonts w:ascii="Times New Roman" w:hAnsi="Times New Roman" w:cs="Times New Roman"/>
+          <w:bCs/>
+          <w:sz w:val="24"/>
+          <w:szCs w:val="24"/>
+        </w:rPr>
+        <w:br/>
+        <w:t>int b = 20;</w:t>
+      </w:r>
+      <w:r>
+        <w:rPr>
+          <w:rFonts w:ascii="Times New Roman" w:hAnsi="Times New Roman" w:cs="Times New Roman"/>
+          <w:bCs/>
+          <w:sz w:val="24"/>
+          <w:szCs w:val="24"/>
+        </w:rPr>
+        <w:br/>
+        <w:t>int c = a + b * 2;</w:t>
+      </w:r>
+      <w:r>
+        <w:rPr>
+          <w:rFonts w:ascii="Times New Roman" w:hAnsi="Times New Roman" w:cs="Times New Roman"/>
+          <w:bCs/>
+          <w:sz w:val="24"/>
+          <w:szCs w:val="24"/>
+        </w:rPr>
+        <w:br/>
+        <w:t>print(c);</w:t>
+      </w:r>
+    </w:p>
+    <w:p>
+      <w:pPr>
+        <w:spacing w:after="210"/>
+        <w:rPr>
+          <w:rFonts w:ascii="Times New Roman" w:hAnsi="Times New Roman" w:cs="Times New Roman"/>
+          <w:bCs/>
+          <w:sz w:val="24"/>
+          <w:szCs w:val="24"/>
+          <w:lang w:val="en-US"/>
+        </w:rPr>
+      </w:pPr>
+      <w:r>
+        <w:rPr>
+          <w:rFonts w:ascii="Times New Roman" w:eastAsia="Georgia" w:hAnsi="Times New Roman" w:cs="Times New Roman"/>
+          <w:bCs/>
+          <w:sz w:val="28"/>
+          <w:szCs w:val="28"/>
+        </w:rPr>
+        <w:t>Токены</w:t>
+      </w:r>
+      <w:r>
+        <w:rPr>
+          <w:rFonts w:ascii="Times New Roman" w:eastAsia="Georgia" w:hAnsi="Times New Roman" w:cs="Times New Roman"/>
+          <w:bCs/>
+          <w:sz w:val="28"/>
+          <w:szCs w:val="28"/>
+          <w:lang w:val="en-US"/>
+        </w:rPr>
+        <w:t>:</w:t>
+      </w:r>
+      <w:r>
+        <w:rPr>
+          <w:rFonts w:ascii="Times New Roman" w:hAnsi="Times New Roman" w:cs="Times New Roman"/>
+          <w:bCs/>
+          <w:sz w:val="28"/>
+          <w:szCs w:val="28"/>
+          <w:lang w:val="en-US"/>
+        </w:rPr>
+        <w:br/>
+      </w:r>
+      <w:r>
+        <w:rPr>
+          <w:rFonts w:ascii="Times New Roman" w:eastAsia="Georgia" w:hAnsi="Times New Roman" w:cs="Times New Roman"/>
+          <w:bCs/>
+          <w:sz w:val="24"/>
+          <w:szCs w:val="24"/>
+          <w:lang w:val="en-US"/>
+        </w:rPr>
+        <w:t>INT_KW(int) ID(a) ASSIGN(=) NUM(10) SEMI(;)</w:t>
+      </w:r>
+      <w:r>
+        <w:rPr>
+          <w:rFonts w:ascii="Times New Roman" w:hAnsi="Times New Roman" w:cs="Times New Roman"/>
+          <w:bCs/>
+          <w:sz w:val="24"/>
+          <w:szCs w:val="24"/>
+          <w:lang w:val="en-US"/>
+        </w:rPr>
+        <w:br/>
+      </w:r>
+      <w:r>
+        <w:rPr>
+          <w:rFonts w:ascii="Times New Roman" w:eastAsia="Georgia" w:hAnsi="Times New Roman" w:cs="Times New Roman"/>
+          <w:bCs/>
+          <w:sz w:val="24"/>
+          <w:szCs w:val="24"/>
+          <w:lang w:val="en-US"/>
+        </w:rPr>
+        <w:t>INT_KW(int) ID(b) ASSIGN(=) NUM(20) SEMI(;)</w:t>
+      </w:r>
+      <w:r>
+        <w:rPr>
+          <w:rFonts w:ascii="Times New Roman" w:hAnsi="Times New Roman" w:cs="Times New Roman"/>
+          <w:bCs/>
+          <w:sz w:val="24"/>
+          <w:szCs w:val="24"/>
+          <w:lang w:val="en-US"/>
+        </w:rPr>
+        <w:br/>
+      </w:r>
+      <w:r>
+        <w:rPr>
+          <w:rFonts w:ascii="Times New Roman" w:eastAsia="Georgia" w:hAnsi="Times New Roman" w:cs="Times New Roman"/>
+          <w:bCs/>
+          <w:sz w:val="24"/>
+          <w:szCs w:val="24"/>
+          <w:lang w:val="en-US"/>
+        </w:rPr>
+        <w:t>INT_KW(int) ID(c) ASSIGN(=) ID(a) PLUS(+) ID(b) MUL(*) NUM(2) SEMI(;)</w:t>
+      </w:r>
+      <w:r>
+        <w:rPr>
+          <w:rFonts w:ascii="Times New Roman" w:hAnsi="Times New Roman" w:cs="Times New Roman"/>
+          <w:bCs/>
+          <w:sz w:val="24"/>
+          <w:szCs w:val="24"/>
+          <w:lang w:val="en-US"/>
+        </w:rPr>
+        <w:br/>
+        <w:t>PRINT(print) LPAREN(() ID(c) RPAREN()) SEMI(;)</w:t>
+      </w:r>
+    </w:p>
+    <w:p>
+      <w:pPr>
+        <w:spacing w:after="210"/>
+        <w:rPr>
+          <w:rFonts w:ascii="Times New Roman" w:hAnsi="Times New Roman" w:cs="Times New Roman"/>
+          <w:bCs/>
+          <w:sz w:val="24"/>
+          <w:szCs w:val="24"/>
+          <w:lang w:val="en-US"/>
+        </w:rPr>
+      </w:pPr>
+      <w:r>
+        <w:rPr>
+          <w:rFonts w:ascii="Times New Roman" w:eastAsia="Georgia" w:hAnsi="Times New Roman" w:cs="Times New Roman"/>
+          <w:bCs/>
+          <w:sz w:val="28"/>
+          <w:szCs w:val="28"/>
+        </w:rPr>
+        <w:t>Трехадресный</w:t>
+      </w:r>
+      <w:r>
+        <w:rPr>
+          <w:rFonts w:ascii="Times New Roman" w:eastAsia="Georgia" w:hAnsi="Times New Roman" w:cs="Times New Roman"/>
+          <w:bCs/>
+          <w:sz w:val="28"/>
+          <w:szCs w:val="28"/>
+          <w:lang w:val="en-US"/>
+        </w:rPr>
+        <w:t xml:space="preserve"> </w:t>
+      </w:r>
+      <w:r>
+        <w:rPr>
+          <w:rFonts w:ascii="Times New Roman" w:eastAsia="Georgia" w:hAnsi="Times New Roman" w:cs="Times New Roman"/>
+          <w:bCs/>
+          <w:sz w:val="28"/>
+          <w:szCs w:val="28"/>
+        </w:rPr>
+        <w:t>код</w:t>
+      </w:r>
+      <w:r>
+        <w:rPr>
+          <w:rFonts w:ascii="Times New Roman" w:eastAsia="Georgia" w:hAnsi="Times New Roman" w:cs="Times New Roman"/>
+          <w:bCs/>
+          <w:sz w:val="28"/>
+          <w:szCs w:val="28"/>
+          <w:lang w:val="en-US"/>
+        </w:rPr>
+        <w:t xml:space="preserve"> (TAC):</w:t>
+      </w:r>
+      <w:r>
+        <w:rPr>
+          <w:rFonts w:ascii="Times New Roman" w:hAnsi="Times New Roman" w:cs="Times New Roman"/>
+          <w:bCs/>
+          <w:sz w:val="28"/>
+          <w:szCs w:val="28"/>
+          <w:lang w:val="en-US"/>
+        </w:rPr>
+        <w:br/>
+      </w:r>
+      <w:r>
+        <w:rPr>
+          <w:rFonts w:ascii="Times New Roman" w:hAnsi="Times New Roman" w:cs="Times New Roman"/>
+          <w:bCs/>
+          <w:sz w:val="24"/>
+          <w:szCs w:val="24"/>
+          <w:lang w:val="en-US"/>
+        </w:rPr>
+        <w:t>0: t1 = b * 2</w:t>
+      </w:r>
+      <w:r>
+        <w:rPr>
+          <w:rFonts w:ascii="Times New Roman" w:hAnsi="Times New Roman" w:cs="Times New Roman"/>
+          <w:bCs/>
+          <w:sz w:val="24"/>
+          <w:szCs w:val="24"/>
+          <w:lang w:val="en-US"/>
+        </w:rPr>
+        <w:br/>
+        <w:t>1: t2 = a + t1</w:t>
+      </w:r>
+      <w:r>
+        <w:rPr>
+          <w:rFonts w:ascii="Times New Roman" w:hAnsi="Times New Roman" w:cs="Times New Roman"/>
+          <w:bCs/>
+          <w:sz w:val="24"/>
+          <w:szCs w:val="24"/>
+          <w:lang w:val="en-US"/>
+        </w:rPr>
+        <w:br/>
+        <w:t>2: c = t2</w:t>
+      </w:r>
+      <w:r>
+        <w:rPr>
+          <w:rFonts w:ascii="Times New Roman" w:hAnsi="Times New Roman" w:cs="Times New Roman"/>
+          <w:bCs/>
+          <w:sz w:val="24"/>
+          <w:szCs w:val="24"/>
+          <w:lang w:val="en-US"/>
+        </w:rPr>
+        <w:br/>
+        <w:t>3: print(c)</w:t>
+      </w:r>
+    </w:p>
+    <w:p>
+      <w:pPr>
+        <w:spacing w:after="210"/>
+        <w:rPr>
+          <w:rFonts w:ascii="Times New Roman" w:hAnsi="Times New Roman" w:cs="Times New Roman"/>
+          <w:bCs/>
+          <w:sz w:val="28"/>
+          <w:szCs w:val="28"/>
+        </w:rPr>
+      </w:pPr>
+      <w:r>
+        <w:rPr>
+          <w:rFonts w:ascii="Times New Roman" w:eastAsia="Georgia" w:hAnsi="Times New Roman" w:cs="Times New Roman"/>
+          <w:bCs/>
+          <w:sz w:val="28"/>
+          <w:szCs w:val="28"/>
+        </w:rPr>
+        <w:t>Результат выполнения:</w:t>
+      </w:r>
+      <w:r>
+        <w:rPr>
+          <w:rFonts w:ascii="Times New Roman" w:hAnsi="Times New Roman" w:cs="Times New Roman"/>
+          <w:bCs/>
+          <w:sz w:val="28"/>
+          <w:szCs w:val="28"/>
+        </w:rPr>
+        <w:br/>
+      </w:r>
+      <w:r>
+        <w:rPr>
+          <w:rFonts w:ascii="Times New Roman" w:hAnsi="Times New Roman" w:cs="Times New Roman"/>
+          <w:bCs/>
+          <w:sz w:val="24"/>
+          <w:szCs w:val="24"/>
+        </w:rPr>
+        <w:t>50</w:t>
+      </w:r>
+    </w:p>
+    <w:p>
+      <w:pPr>
+        <w:spacing w:after="210"/>
+        <w:rPr>
+          <w:rFonts w:ascii="Times New Roman" w:hAnsi="Times New Roman" w:cs="Times New Roman"/>
+          <w:bCs/>
+          <w:sz w:val="28"/>
+          <w:szCs w:val="28"/>
+        </w:rPr>
+      </w:pPr>
+      <w:r>
+        <w:rPr>
+          <w:rFonts w:ascii="Times New Roman" w:hAnsi="Times New Roman" w:cs="Times New Roman"/>
+          <w:bCs/>
+          <w:sz w:val="28"/>
+          <w:szCs w:val="28"/>
+        </w:rPr>
+        <w:t>Пример 2: Условный оператор</w:t>
+      </w:r>
+    </w:p>
+    <w:p>
+      <w:pPr>
+        <w:spacing w:after="210"/>
+        <w:rPr>
+          <w:rFonts w:ascii="Times New Roman" w:hAnsi="Times New Roman" w:cs="Times New Roman"/>
+          <w:bCs/>
+          <w:sz w:val="24"/>
+          <w:szCs w:val="24"/>
+        </w:rPr>
+      </w:pPr>
+      <w:r>
+        <w:rPr>
+          <w:rFonts w:ascii="Times New Roman" w:eastAsia="Georgia" w:hAnsi="Times New Roman" w:cs="Times New Roman"/>
+          <w:bCs/>
+          <w:sz w:val="28"/>
+          <w:szCs w:val="28"/>
+        </w:rPr>
+        <w:t>Входной</w:t>
+      </w:r>
+      <w:r>
+        <w:rPr>
+          <w:rFonts w:ascii="Times New Roman" w:eastAsia="Georgia" w:hAnsi="Times New Roman" w:cs="Times New Roman"/>
+          <w:bCs/>
+          <w:sz w:val="28"/>
+          <w:szCs w:val="28"/>
+        </w:rPr>
+        <w:t xml:space="preserve"> </w:t>
+      </w:r>
+      <w:r>
+        <w:rPr>
+          <w:rFonts w:ascii="Times New Roman" w:eastAsia="Georgia" w:hAnsi="Times New Roman" w:cs="Times New Roman"/>
+          <w:bCs/>
+          <w:sz w:val="28"/>
+          <w:szCs w:val="28"/>
+        </w:rPr>
+        <w:t>код</w:t>
+      </w:r>
+      <w:r>
+        <w:rPr>
+          <w:rFonts w:ascii="Times New Roman" w:eastAsia="Georgia" w:hAnsi="Times New Roman" w:cs="Times New Roman"/>
+          <w:bCs/>
+          <w:sz w:val="28"/>
+          <w:szCs w:val="28"/>
+        </w:rPr>
+        <w:t>:</w:t>
+      </w:r>
+      <w:r>
+        <w:rPr>
+          <w:rFonts w:ascii="Times New Roman" w:hAnsi="Times New Roman" w:cs="Times New Roman"/>
+          <w:bCs/>
+          <w:sz w:val="28"/>
+          <w:szCs w:val="28"/>
+        </w:rPr>
+        <w:br/>
+      </w:r>
+      <w:r>
+        <w:rPr>
+          <w:rFonts w:ascii="Times New Roman" w:hAnsi="Times New Roman" w:cs="Times New Roman"/>
+          <w:bCs/>
+          <w:sz w:val="24"/>
+          <w:szCs w:val="24"/>
+          <w:lang w:val="en-US"/>
         </w:rPr>
         <w:t>int</w:t>
       </w:r>
-      <w:proofErr w:type="spellEnd"/>
-      <w:r>
-        <w:rPr>
-          <w:rFonts w:ascii="Times New Roman" w:hAnsi="Times New Roman" w:cs="Times New Roman"/>
-          <w:bCs/>
-          <w:sz w:val="24"/>
-          <w:szCs w:val="24"/>
-        </w:rPr>
-        <w:t xml:space="preserve"> a = 10;</w:t>
-      </w:r>
-      <w:r>
-        <w:rPr>
-          <w:rFonts w:ascii="Times New Roman" w:hAnsi="Times New Roman" w:cs="Times New Roman"/>
-          <w:bCs/>
-          <w:sz w:val="24"/>
-          <w:szCs w:val="24"/>
-        </w:rPr>
-        <w:br/>
-      </w:r>
-      <w:proofErr w:type="spellStart"/>
-      <w:r>
-        <w:rPr>
-          <w:rFonts w:ascii="Times New Roman" w:hAnsi="Times New Roman" w:cs="Times New Roman"/>
-          <w:bCs/>
-          <w:sz w:val="24"/>
-          <w:szCs w:val="24"/>
-        </w:rPr>
-        <w:t>int</w:t>
-      </w:r>
-      <w:proofErr w:type="spellEnd"/>
-      <w:r>
-        <w:rPr>
-          <w:rFonts w:ascii="Times New Roman" w:hAnsi="Times New Roman" w:cs="Times New Roman"/>
-          <w:bCs/>
-          <w:sz w:val="24"/>
-          <w:szCs w:val="24"/>
-        </w:rPr>
-        <w:t xml:space="preserve"> b = 20;</w:t>
-      </w:r>
-      <w:r>
-        <w:rPr>
-          <w:rFonts w:ascii="Times New Roman" w:hAnsi="Times New Roman" w:cs="Times New Roman"/>
-          <w:bCs/>
-          <w:sz w:val="24"/>
-          <w:szCs w:val="24"/>
-        </w:rPr>
-        <w:br/>
-      </w:r>
-      <w:proofErr w:type="spellStart"/>
-      <w:r>
-        <w:rPr>
-          <w:rFonts w:ascii="Times New Roman" w:hAnsi="Times New Roman" w:cs="Times New Roman"/>
-          <w:bCs/>
-          <w:sz w:val="24"/>
-          <w:szCs w:val="24"/>
-        </w:rPr>
-        <w:t>int</w:t>
-      </w:r>
-      <w:proofErr w:type="spellEnd"/>
-      <w:r>
-        <w:rPr>
-          <w:rFonts w:ascii="Times New Roman" w:hAnsi="Times New Roman" w:cs="Times New Roman"/>
-          <w:bCs/>
-          <w:sz w:val="24"/>
-          <w:szCs w:val="24"/>
-        </w:rPr>
-        <w:t xml:space="preserve"> c = a + b * 2;</w:t>
-      </w:r>
-      <w:r>
-        <w:rPr>
-          <w:rFonts w:ascii="Times New Roman" w:hAnsi="Times New Roman" w:cs="Times New Roman"/>
-          <w:bCs/>
-          <w:sz w:val="24"/>
-          <w:szCs w:val="24"/>
-        </w:rPr>
-        <w:br/>
-      </w:r>
-      <w:proofErr w:type="spellStart"/>
-      <w:r>
-        <w:rPr>
-          <w:rFonts w:ascii="Times New Roman" w:hAnsi="Times New Roman" w:cs="Times New Roman"/>
-          <w:bCs/>
-          <w:sz w:val="24"/>
-          <w:szCs w:val="24"/>
+      <w:r>
+        <w:rPr>
+          <w:rFonts w:ascii="Times New Roman" w:hAnsi="Times New Roman" w:cs="Times New Roman"/>
+          <w:bCs/>
+          <w:sz w:val="24"/>
+          <w:szCs w:val="24"/>
+        </w:rPr>
+        <w:t xml:space="preserve"> </w:t>
+      </w:r>
+      <w:r>
+        <w:rPr>
+          <w:rFonts w:ascii="Times New Roman" w:hAnsi="Times New Roman" w:cs="Times New Roman"/>
+          <w:bCs/>
+          <w:sz w:val="24"/>
+          <w:szCs w:val="24"/>
+          <w:lang w:val="en-US"/>
+        </w:rPr>
+        <w:t>x</w:t>
+      </w:r>
+      <w:r>
+        <w:rPr>
+          <w:rFonts w:ascii="Times New Roman" w:hAnsi="Times New Roman" w:cs="Times New Roman"/>
+          <w:bCs/>
+          <w:sz w:val="24"/>
+          <w:szCs w:val="24"/>
+        </w:rPr>
+        <w:t xml:space="preserve"> = 5;</w:t>
+      </w:r>
+      <w:r>
+        <w:rPr>
+          <w:rFonts w:ascii="Times New Roman" w:hAnsi="Times New Roman" w:cs="Times New Roman"/>
+          <w:bCs/>
+          <w:sz w:val="24"/>
+          <w:szCs w:val="24"/>
+        </w:rPr>
+        <w:br/>
+      </w:r>
+      <w:r>
+        <w:rPr>
+          <w:rFonts w:ascii="Times New Roman" w:hAnsi="Times New Roman" w:cs="Times New Roman"/>
+          <w:bCs/>
+          <w:sz w:val="24"/>
+          <w:szCs w:val="24"/>
+          <w:lang w:val="en-US"/>
+        </w:rPr>
+        <w:t>if</w:t>
+      </w:r>
+      <w:r>
+        <w:rPr>
+          <w:rFonts w:ascii="Times New Roman" w:hAnsi="Times New Roman" w:cs="Times New Roman"/>
+          <w:bCs/>
+          <w:sz w:val="24"/>
+          <w:szCs w:val="24"/>
+        </w:rPr>
+        <w:t xml:space="preserve"> (</w:t>
+      </w:r>
+      <w:r>
+        <w:rPr>
+          <w:rFonts w:ascii="Times New Roman" w:hAnsi="Times New Roman" w:cs="Times New Roman"/>
+          <w:bCs/>
+          <w:sz w:val="24"/>
+          <w:szCs w:val="24"/>
+          <w:lang w:val="en-US"/>
+        </w:rPr>
+        <w:t>x</w:t>
+      </w:r>
+      <w:r>
+        <w:rPr>
+          <w:rFonts w:ascii="Times New Roman" w:hAnsi="Times New Roman" w:cs="Times New Roman"/>
+          <w:bCs/>
+          <w:sz w:val="24"/>
+          <w:szCs w:val="24"/>
+        </w:rPr>
+        <w:t xml:space="preserve"> &gt; 3) {</w:t>
+      </w:r>
+      <w:r>
+        <w:rPr>
+          <w:rFonts w:ascii="Times New Roman" w:hAnsi="Times New Roman" w:cs="Times New Roman"/>
+          <w:bCs/>
+          <w:sz w:val="24"/>
+          <w:szCs w:val="24"/>
+        </w:rPr>
+        <w:br/>
+      </w:r>
+      <w:r>
+        <w:rPr>
+          <w:rFonts w:ascii="Times New Roman" w:hAnsi="Times New Roman" w:cs="Times New Roman"/>
+          <w:bCs/>
+          <w:sz w:val="24"/>
+          <w:szCs w:val="24"/>
+          <w:lang w:val="en-US"/>
         </w:rPr>
         <w:t>print</w:t>
       </w:r>
-      <w:proofErr w:type="spellEnd"/>
-      <w:r>
-        <w:rPr>
-          <w:rFonts w:ascii="Times New Roman" w:hAnsi="Times New Roman" w:cs="Times New Roman"/>
-          <w:bCs/>
-          <w:sz w:val="24"/>
-          <w:szCs w:val="24"/>
-        </w:rPr>
-        <w:t>(c);</w:t>
+      <w:r>
+        <w:rPr>
+          <w:rFonts w:ascii="Times New Roman" w:hAnsi="Times New Roman" w:cs="Times New Roman"/>
+          <w:bCs/>
+          <w:sz w:val="24"/>
+          <w:szCs w:val="24"/>
+        </w:rPr>
+        <w:t>(100);</w:t>
+      </w:r>
+      <w:r>
+        <w:rPr>
+          <w:rFonts w:ascii="Times New Roman" w:hAnsi="Times New Roman" w:cs="Times New Roman"/>
+          <w:bCs/>
+          <w:sz w:val="24"/>
+          <w:szCs w:val="24"/>
+        </w:rPr>
+        <w:br/>
+        <w:t xml:space="preserve">} </w:t>
+      </w:r>
+      <w:r>
+        <w:rPr>
+          <w:rFonts w:ascii="Times New Roman" w:hAnsi="Times New Roman" w:cs="Times New Roman"/>
+          <w:bCs/>
+          <w:sz w:val="24"/>
+          <w:szCs w:val="24"/>
+          <w:lang w:val="en-US"/>
+        </w:rPr>
+        <w:t>else</w:t>
+      </w:r>
+      <w:r>
+        <w:rPr>
+          <w:rFonts w:ascii="Times New Roman" w:hAnsi="Times New Roman" w:cs="Times New Roman"/>
+          <w:bCs/>
+          <w:sz w:val="24"/>
+          <w:szCs w:val="24"/>
+        </w:rPr>
+        <w:t xml:space="preserve"> {</w:t>
+      </w:r>
+      <w:r>
+        <w:rPr>
+          <w:rFonts w:ascii="Times New Roman" w:hAnsi="Times New Roman" w:cs="Times New Roman"/>
+          <w:bCs/>
+          <w:sz w:val="24"/>
+          <w:szCs w:val="24"/>
+        </w:rPr>
+        <w:br/>
+      </w:r>
+      <w:r>
+        <w:rPr>
+          <w:rFonts w:ascii="Times New Roman" w:hAnsi="Times New Roman" w:cs="Times New Roman"/>
+          <w:bCs/>
+          <w:sz w:val="24"/>
+          <w:szCs w:val="24"/>
+          <w:lang w:val="en-US"/>
+        </w:rPr>
+        <w:t>print</w:t>
+      </w:r>
+      <w:r>
+        <w:rPr>
+          <w:rFonts w:ascii="Times New Roman" w:hAnsi="Times New Roman" w:cs="Times New Roman"/>
+          <w:bCs/>
+          <w:sz w:val="24"/>
+          <w:szCs w:val="24"/>
+        </w:rPr>
+        <w:t>(200);</w:t>
+      </w:r>
+      <w:r>
+        <w:rPr>
+          <w:rFonts w:ascii="Times New Roman" w:hAnsi="Times New Roman" w:cs="Times New Roman"/>
+          <w:bCs/>
+          <w:sz w:val="24"/>
+          <w:szCs w:val="24"/>
+        </w:rPr>
+        <w:br/>
+        <w:t>}</w:t>
       </w:r>
     </w:p>
     <w:p>
@@ -7702,416 +5517,6 @@
       </w:pPr>
       <w:r>
         <w:rPr>
-          <w:rFonts w:ascii="Times New Roman" w:eastAsia="Georgia" w:hAnsi="Times New Roman" w:cs="Times New Roman"/>
-          <w:bCs/>
-          <w:sz w:val="28"/>
-          <w:szCs w:val="28"/>
-        </w:rPr>
-        <w:t>Токены</w:t>
-      </w:r>
-      <w:r>
-        <w:rPr>
-          <w:rFonts w:ascii="Times New Roman" w:eastAsia="Georgia" w:hAnsi="Times New Roman" w:cs="Times New Roman"/>
-          <w:bCs/>
-          <w:sz w:val="28"/>
-          <w:szCs w:val="28"/>
-          <w:lang w:val="en-US"/>
-        </w:rPr>
-        <w:t>:</w:t>
-      </w:r>
-      <w:r>
-        <w:rPr>
-          <w:rFonts w:ascii="Times New Roman" w:hAnsi="Times New Roman" w:cs="Times New Roman"/>
-          <w:bCs/>
-          <w:sz w:val="28"/>
-          <w:szCs w:val="28"/>
-          <w:lang w:val="en-US"/>
-        </w:rPr>
-        <w:br/>
-      </w:r>
-      <w:r>
-        <w:rPr>
-          <w:rFonts w:ascii="Times New Roman" w:eastAsia="Georgia" w:hAnsi="Times New Roman" w:cs="Times New Roman"/>
-          <w:bCs/>
-          <w:sz w:val="24"/>
-          <w:szCs w:val="24"/>
-          <w:lang w:val="en-US"/>
-        </w:rPr>
-        <w:t>INT_KW(int) ID(a) ASSIGN(=) NUM(10) SEMI(;)</w:t>
-      </w:r>
-      <w:r>
-        <w:rPr>
-          <w:rFonts w:ascii="Times New Roman" w:hAnsi="Times New Roman" w:cs="Times New Roman"/>
-          <w:bCs/>
-          <w:sz w:val="24"/>
-          <w:szCs w:val="24"/>
-          <w:lang w:val="en-US"/>
-        </w:rPr>
-        <w:br/>
-      </w:r>
-      <w:r>
-        <w:rPr>
-          <w:rFonts w:ascii="Times New Roman" w:eastAsia="Georgia" w:hAnsi="Times New Roman" w:cs="Times New Roman"/>
-          <w:bCs/>
-          <w:sz w:val="24"/>
-          <w:szCs w:val="24"/>
-          <w:lang w:val="en-US"/>
-        </w:rPr>
-        <w:t>INT_KW(int) ID(b) ASSIGN(=) NUM(20) SEMI(;)</w:t>
-      </w:r>
-      <w:r>
-        <w:rPr>
-          <w:rFonts w:ascii="Times New Roman" w:hAnsi="Times New Roman" w:cs="Times New Roman"/>
-          <w:bCs/>
-          <w:sz w:val="24"/>
-          <w:szCs w:val="24"/>
-          <w:lang w:val="en-US"/>
-        </w:rPr>
-        <w:br/>
-      </w:r>
-      <w:r>
-        <w:rPr>
-          <w:rFonts w:ascii="Times New Roman" w:eastAsia="Georgia" w:hAnsi="Times New Roman" w:cs="Times New Roman"/>
-          <w:bCs/>
-          <w:sz w:val="24"/>
-          <w:szCs w:val="24"/>
-          <w:lang w:val="en-US"/>
-        </w:rPr>
-        <w:t>INT_KW(int) ID(c) ASSIGN(=) ID(a) PLUS(+) ID(b) MUL(*) NUM(2) SEMI(;)</w:t>
-      </w:r>
-      <w:r>
-        <w:rPr>
-          <w:rFonts w:ascii="Times New Roman" w:hAnsi="Times New Roman" w:cs="Times New Roman"/>
-          <w:bCs/>
-          <w:sz w:val="24"/>
-          <w:szCs w:val="24"/>
-          <w:lang w:val="en-US"/>
-        </w:rPr>
-        <w:br/>
-        <w:t>PRINT(print) LPAREN(() ID(c) RPAREN()) SEMI(;)</w:t>
-      </w:r>
-    </w:p>
-    <w:p>
-      <w:pPr>
-        <w:spacing w:after="210"/>
-        <w:rPr>
-          <w:rFonts w:ascii="Times New Roman" w:hAnsi="Times New Roman" w:cs="Times New Roman"/>
-          <w:bCs/>
-          <w:sz w:val="24"/>
-          <w:szCs w:val="24"/>
-          <w:lang w:val="en-US"/>
-        </w:rPr>
-      </w:pPr>
-      <w:r>
-        <w:rPr>
-          <w:rFonts w:ascii="Times New Roman" w:eastAsia="Georgia" w:hAnsi="Times New Roman" w:cs="Times New Roman"/>
-          <w:bCs/>
-          <w:sz w:val="28"/>
-          <w:szCs w:val="28"/>
-        </w:rPr>
-        <w:t>Трехадресный</w:t>
-      </w:r>
-      <w:r>
-        <w:rPr>
-          <w:rFonts w:ascii="Times New Roman" w:eastAsia="Georgia" w:hAnsi="Times New Roman" w:cs="Times New Roman"/>
-          <w:bCs/>
-          <w:sz w:val="28"/>
-          <w:szCs w:val="28"/>
-          <w:lang w:val="en-US"/>
-        </w:rPr>
-        <w:t xml:space="preserve"> </w:t>
-      </w:r>
-      <w:r>
-        <w:rPr>
-          <w:rFonts w:ascii="Times New Roman" w:eastAsia="Georgia" w:hAnsi="Times New Roman" w:cs="Times New Roman"/>
-          <w:bCs/>
-          <w:sz w:val="28"/>
-          <w:szCs w:val="28"/>
-        </w:rPr>
-        <w:t>код</w:t>
-      </w:r>
-      <w:r>
-        <w:rPr>
-          <w:rFonts w:ascii="Times New Roman" w:eastAsia="Georgia" w:hAnsi="Times New Roman" w:cs="Times New Roman"/>
-          <w:bCs/>
-          <w:sz w:val="28"/>
-          <w:szCs w:val="28"/>
-          <w:lang w:val="en-US"/>
-        </w:rPr>
-        <w:t xml:space="preserve"> (TAC):</w:t>
-      </w:r>
-      <w:r>
-        <w:rPr>
-          <w:rFonts w:ascii="Times New Roman" w:hAnsi="Times New Roman" w:cs="Times New Roman"/>
-          <w:bCs/>
-          <w:sz w:val="28"/>
-          <w:szCs w:val="28"/>
-          <w:lang w:val="en-US"/>
-        </w:rPr>
-        <w:br/>
-      </w:r>
-      <w:r>
-        <w:rPr>
-          <w:rFonts w:ascii="Times New Roman" w:hAnsi="Times New Roman" w:cs="Times New Roman"/>
-          <w:bCs/>
-          <w:sz w:val="24"/>
-          <w:szCs w:val="24"/>
-          <w:lang w:val="en-US"/>
-        </w:rPr>
-        <w:t>0: t1 = b * 2</w:t>
-      </w:r>
-      <w:r>
-        <w:rPr>
-          <w:rFonts w:ascii="Times New Roman" w:hAnsi="Times New Roman" w:cs="Times New Roman"/>
-          <w:bCs/>
-          <w:sz w:val="24"/>
-          <w:szCs w:val="24"/>
-          <w:lang w:val="en-US"/>
-        </w:rPr>
-        <w:br/>
-        <w:t>1: t2 = a + t1</w:t>
-      </w:r>
-      <w:r>
-        <w:rPr>
-          <w:rFonts w:ascii="Times New Roman" w:hAnsi="Times New Roman" w:cs="Times New Roman"/>
-          <w:bCs/>
-          <w:sz w:val="24"/>
-          <w:szCs w:val="24"/>
-          <w:lang w:val="en-US"/>
-        </w:rPr>
-        <w:br/>
-        <w:t>2: c = t2</w:t>
-      </w:r>
-      <w:r>
-        <w:rPr>
-          <w:rFonts w:ascii="Times New Roman" w:hAnsi="Times New Roman" w:cs="Times New Roman"/>
-          <w:bCs/>
-          <w:sz w:val="24"/>
-          <w:szCs w:val="24"/>
-          <w:lang w:val="en-US"/>
-        </w:rPr>
-        <w:br/>
-        <w:t>3: print(c)</w:t>
-      </w:r>
-    </w:p>
-    <w:p>
-      <w:pPr>
-        <w:spacing w:after="210"/>
-        <w:rPr>
-          <w:rFonts w:ascii="Times New Roman" w:hAnsi="Times New Roman" w:cs="Times New Roman"/>
-          <w:bCs/>
-          <w:sz w:val="28"/>
-          <w:szCs w:val="28"/>
-        </w:rPr>
-      </w:pPr>
-      <w:r>
-        <w:rPr>
-          <w:rFonts w:ascii="Times New Roman" w:eastAsia="Georgia" w:hAnsi="Times New Roman" w:cs="Times New Roman"/>
-          <w:bCs/>
-          <w:sz w:val="28"/>
-          <w:szCs w:val="28"/>
-        </w:rPr>
-        <w:t>Результат выполнения:</w:t>
-      </w:r>
-      <w:r>
-        <w:rPr>
-          <w:rFonts w:ascii="Times New Roman" w:hAnsi="Times New Roman" w:cs="Times New Roman"/>
-          <w:bCs/>
-          <w:sz w:val="28"/>
-          <w:szCs w:val="28"/>
-        </w:rPr>
-        <w:br/>
-      </w:r>
-      <w:r>
-        <w:rPr>
-          <w:rFonts w:ascii="Times New Roman" w:hAnsi="Times New Roman" w:cs="Times New Roman"/>
-          <w:bCs/>
-          <w:sz w:val="24"/>
-          <w:szCs w:val="24"/>
-        </w:rPr>
-        <w:t>50</w:t>
-      </w:r>
-    </w:p>
-    <w:p>
-      <w:pPr>
-        <w:spacing w:after="210"/>
-        <w:rPr>
-          <w:rFonts w:ascii="Times New Roman" w:hAnsi="Times New Roman" w:cs="Times New Roman"/>
-          <w:bCs/>
-          <w:sz w:val="28"/>
-          <w:szCs w:val="28"/>
-        </w:rPr>
-      </w:pPr>
-      <w:r>
-        <w:rPr>
-          <w:rFonts w:ascii="Times New Roman" w:hAnsi="Times New Roman" w:cs="Times New Roman"/>
-          <w:bCs/>
-          <w:sz w:val="28"/>
-          <w:szCs w:val="28"/>
-        </w:rPr>
-        <w:t>Пример 2: Условный оператор</w:t>
-      </w:r>
-    </w:p>
-    <w:p>
-      <w:pPr>
-        <w:spacing w:after="210"/>
-        <w:rPr>
-          <w:rFonts w:ascii="Times New Roman" w:hAnsi="Times New Roman" w:cs="Times New Roman"/>
-          <w:bCs/>
-          <w:sz w:val="24"/>
-          <w:szCs w:val="24"/>
-          <w:lang w:val="en-US"/>
-        </w:rPr>
-      </w:pPr>
-      <w:r>
-        <w:rPr>
-          <w:rFonts w:ascii="Times New Roman" w:eastAsia="Georgia" w:hAnsi="Times New Roman" w:cs="Times New Roman"/>
-          <w:bCs/>
-          <w:sz w:val="28"/>
-          <w:szCs w:val="28"/>
-        </w:rPr>
-        <w:t>Входной</w:t>
-      </w:r>
-      <w:r>
-        <w:rPr>
-          <w:rFonts w:ascii="Times New Roman" w:eastAsia="Georgia" w:hAnsi="Times New Roman" w:cs="Times New Roman"/>
-          <w:bCs/>
-          <w:sz w:val="28"/>
-          <w:szCs w:val="28"/>
-          <w:lang w:val="en-US"/>
-        </w:rPr>
-        <w:t xml:space="preserve"> </w:t>
-      </w:r>
-      <w:r>
-        <w:rPr>
-          <w:rFonts w:ascii="Times New Roman" w:eastAsia="Georgia" w:hAnsi="Times New Roman" w:cs="Times New Roman"/>
-          <w:bCs/>
-          <w:sz w:val="28"/>
-          <w:szCs w:val="28"/>
-        </w:rPr>
-        <w:t>код</w:t>
-      </w:r>
-      <w:r>
-        <w:rPr>
-          <w:rFonts w:ascii="Times New Roman" w:eastAsia="Georgia" w:hAnsi="Times New Roman" w:cs="Times New Roman"/>
-          <w:bCs/>
-          <w:sz w:val="28"/>
-          <w:szCs w:val="28"/>
-          <w:lang w:val="en-US"/>
-        </w:rPr>
-        <w:t>:</w:t>
-      </w:r>
-      <w:r>
-        <w:rPr>
-          <w:rFonts w:ascii="Times New Roman" w:hAnsi="Times New Roman" w:cs="Times New Roman"/>
-          <w:bCs/>
-          <w:sz w:val="28"/>
-          <w:szCs w:val="28"/>
-          <w:lang w:val="en-US"/>
-        </w:rPr>
-        <w:br/>
-      </w:r>
-      <w:r>
-        <w:rPr>
-          <w:rFonts w:ascii="Times New Roman" w:hAnsi="Times New Roman" w:cs="Times New Roman"/>
-          <w:bCs/>
-          <w:sz w:val="24"/>
-          <w:szCs w:val="24"/>
-          <w:lang w:val="en-US"/>
-        </w:rPr>
-        <w:t>int x = 5;</w:t>
-      </w:r>
-      <w:r>
-        <w:rPr>
-          <w:rFonts w:ascii="Times New Roman" w:hAnsi="Times New Roman" w:cs="Times New Roman"/>
-          <w:bCs/>
-          <w:sz w:val="24"/>
-          <w:szCs w:val="24"/>
-          <w:lang w:val="en-US"/>
-        </w:rPr>
-        <w:br/>
-        <w:t>if (</w:t>
-      </w:r>
-      <w:proofErr w:type="gramStart"/>
-      <w:r>
-        <w:rPr>
-          <w:rFonts w:ascii="Times New Roman" w:hAnsi="Times New Roman" w:cs="Times New Roman"/>
-          <w:bCs/>
-          <w:sz w:val="24"/>
-          <w:szCs w:val="24"/>
-          <w:lang w:val="en-US"/>
-        </w:rPr>
-        <w:t>x &gt;</w:t>
-      </w:r>
-      <w:proofErr w:type="gramEnd"/>
-      <w:r>
-        <w:rPr>
-          <w:rFonts w:ascii="Times New Roman" w:hAnsi="Times New Roman" w:cs="Times New Roman"/>
-          <w:bCs/>
-          <w:sz w:val="24"/>
-          <w:szCs w:val="24"/>
-          <w:lang w:val="en-US"/>
-        </w:rPr>
-        <w:t xml:space="preserve"> 3) {</w:t>
-      </w:r>
-      <w:r>
-        <w:rPr>
-          <w:rFonts w:ascii="Times New Roman" w:hAnsi="Times New Roman" w:cs="Times New Roman"/>
-          <w:bCs/>
-          <w:sz w:val="24"/>
-          <w:szCs w:val="24"/>
-          <w:lang w:val="en-US"/>
-        </w:rPr>
-        <w:br/>
-        <w:t>print(100);</w:t>
-      </w:r>
-      <w:r>
-        <w:rPr>
-          <w:rFonts w:ascii="Times New Roman" w:hAnsi="Times New Roman" w:cs="Times New Roman"/>
-          <w:bCs/>
-          <w:sz w:val="24"/>
-          <w:szCs w:val="24"/>
-          <w:lang w:val="en-US"/>
-        </w:rPr>
-        <w:br/>
-        <w:t>} else {</w:t>
-      </w:r>
-      <w:r>
-        <w:rPr>
-          <w:rFonts w:ascii="Times New Roman" w:hAnsi="Times New Roman" w:cs="Times New Roman"/>
-          <w:bCs/>
-          <w:sz w:val="24"/>
-          <w:szCs w:val="24"/>
-          <w:lang w:val="en-US"/>
-        </w:rPr>
-        <w:br/>
-        <w:t>print(200);</w:t>
-      </w:r>
-      <w:r>
-        <w:rPr>
-          <w:rFonts w:ascii="Times New Roman" w:hAnsi="Times New Roman" w:cs="Times New Roman"/>
-          <w:bCs/>
-          <w:sz w:val="24"/>
-          <w:szCs w:val="24"/>
-          <w:lang w:val="en-US"/>
-        </w:rPr>
-        <w:br/>
-        <w:t>}</w:t>
-      </w:r>
-    </w:p>
-    <w:p>
-      <w:pPr>
-        <w:spacing w:after="210"/>
-        <w:rPr>
-          <w:rFonts w:ascii="Times New Roman" w:hAnsi="Times New Roman" w:cs="Times New Roman"/>
-          <w:bCs/>
-          <w:sz w:val="24"/>
-          <w:szCs w:val="24"/>
-          <w:lang w:val="en-US"/>
-        </w:rPr>
-      </w:pPr>
-      <w:r>
-        <w:rPr>
           <w:rFonts w:ascii="Times New Roman" w:hAnsi="Times New Roman" w:cs="Times New Roman"/>
           <w:bCs/>
           <w:sz w:val="28"/>
@@ -8160,117 +5565,29 @@
           <w:lang w:val="en-US"/>
         </w:rPr>
         <w:br/>
-        <w:t xml:space="preserve">2: </w:t>
-      </w:r>
-      <w:proofErr w:type="spellStart"/>
-      <w:r>
-        <w:rPr>
-          <w:rFonts w:ascii="Times New Roman" w:hAnsi="Times New Roman" w:cs="Times New Roman"/>
-          <w:bCs/>
-          <w:sz w:val="24"/>
-          <w:szCs w:val="24"/>
-          <w:lang w:val="en-US"/>
-        </w:rPr>
-        <w:t>ifz</w:t>
-      </w:r>
-      <w:proofErr w:type="spellEnd"/>
-      <w:r>
-        <w:rPr>
-          <w:rFonts w:ascii="Times New Roman" w:hAnsi="Times New Roman" w:cs="Times New Roman"/>
-          <w:bCs/>
-          <w:sz w:val="24"/>
-          <w:szCs w:val="24"/>
-          <w:lang w:val="en-US"/>
-        </w:rPr>
-        <w:t xml:space="preserve"> t1 </w:t>
-      </w:r>
-      <w:proofErr w:type="spellStart"/>
-      <w:r>
-        <w:rPr>
-          <w:rFonts w:ascii="Times New Roman" w:hAnsi="Times New Roman" w:cs="Times New Roman"/>
-          <w:bCs/>
-          <w:sz w:val="24"/>
-          <w:szCs w:val="24"/>
-          <w:lang w:val="en-US"/>
-        </w:rPr>
-        <w:t>goto</w:t>
-      </w:r>
-      <w:proofErr w:type="spellEnd"/>
-      <w:r>
-        <w:rPr>
-          <w:rFonts w:ascii="Times New Roman" w:hAnsi="Times New Roman" w:cs="Times New Roman"/>
-          <w:bCs/>
-          <w:sz w:val="24"/>
-          <w:szCs w:val="24"/>
-          <w:lang w:val="en-US"/>
-        </w:rPr>
-        <w:t xml:space="preserve"> L2</w:t>
-      </w:r>
-      <w:r>
-        <w:rPr>
-          <w:rFonts w:ascii="Times New Roman" w:hAnsi="Times New Roman" w:cs="Times New Roman"/>
-          <w:bCs/>
-          <w:sz w:val="24"/>
-          <w:szCs w:val="24"/>
-          <w:lang w:val="en-US"/>
-        </w:rPr>
-        <w:br/>
-        <w:t xml:space="preserve">3: </w:t>
-      </w:r>
-      <w:proofErr w:type="gramStart"/>
-      <w:r>
-        <w:rPr>
-          <w:rFonts w:ascii="Times New Roman" w:hAnsi="Times New Roman" w:cs="Times New Roman"/>
-          <w:bCs/>
-          <w:sz w:val="24"/>
-          <w:szCs w:val="24"/>
-          <w:lang w:val="en-US"/>
-        </w:rPr>
-        <w:t>print(</w:t>
-      </w:r>
-      <w:proofErr w:type="gramEnd"/>
-      <w:r>
-        <w:rPr>
-          <w:rFonts w:ascii="Times New Roman" w:hAnsi="Times New Roman" w:cs="Times New Roman"/>
-          <w:bCs/>
-          <w:sz w:val="24"/>
-          <w:szCs w:val="24"/>
-          <w:lang w:val="en-US"/>
-        </w:rPr>
-        <w:t>100)</w:t>
-      </w:r>
-      <w:r>
-        <w:rPr>
-          <w:rFonts w:ascii="Times New Roman" w:hAnsi="Times New Roman" w:cs="Times New Roman"/>
-          <w:bCs/>
-          <w:sz w:val="24"/>
-          <w:szCs w:val="24"/>
-          <w:lang w:val="en-US"/>
-        </w:rPr>
-        <w:br/>
-        <w:t xml:space="preserve">4: </w:t>
-      </w:r>
-      <w:proofErr w:type="spellStart"/>
-      <w:r>
-        <w:rPr>
-          <w:rFonts w:ascii="Times New Roman" w:hAnsi="Times New Roman" w:cs="Times New Roman"/>
-          <w:bCs/>
-          <w:sz w:val="24"/>
-          <w:szCs w:val="24"/>
-          <w:lang w:val="en-US"/>
-        </w:rPr>
-        <w:t>goto</w:t>
-      </w:r>
-      <w:proofErr w:type="spellEnd"/>
-      <w:r>
-        <w:rPr>
-          <w:rFonts w:ascii="Times New Roman" w:hAnsi="Times New Roman" w:cs="Times New Roman"/>
-          <w:bCs/>
-          <w:sz w:val="24"/>
-          <w:szCs w:val="24"/>
-          <w:lang w:val="en-US"/>
-        </w:rPr>
-        <w:t xml:space="preserve"> L3</w:t>
+        <w:t>2: ifz t1 goto L2</w:t>
+      </w:r>
+      <w:r>
+        <w:rPr>
+          <w:rFonts w:ascii="Times New Roman" w:hAnsi="Times New Roman" w:cs="Times New Roman"/>
+          <w:bCs/>
+          <w:sz w:val="24"/>
+          <w:szCs w:val="24"/>
+          <w:lang w:val="en-US"/>
+        </w:rPr>
+        <w:br/>
+        <w:t>3: print(100)</w:t>
+      </w:r>
+      <w:r>
+        <w:rPr>
+          <w:rFonts w:ascii="Times New Roman" w:hAnsi="Times New Roman" w:cs="Times New Roman"/>
+          <w:bCs/>
+          <w:sz w:val="24"/>
+          <w:szCs w:val="24"/>
+          <w:lang w:val="en-US"/>
+        </w:rPr>
+        <w:br/>
+        <w:t>4: goto L3</w:t>
       </w:r>
       <w:r>
         <w:rPr>
@@ -8302,20 +5619,8 @@
           <w:lang w:val="en-US"/>
         </w:rPr>
         <w:br/>
-        <w:t xml:space="preserve">L3: </w:t>
-      </w:r>
-      <w:proofErr w:type="spellStart"/>
-      <w:r>
-        <w:rPr>
-          <w:rFonts w:ascii="Times New Roman" w:hAnsi="Times New Roman" w:cs="Times New Roman"/>
-          <w:bCs/>
-          <w:sz w:val="24"/>
-          <w:szCs w:val="24"/>
-          <w:lang w:val="en-US"/>
-        </w:rPr>
-        <w:t>nop</w:t>
-      </w:r>
-      <w:proofErr w:type="spellEnd"/>
+        <w:t>L3: nop</w:t>
+      </w:r>
     </w:p>
     <w:p>
       <w:pPr>
@@ -8485,171 +5790,40 @@
           <w:szCs w:val="24"/>
           <w:lang w:val="en-US"/>
         </w:rPr>
-        <w:t xml:space="preserve">int </w:t>
-      </w:r>
-      <w:proofErr w:type="spellStart"/>
-      <w:r>
-        <w:rPr>
-          <w:rFonts w:ascii="Times New Roman" w:hAnsi="Times New Roman" w:cs="Times New Roman"/>
-          <w:bCs/>
-          <w:sz w:val="24"/>
-          <w:szCs w:val="24"/>
-          <w:lang w:val="en-US"/>
-        </w:rPr>
-        <w:t>i</w:t>
-      </w:r>
-      <w:proofErr w:type="spellEnd"/>
-      <w:r>
-        <w:rPr>
-          <w:rFonts w:ascii="Times New Roman" w:hAnsi="Times New Roman" w:cs="Times New Roman"/>
-          <w:bCs/>
-          <w:sz w:val="24"/>
-          <w:szCs w:val="24"/>
-          <w:lang w:val="en-US"/>
-        </w:rPr>
-        <w:t xml:space="preserve"> = 0;</w:t>
-      </w:r>
-      <w:r>
-        <w:rPr>
-          <w:rFonts w:ascii="Times New Roman" w:hAnsi="Times New Roman" w:cs="Times New Roman"/>
-          <w:bCs/>
-          <w:sz w:val="24"/>
-          <w:szCs w:val="24"/>
-          <w:lang w:val="en-US"/>
-        </w:rPr>
-        <w:br/>
-        <w:t>while (</w:t>
-      </w:r>
-      <w:proofErr w:type="spellStart"/>
-      <w:r>
-        <w:rPr>
-          <w:rFonts w:ascii="Times New Roman" w:hAnsi="Times New Roman" w:cs="Times New Roman"/>
-          <w:bCs/>
-          <w:sz w:val="24"/>
-          <w:szCs w:val="24"/>
-          <w:lang w:val="en-US"/>
-        </w:rPr>
-        <w:t>i</w:t>
-      </w:r>
-      <w:proofErr w:type="spellEnd"/>
-      <w:r>
-        <w:rPr>
-          <w:rFonts w:ascii="Times New Roman" w:hAnsi="Times New Roman" w:cs="Times New Roman"/>
-          <w:bCs/>
-          <w:sz w:val="24"/>
-          <w:szCs w:val="24"/>
-          <w:lang w:val="en-US"/>
-        </w:rPr>
-        <w:t xml:space="preserve"> </w:t>
-      </w:r>
-      <w:proofErr w:type="gramStart"/>
-      <w:r>
-        <w:rPr>
-          <w:rFonts w:ascii="Times New Roman" w:hAnsi="Times New Roman" w:cs="Times New Roman"/>
-          <w:bCs/>
-          <w:sz w:val="24"/>
-          <w:szCs w:val="24"/>
-          <w:lang w:val="en-US"/>
-        </w:rPr>
-        <w:t>&lt; 3</w:t>
-      </w:r>
-      <w:proofErr w:type="gramEnd"/>
-      <w:r>
-        <w:rPr>
-          <w:rFonts w:ascii="Times New Roman" w:hAnsi="Times New Roman" w:cs="Times New Roman"/>
-          <w:bCs/>
-          <w:sz w:val="24"/>
-          <w:szCs w:val="24"/>
-          <w:lang w:val="en-US"/>
-        </w:rPr>
-        <w:t>) {</w:t>
-      </w:r>
-      <w:r>
-        <w:rPr>
-          <w:rFonts w:ascii="Times New Roman" w:hAnsi="Times New Roman" w:cs="Times New Roman"/>
-          <w:bCs/>
-          <w:sz w:val="24"/>
-          <w:szCs w:val="24"/>
-          <w:lang w:val="en-US"/>
-        </w:rPr>
-        <w:br/>
-        <w:t>print(</w:t>
-      </w:r>
-      <w:proofErr w:type="spellStart"/>
-      <w:r>
-        <w:rPr>
-          <w:rFonts w:ascii="Times New Roman" w:hAnsi="Times New Roman" w:cs="Times New Roman"/>
-          <w:bCs/>
-          <w:sz w:val="24"/>
-          <w:szCs w:val="24"/>
-          <w:lang w:val="en-US"/>
-        </w:rPr>
-        <w:t>i</w:t>
-      </w:r>
-      <w:proofErr w:type="spellEnd"/>
-      <w:r>
-        <w:rPr>
-          <w:rFonts w:ascii="Times New Roman" w:hAnsi="Times New Roman" w:cs="Times New Roman"/>
-          <w:bCs/>
-          <w:sz w:val="24"/>
-          <w:szCs w:val="24"/>
-          <w:lang w:val="en-US"/>
-        </w:rPr>
-        <w:t>);</w:t>
-      </w:r>
-      <w:r>
-        <w:rPr>
-          <w:rFonts w:ascii="Times New Roman" w:hAnsi="Times New Roman" w:cs="Times New Roman"/>
-          <w:bCs/>
-          <w:sz w:val="24"/>
-          <w:szCs w:val="24"/>
-          <w:lang w:val="en-US"/>
-        </w:rPr>
-        <w:br/>
-      </w:r>
-      <w:proofErr w:type="spellStart"/>
-      <w:r>
-        <w:rPr>
-          <w:rFonts w:ascii="Times New Roman" w:hAnsi="Times New Roman" w:cs="Times New Roman"/>
-          <w:bCs/>
-          <w:sz w:val="24"/>
-          <w:szCs w:val="24"/>
-          <w:lang w:val="en-US"/>
-        </w:rPr>
-        <w:t>i</w:t>
-      </w:r>
-      <w:proofErr w:type="spellEnd"/>
-      <w:r>
-        <w:rPr>
-          <w:rFonts w:ascii="Times New Roman" w:hAnsi="Times New Roman" w:cs="Times New Roman"/>
-          <w:bCs/>
-          <w:sz w:val="24"/>
-          <w:szCs w:val="24"/>
-          <w:lang w:val="en-US"/>
-        </w:rPr>
-        <w:t xml:space="preserve"> = </w:t>
-      </w:r>
-      <w:proofErr w:type="spellStart"/>
-      <w:r>
-        <w:rPr>
-          <w:rFonts w:ascii="Times New Roman" w:hAnsi="Times New Roman" w:cs="Times New Roman"/>
-          <w:bCs/>
-          <w:sz w:val="24"/>
-          <w:szCs w:val="24"/>
-          <w:lang w:val="en-US"/>
-        </w:rPr>
-        <w:t>i</w:t>
-      </w:r>
-      <w:proofErr w:type="spellEnd"/>
-      <w:r>
-        <w:rPr>
-          <w:rFonts w:ascii="Times New Roman" w:hAnsi="Times New Roman" w:cs="Times New Roman"/>
-          <w:bCs/>
-          <w:sz w:val="24"/>
-          <w:szCs w:val="24"/>
-          <w:lang w:val="en-US"/>
-        </w:rPr>
-        <w:t xml:space="preserve"> + 1;</w:t>
+        <w:t>int i = 0;</w:t>
+      </w:r>
+      <w:r>
+        <w:rPr>
+          <w:rFonts w:ascii="Times New Roman" w:hAnsi="Times New Roman" w:cs="Times New Roman"/>
+          <w:bCs/>
+          <w:sz w:val="24"/>
+          <w:szCs w:val="24"/>
+          <w:lang w:val="en-US"/>
+        </w:rPr>
+        <w:br/>
+        <w:t>while (i &lt; 3) {</w:t>
+      </w:r>
+      <w:r>
+        <w:rPr>
+          <w:rFonts w:ascii="Times New Roman" w:hAnsi="Times New Roman" w:cs="Times New Roman"/>
+          <w:bCs/>
+          <w:sz w:val="24"/>
+          <w:szCs w:val="24"/>
+          <w:lang w:val="en-US"/>
+        </w:rPr>
+        <w:br/>
+        <w:t>print(i);</w:t>
+      </w:r>
+      <w:r>
+        <w:rPr>
+          <w:rFonts w:ascii="Times New Roman" w:hAnsi="Times New Roman" w:cs="Times New Roman"/>
+          <w:bCs/>
+          <w:sz w:val="24"/>
+          <w:szCs w:val="24"/>
+          <w:lang w:val="en-US"/>
+        </w:rPr>
+        <w:br/>
+        <w:t>i = i + 1;</w:t>
       </w:r>
       <w:r>
         <w:rPr>
@@ -8702,273 +5876,85 @@
           <w:szCs w:val="24"/>
           <w:lang w:val="en-US"/>
         </w:rPr>
-        <w:t xml:space="preserve">0: </w:t>
-      </w:r>
-      <w:proofErr w:type="spellStart"/>
-      <w:r>
-        <w:rPr>
-          <w:rFonts w:ascii="Times New Roman" w:hAnsi="Times New Roman" w:cs="Times New Roman"/>
-          <w:bCs/>
-          <w:sz w:val="24"/>
-          <w:szCs w:val="24"/>
-          <w:lang w:val="en-US"/>
-        </w:rPr>
-        <w:t>i</w:t>
-      </w:r>
-      <w:proofErr w:type="spellEnd"/>
-      <w:r>
-        <w:rPr>
-          <w:rFonts w:ascii="Times New Roman" w:hAnsi="Times New Roman" w:cs="Times New Roman"/>
-          <w:bCs/>
-          <w:sz w:val="24"/>
-          <w:szCs w:val="24"/>
-          <w:lang w:val="en-US"/>
-        </w:rPr>
-        <w:t xml:space="preserve"> = 0</w:t>
-      </w:r>
-      <w:r>
-        <w:rPr>
-          <w:rFonts w:ascii="Times New Roman" w:hAnsi="Times New Roman" w:cs="Times New Roman"/>
-          <w:bCs/>
-          <w:sz w:val="24"/>
-          <w:szCs w:val="24"/>
-          <w:lang w:val="en-US"/>
-        </w:rPr>
-        <w:br/>
-        <w:t xml:space="preserve">L0: t1 = </w:t>
-      </w:r>
-      <w:proofErr w:type="spellStart"/>
-      <w:r>
-        <w:rPr>
-          <w:rFonts w:ascii="Times New Roman" w:hAnsi="Times New Roman" w:cs="Times New Roman"/>
-          <w:bCs/>
-          <w:sz w:val="24"/>
-          <w:szCs w:val="24"/>
-          <w:lang w:val="en-US"/>
-        </w:rPr>
-        <w:t>i</w:t>
-      </w:r>
-      <w:proofErr w:type="spellEnd"/>
-      <w:r>
-        <w:rPr>
-          <w:rFonts w:ascii="Times New Roman" w:hAnsi="Times New Roman" w:cs="Times New Roman"/>
-          <w:bCs/>
-          <w:sz w:val="24"/>
-          <w:szCs w:val="24"/>
-          <w:lang w:val="en-US"/>
-        </w:rPr>
-        <w:t xml:space="preserve"> &lt; 3</w:t>
-      </w:r>
-      <w:r>
-        <w:rPr>
-          <w:rFonts w:ascii="Times New Roman" w:hAnsi="Times New Roman" w:cs="Times New Roman"/>
-          <w:bCs/>
-          <w:sz w:val="24"/>
-          <w:szCs w:val="24"/>
-          <w:lang w:val="en-US"/>
-        </w:rPr>
-        <w:br/>
-        <w:t xml:space="preserve">1: </w:t>
-      </w:r>
-      <w:proofErr w:type="spellStart"/>
-      <w:r>
-        <w:rPr>
-          <w:rFonts w:ascii="Times New Roman" w:hAnsi="Times New Roman" w:cs="Times New Roman"/>
-          <w:bCs/>
-          <w:sz w:val="24"/>
-          <w:szCs w:val="24"/>
-          <w:lang w:val="en-US"/>
-        </w:rPr>
-        <w:t>ifz</w:t>
-      </w:r>
-      <w:proofErr w:type="spellEnd"/>
-      <w:r>
-        <w:rPr>
-          <w:rFonts w:ascii="Times New Roman" w:hAnsi="Times New Roman" w:cs="Times New Roman"/>
-          <w:bCs/>
-          <w:sz w:val="24"/>
-          <w:szCs w:val="24"/>
-          <w:lang w:val="en-US"/>
-        </w:rPr>
-        <w:t xml:space="preserve"> t1 </w:t>
-      </w:r>
-      <w:proofErr w:type="spellStart"/>
-      <w:r>
-        <w:rPr>
-          <w:rFonts w:ascii="Times New Roman" w:hAnsi="Times New Roman" w:cs="Times New Roman"/>
-          <w:bCs/>
-          <w:sz w:val="24"/>
-          <w:szCs w:val="24"/>
-          <w:lang w:val="en-US"/>
-        </w:rPr>
-        <w:t>goto</w:t>
-      </w:r>
-      <w:proofErr w:type="spellEnd"/>
-      <w:r>
-        <w:rPr>
-          <w:rFonts w:ascii="Times New Roman" w:hAnsi="Times New Roman" w:cs="Times New Roman"/>
-          <w:bCs/>
-          <w:sz w:val="24"/>
-          <w:szCs w:val="24"/>
-          <w:lang w:val="en-US"/>
-        </w:rPr>
-        <w:t xml:space="preserve"> L1</w:t>
-      </w:r>
-      <w:r>
-        <w:rPr>
-          <w:rFonts w:ascii="Times New Roman" w:hAnsi="Times New Roman" w:cs="Times New Roman"/>
-          <w:bCs/>
-          <w:sz w:val="24"/>
-          <w:szCs w:val="24"/>
-          <w:lang w:val="en-US"/>
-        </w:rPr>
-        <w:br/>
-        <w:t>2: print(</w:t>
-      </w:r>
-      <w:proofErr w:type="spellStart"/>
-      <w:r>
-        <w:rPr>
-          <w:rFonts w:ascii="Times New Roman" w:hAnsi="Times New Roman" w:cs="Times New Roman"/>
-          <w:bCs/>
-          <w:sz w:val="24"/>
-          <w:szCs w:val="24"/>
-          <w:lang w:val="en-US"/>
-        </w:rPr>
-        <w:t>i</w:t>
-      </w:r>
-      <w:proofErr w:type="spellEnd"/>
-      <w:r>
-        <w:rPr>
-          <w:rFonts w:ascii="Times New Roman" w:hAnsi="Times New Roman" w:cs="Times New Roman"/>
-          <w:bCs/>
-          <w:sz w:val="24"/>
-          <w:szCs w:val="24"/>
-          <w:lang w:val="en-US"/>
-        </w:rPr>
-        <w:t>)</w:t>
-      </w:r>
-      <w:r>
-        <w:rPr>
-          <w:rFonts w:ascii="Times New Roman" w:hAnsi="Times New Roman" w:cs="Times New Roman"/>
-          <w:bCs/>
-          <w:sz w:val="24"/>
-          <w:szCs w:val="24"/>
-          <w:lang w:val="en-US"/>
-        </w:rPr>
-        <w:br/>
-        <w:t xml:space="preserve">3: t2 = </w:t>
-      </w:r>
-      <w:proofErr w:type="spellStart"/>
-      <w:r>
-        <w:rPr>
-          <w:rFonts w:ascii="Times New Roman" w:hAnsi="Times New Roman" w:cs="Times New Roman"/>
-          <w:bCs/>
-          <w:sz w:val="24"/>
-          <w:szCs w:val="24"/>
-          <w:lang w:val="en-US"/>
-        </w:rPr>
-        <w:t>i</w:t>
-      </w:r>
-      <w:proofErr w:type="spellEnd"/>
-      <w:r>
-        <w:rPr>
-          <w:rFonts w:ascii="Times New Roman" w:hAnsi="Times New Roman" w:cs="Times New Roman"/>
-          <w:bCs/>
-          <w:sz w:val="24"/>
-          <w:szCs w:val="24"/>
-          <w:lang w:val="en-US"/>
-        </w:rPr>
-        <w:t xml:space="preserve"> + 1</w:t>
-      </w:r>
-      <w:r>
-        <w:rPr>
-          <w:rFonts w:ascii="Times New Roman" w:hAnsi="Times New Roman" w:cs="Times New Roman"/>
-          <w:bCs/>
-          <w:sz w:val="24"/>
-          <w:szCs w:val="24"/>
-          <w:lang w:val="en-US"/>
-        </w:rPr>
-        <w:br/>
-        <w:t xml:space="preserve">4: </w:t>
-      </w:r>
-      <w:proofErr w:type="spellStart"/>
-      <w:r>
-        <w:rPr>
-          <w:rFonts w:ascii="Times New Roman" w:hAnsi="Times New Roman" w:cs="Times New Roman"/>
-          <w:bCs/>
-          <w:sz w:val="24"/>
-          <w:szCs w:val="24"/>
-          <w:lang w:val="en-US"/>
-        </w:rPr>
-        <w:t>i</w:t>
-      </w:r>
-      <w:proofErr w:type="spellEnd"/>
-      <w:r>
-        <w:rPr>
-          <w:rFonts w:ascii="Times New Roman" w:hAnsi="Times New Roman" w:cs="Times New Roman"/>
-          <w:bCs/>
-          <w:sz w:val="24"/>
-          <w:szCs w:val="24"/>
-          <w:lang w:val="en-US"/>
-        </w:rPr>
-        <w:t xml:space="preserve"> = t2</w:t>
-      </w:r>
-      <w:r>
-        <w:rPr>
-          <w:rFonts w:ascii="Times New Roman" w:hAnsi="Times New Roman" w:cs="Times New Roman"/>
-          <w:bCs/>
-          <w:sz w:val="24"/>
-          <w:szCs w:val="24"/>
-          <w:lang w:val="en-US"/>
-        </w:rPr>
-        <w:br/>
-        <w:t xml:space="preserve">5: </w:t>
-      </w:r>
-      <w:proofErr w:type="spellStart"/>
-      <w:r>
-        <w:rPr>
-          <w:rFonts w:ascii="Times New Roman" w:hAnsi="Times New Roman" w:cs="Times New Roman"/>
-          <w:bCs/>
-          <w:sz w:val="24"/>
-          <w:szCs w:val="24"/>
-          <w:lang w:val="en-US"/>
-        </w:rPr>
-        <w:t>goto</w:t>
-      </w:r>
-      <w:proofErr w:type="spellEnd"/>
-      <w:r>
-        <w:rPr>
-          <w:rFonts w:ascii="Times New Roman" w:hAnsi="Times New Roman" w:cs="Times New Roman"/>
-          <w:bCs/>
-          <w:sz w:val="24"/>
-          <w:szCs w:val="24"/>
-          <w:lang w:val="en-US"/>
-        </w:rPr>
-        <w:t xml:space="preserve"> L0</w:t>
-      </w:r>
-      <w:r>
-        <w:rPr>
-          <w:rFonts w:ascii="Times New Roman" w:hAnsi="Times New Roman" w:cs="Times New Roman"/>
-          <w:bCs/>
-          <w:sz w:val="24"/>
-          <w:szCs w:val="24"/>
-          <w:lang w:val="en-US"/>
-        </w:rPr>
-        <w:br/>
-        <w:t xml:space="preserve">L1: </w:t>
-      </w:r>
-      <w:proofErr w:type="spellStart"/>
-      <w:r>
-        <w:rPr>
-          <w:rFonts w:ascii="Times New Roman" w:hAnsi="Times New Roman" w:cs="Times New Roman"/>
-          <w:bCs/>
-          <w:sz w:val="24"/>
-          <w:szCs w:val="24"/>
-          <w:lang w:val="en-US"/>
-        </w:rPr>
-        <w:t>nop</w:t>
-      </w:r>
-      <w:proofErr w:type="spellEnd"/>
+        <w:t>0: i = 0</w:t>
+      </w:r>
+      <w:r>
+        <w:rPr>
+          <w:rFonts w:ascii="Times New Roman" w:hAnsi="Times New Roman" w:cs="Times New Roman"/>
+          <w:bCs/>
+          <w:sz w:val="24"/>
+          <w:szCs w:val="24"/>
+          <w:lang w:val="en-US"/>
+        </w:rPr>
+        <w:br/>
+        <w:t>L0: t1 = i &lt; 3</w:t>
+      </w:r>
+      <w:r>
+        <w:rPr>
+          <w:rFonts w:ascii="Times New Roman" w:hAnsi="Times New Roman" w:cs="Times New Roman"/>
+          <w:bCs/>
+          <w:sz w:val="24"/>
+          <w:szCs w:val="24"/>
+          <w:lang w:val="en-US"/>
+        </w:rPr>
+        <w:br/>
+        <w:t>1: ifz t1 goto L1</w:t>
+      </w:r>
+      <w:r>
+        <w:rPr>
+          <w:rFonts w:ascii="Times New Roman" w:hAnsi="Times New Roman" w:cs="Times New Roman"/>
+          <w:bCs/>
+          <w:sz w:val="24"/>
+          <w:szCs w:val="24"/>
+          <w:lang w:val="en-US"/>
+        </w:rPr>
+        <w:br/>
+        <w:t>2: print(i)</w:t>
+      </w:r>
+      <w:r>
+        <w:rPr>
+          <w:rFonts w:ascii="Times New Roman" w:hAnsi="Times New Roman" w:cs="Times New Roman"/>
+          <w:bCs/>
+          <w:sz w:val="24"/>
+          <w:szCs w:val="24"/>
+          <w:lang w:val="en-US"/>
+        </w:rPr>
+        <w:br/>
+        <w:t>3: t2 = i + 1</w:t>
+      </w:r>
+      <w:r>
+        <w:rPr>
+          <w:rFonts w:ascii="Times New Roman" w:hAnsi="Times New Roman" w:cs="Times New Roman"/>
+          <w:bCs/>
+          <w:sz w:val="24"/>
+          <w:szCs w:val="24"/>
+          <w:lang w:val="en-US"/>
+        </w:rPr>
+        <w:br/>
+        <w:t>4: i = t2</w:t>
+      </w:r>
+      <w:r>
+        <w:rPr>
+          <w:rFonts w:ascii="Times New Roman" w:hAnsi="Times New Roman" w:cs="Times New Roman"/>
+          <w:bCs/>
+          <w:sz w:val="24"/>
+          <w:szCs w:val="24"/>
+          <w:lang w:val="en-US"/>
+        </w:rPr>
+        <w:br/>
+        <w:t>5: goto L0</w:t>
+      </w:r>
+      <w:r>
+        <w:rPr>
+          <w:rFonts w:ascii="Times New Roman" w:hAnsi="Times New Roman" w:cs="Times New Roman"/>
+          <w:bCs/>
+          <w:sz w:val="24"/>
+          <w:szCs w:val="24"/>
+          <w:lang w:val="en-US"/>
+        </w:rPr>
+        <w:br/>
+        <w:t>L1: nop</w:t>
+      </w:r>
     </w:p>
     <w:p>
       <w:pPr>
@@ -9059,39 +6045,8 @@
           <w:sz w:val="28"/>
           <w:szCs w:val="28"/>
         </w:rPr>
-        <w:t xml:space="preserve">Пример оптимизации: </w:t>
-      </w:r>
-      <w:proofErr w:type="spellStart"/>
-      <w:r>
-        <w:rPr>
-          <w:rFonts w:ascii="Times New Roman" w:hAnsi="Times New Roman" w:cs="Times New Roman"/>
-          <w:bCs/>
-          <w:sz w:val="28"/>
-          <w:szCs w:val="28"/>
-        </w:rPr>
-        <w:t>Constant</w:t>
-      </w:r>
-      <w:proofErr w:type="spellEnd"/>
-      <w:r>
-        <w:rPr>
-          <w:rFonts w:ascii="Times New Roman" w:hAnsi="Times New Roman" w:cs="Times New Roman"/>
-          <w:bCs/>
-          <w:sz w:val="28"/>
-          <w:szCs w:val="28"/>
-        </w:rPr>
-        <w:t xml:space="preserve"> </w:t>
-      </w:r>
-      <w:proofErr w:type="spellStart"/>
-      <w:r>
-        <w:rPr>
-          <w:rFonts w:ascii="Times New Roman" w:hAnsi="Times New Roman" w:cs="Times New Roman"/>
-          <w:bCs/>
-          <w:sz w:val="28"/>
-          <w:szCs w:val="28"/>
-        </w:rPr>
-        <w:t>Folding</w:t>
-      </w:r>
-      <w:proofErr w:type="spellEnd"/>
+        <w:t>Пример оптимизации: Constant Folding</w:t>
+      </w:r>
     </w:p>
     <w:p>
       <w:pPr>
@@ -9148,26 +6103,7 @@
           <w:szCs w:val="24"/>
         </w:rPr>
         <w:br/>
-      </w:r>
-      <w:proofErr w:type="spellStart"/>
-      <w:r>
-        <w:rPr>
-          <w:rFonts w:ascii="Times New Roman" w:hAnsi="Times New Roman" w:cs="Times New Roman"/>
-          <w:bCs/>
-          <w:sz w:val="24"/>
-          <w:szCs w:val="24"/>
-        </w:rPr>
-        <w:t>print</w:t>
-      </w:r>
-      <w:proofErr w:type="spellEnd"/>
-      <w:r>
-        <w:rPr>
-          <w:rFonts w:ascii="Times New Roman" w:hAnsi="Times New Roman" w:cs="Times New Roman"/>
-          <w:bCs/>
-          <w:sz w:val="24"/>
-          <w:szCs w:val="24"/>
-        </w:rPr>
-        <w:t>(t2)</w:t>
+        <w:t>print(t2)</w:t>
       </w:r>
     </w:p>
     <w:p>
@@ -9225,26 +6161,7 @@
           <w:szCs w:val="24"/>
         </w:rPr>
         <w:br/>
-      </w:r>
-      <w:proofErr w:type="spellStart"/>
-      <w:r>
-        <w:rPr>
-          <w:rFonts w:ascii="Times New Roman" w:hAnsi="Times New Roman" w:cs="Times New Roman"/>
-          <w:bCs/>
-          <w:sz w:val="24"/>
-          <w:szCs w:val="24"/>
-        </w:rPr>
-        <w:t>print</w:t>
-      </w:r>
-      <w:proofErr w:type="spellEnd"/>
-      <w:r>
-        <w:rPr>
-          <w:rFonts w:ascii="Times New Roman" w:hAnsi="Times New Roman" w:cs="Times New Roman"/>
-          <w:bCs/>
-          <w:sz w:val="24"/>
-          <w:szCs w:val="24"/>
-        </w:rPr>
-        <w:t>(t2)</w:t>
+        <w:t>print(t2)</w:t>
       </w:r>
     </w:p>
     <w:p>
@@ -9869,27 +6786,15 @@
           <w:lang w:val="en-US"/>
         </w:rPr>
       </w:pPr>
-      <w:proofErr w:type="gramStart"/>
-      <w:r>
-        <w:rPr>
-          <w:rFonts w:ascii="Times New Roman" w:hAnsi="Times New Roman" w:cs="Times New Roman"/>
-          <w:bCs/>
-          <w:sz w:val="24"/>
-          <w:szCs w:val="24"/>
-          <w:lang w:val="en-US"/>
-        </w:rPr>
-        <w:t>$ .</w:t>
-      </w:r>
-      <w:proofErr w:type="gramEnd"/>
-      <w:r>
-        <w:rPr>
-          <w:rFonts w:ascii="Times New Roman" w:hAnsi="Times New Roman" w:cs="Times New Roman"/>
-          <w:bCs/>
-          <w:sz w:val="24"/>
-          <w:szCs w:val="24"/>
-          <w:lang w:val="en-US"/>
-        </w:rPr>
-        <w:t>/bin/compiler error.txt</w:t>
+      <w:r>
+        <w:rPr>
+          <w:rFonts w:ascii="Times New Roman" w:hAnsi="Times New Roman" w:cs="Times New Roman"/>
+          <w:bCs/>
+          <w:sz w:val="24"/>
+          <w:szCs w:val="24"/>
+          <w:lang w:val="en-US"/>
+        </w:rPr>
+        <w:t>$ ./bin/compiler error.txt</w:t>
       </w:r>
     </w:p>
     <w:p>
@@ -10045,6 +6950,7 @@
           <w:bCs/>
           <w:sz w:val="28"/>
           <w:szCs w:val="28"/>
+          <w:lang w:val="en-US"/>
         </w:rPr>
       </w:pPr>
       <w:bookmarkStart w:id="20" w:name="bm_5_выводы"/>
@@ -10054,8 +6960,56 @@
           <w:bCs/>
           <w:sz w:val="28"/>
           <w:szCs w:val="28"/>
-        </w:rPr>
-        <w:t>4.3 CLI интерфейс и использование</w:t>
+          <w:lang w:val="en-US"/>
+        </w:rPr>
+        <w:t xml:space="preserve">4.3 CLI </w:t>
+      </w:r>
+      <w:r>
+        <w:rPr>
+          <w:rFonts w:ascii="Times New Roman" w:eastAsia="Georgia" w:hAnsi="Times New Roman" w:cs="Times New Roman"/>
+          <w:bCs/>
+          <w:sz w:val="28"/>
+          <w:szCs w:val="28"/>
+        </w:rPr>
+        <w:t>интерфейс</w:t>
+      </w:r>
+      <w:r>
+        <w:rPr>
+          <w:rFonts w:ascii="Times New Roman" w:eastAsia="Georgia" w:hAnsi="Times New Roman" w:cs="Times New Roman"/>
+          <w:bCs/>
+          <w:sz w:val="28"/>
+          <w:szCs w:val="28"/>
+          <w:lang w:val="en-US"/>
+        </w:rPr>
+        <w:t xml:space="preserve"> </w:t>
+      </w:r>
+      <w:r>
+        <w:rPr>
+          <w:rFonts w:ascii="Times New Roman" w:eastAsia="Georgia" w:hAnsi="Times New Roman" w:cs="Times New Roman"/>
+          <w:bCs/>
+          <w:sz w:val="28"/>
+          <w:szCs w:val="28"/>
+        </w:rPr>
+        <w:t>и</w:t>
+      </w:r>
+      <w:r>
+        <w:rPr>
+          <w:rFonts w:ascii="Times New Roman" w:eastAsia="Georgia" w:hAnsi="Times New Roman" w:cs="Times New Roman"/>
+          <w:bCs/>
+          <w:sz w:val="28"/>
+          <w:szCs w:val="28"/>
+          <w:lang w:val="en-US"/>
+        </w:rPr>
+        <w:t xml:space="preserve"> </w:t>
+      </w:r>
+      <w:r>
+        <w:rPr>
+          <w:rFonts w:ascii="Times New Roman" w:eastAsia="Georgia" w:hAnsi="Times New Roman" w:cs="Times New Roman"/>
+          <w:bCs/>
+          <w:sz w:val="28"/>
+          <w:szCs w:val="28"/>
+        </w:rPr>
+        <w:t>использование</w:t>
       </w:r>
     </w:p>
     <w:p>
@@ -10077,29 +7031,7 @@
           <w:szCs w:val="28"/>
           <w:lang w:val="en-US"/>
         </w:rPr>
-        <w:t>Usage</w:t>
-      </w:r>
-      <w:proofErr w:type="gramStart"/>
-      <w:r>
-        <w:rPr>
-          <w:rFonts w:ascii="Times New Roman" w:hAnsi="Times New Roman" w:cs="Times New Roman"/>
-          <w:bCs/>
-          <w:sz w:val="28"/>
-          <w:szCs w:val="28"/>
-          <w:lang w:val="en-US"/>
-        </w:rPr>
-        <w:t>: .</w:t>
-      </w:r>
-      <w:proofErr w:type="gramEnd"/>
-      <w:r>
-        <w:rPr>
-          <w:rFonts w:ascii="Times New Roman" w:hAnsi="Times New Roman" w:cs="Times New Roman"/>
-          <w:bCs/>
-          <w:sz w:val="28"/>
-          <w:szCs w:val="28"/>
-          <w:lang w:val="en-US"/>
-        </w:rPr>
-        <w:t>/bin/compiler &lt;source&gt; [options]</w:t>
+        <w:t>Usage: ./bin/compiler &lt;source&gt; [options]</w:t>
       </w:r>
     </w:p>
     <w:p>
@@ -10242,29 +7174,7 @@
           <w:sz w:val="28"/>
           <w:szCs w:val="28"/>
         </w:rPr>
-        <w:t>-</w:t>
-      </w:r>
-      <w:proofErr w:type="spellStart"/>
-      <w:proofErr w:type="gramStart"/>
-      <w:r>
-        <w:rPr>
-          <w:rFonts w:ascii="Times New Roman" w:hAnsi="Times New Roman" w:cs="Times New Roman"/>
-          <w:bCs/>
-          <w:sz w:val="28"/>
-          <w:szCs w:val="28"/>
-        </w:rPr>
-        <w:t>noopt</w:t>
-      </w:r>
-      <w:proofErr w:type="spellEnd"/>
-      <w:proofErr w:type="gramEnd"/>
-      <w:r>
-        <w:rPr>
-          <w:rFonts w:ascii="Times New Roman" w:hAnsi="Times New Roman" w:cs="Times New Roman"/>
-          <w:bCs/>
-          <w:sz w:val="28"/>
-          <w:szCs w:val="28"/>
-        </w:rPr>
-        <w:t xml:space="preserve">      Отключить оптимизацию</w:t>
+        <w:t>-noopt      Отключить оптимизацию</w:t>
       </w:r>
     </w:p>
     <w:p>
@@ -10284,38 +7194,7 @@
           <w:sz w:val="28"/>
           <w:szCs w:val="28"/>
         </w:rPr>
-        <w:t xml:space="preserve">  -o &lt;</w:t>
-      </w:r>
-      <w:proofErr w:type="spellStart"/>
-      <w:proofErr w:type="gramStart"/>
-      <w:r>
-        <w:rPr>
-          <w:rFonts w:ascii="Times New Roman" w:hAnsi="Times New Roman" w:cs="Times New Roman"/>
-          <w:bCs/>
-          <w:sz w:val="28"/>
-          <w:szCs w:val="28"/>
-        </w:rPr>
-        <w:t>file</w:t>
-      </w:r>
-      <w:proofErr w:type="spellEnd"/>
-      <w:r>
-        <w:rPr>
-          <w:rFonts w:ascii="Times New Roman" w:hAnsi="Times New Roman" w:cs="Times New Roman"/>
-          <w:bCs/>
-          <w:sz w:val="28"/>
-          <w:szCs w:val="28"/>
-        </w:rPr>
-        <w:t xml:space="preserve">&gt;   </w:t>
-      </w:r>
-      <w:proofErr w:type="gramEnd"/>
-      <w:r>
-        <w:rPr>
-          <w:rFonts w:ascii="Times New Roman" w:hAnsi="Times New Roman" w:cs="Times New Roman"/>
-          <w:bCs/>
-          <w:sz w:val="28"/>
-          <w:szCs w:val="28"/>
-        </w:rPr>
-        <w:t>Сохранить TAC в файл</w:t>
+        <w:t xml:space="preserve">  -o &lt;file&gt;   Сохранить TAC в файл</w:t>
       </w:r>
     </w:p>
     <w:p>
@@ -10371,27 +7250,15 @@
           <w:lang w:val="en-US"/>
         </w:rPr>
       </w:pPr>
-      <w:proofErr w:type="gramStart"/>
-      <w:r>
-        <w:rPr>
-          <w:rFonts w:ascii="Times New Roman" w:hAnsi="Times New Roman" w:cs="Times New Roman"/>
-          <w:bCs/>
-          <w:sz w:val="24"/>
-          <w:szCs w:val="24"/>
-          <w:lang w:val="en-US"/>
-        </w:rPr>
-        <w:t>$ .</w:t>
-      </w:r>
-      <w:proofErr w:type="gramEnd"/>
-      <w:r>
-        <w:rPr>
-          <w:rFonts w:ascii="Times New Roman" w:hAnsi="Times New Roman" w:cs="Times New Roman"/>
-          <w:bCs/>
-          <w:sz w:val="24"/>
-          <w:szCs w:val="24"/>
-          <w:lang w:val="en-US"/>
-        </w:rPr>
-        <w:t>/bin/compiler test/loop.txt -tokens -ast -o output.tac</w:t>
+      <w:r>
+        <w:rPr>
+          <w:rFonts w:ascii="Times New Roman" w:hAnsi="Times New Roman" w:cs="Times New Roman"/>
+          <w:bCs/>
+          <w:sz w:val="24"/>
+          <w:szCs w:val="24"/>
+          <w:lang w:val="en-US"/>
+        </w:rPr>
+        <w:t>$ ./bin/compiler test/loop.txt -tokens -ast -o output.tac</w:t>
       </w:r>
     </w:p>
     <w:p>
@@ -10405,27 +7272,15 @@
           <w:lang w:val="en-US"/>
         </w:rPr>
       </w:pPr>
-      <w:proofErr w:type="gramStart"/>
-      <w:r>
-        <w:rPr>
-          <w:rFonts w:ascii="Times New Roman" w:hAnsi="Times New Roman" w:cs="Times New Roman"/>
-          <w:bCs/>
-          <w:sz w:val="24"/>
-          <w:szCs w:val="24"/>
-          <w:lang w:val="en-US"/>
-        </w:rPr>
-        <w:t>$ .</w:t>
-      </w:r>
-      <w:proofErr w:type="gramEnd"/>
-      <w:r>
-        <w:rPr>
-          <w:rFonts w:ascii="Times New Roman" w:hAnsi="Times New Roman" w:cs="Times New Roman"/>
-          <w:bCs/>
-          <w:sz w:val="24"/>
-          <w:szCs w:val="24"/>
-          <w:lang w:val="en-US"/>
-        </w:rPr>
-        <w:t xml:space="preserve">/bin/compiler test/errors.txt          # </w:t>
+      <w:r>
+        <w:rPr>
+          <w:rFonts w:ascii="Times New Roman" w:hAnsi="Times New Roman" w:cs="Times New Roman"/>
+          <w:bCs/>
+          <w:sz w:val="24"/>
+          <w:szCs w:val="24"/>
+          <w:lang w:val="en-US"/>
+        </w:rPr>
+        <w:t xml:space="preserve">$ ./bin/compiler test/errors.txt          # </w:t>
       </w:r>
       <w:r>
         <w:rPr>
@@ -10855,34 +7710,24 @@
       <w:pPr>
         <w:spacing w:after="210"/>
       </w:pPr>
-      <w:proofErr w:type="spellStart"/>
-      <w:r>
-        <w:rPr>
-          <w:rFonts w:ascii="Times New Roman" w:hAnsi="Times New Roman" w:cs="Times New Roman"/>
-          <w:bCs/>
-          <w:sz w:val="28"/>
-          <w:szCs w:val="28"/>
-        </w:rPr>
-        <w:t>GitHub</w:t>
-      </w:r>
-      <w:proofErr w:type="spellEnd"/>
-      <w:r>
-        <w:rPr>
-          <w:rFonts w:ascii="Times New Roman" w:hAnsi="Times New Roman" w:cs="Times New Roman"/>
-          <w:bCs/>
-          <w:sz w:val="28"/>
-          <w:szCs w:val="28"/>
-        </w:rPr>
-        <w:t xml:space="preserve"> репозиторий: </w:t>
-      </w:r>
-      <w:hyperlink r:id="rId7" w:history="1">
-        <w:r>
-          <w:rPr>
-            <w:rStyle w:val="a5"/>
-          </w:rPr>
-          <w:t>https://github.com/xlurr/compilators/tree/main/lab3</w:t>
-        </w:r>
-      </w:hyperlink>
+      <w:r>
+        <w:rPr>
+          <w:rFonts w:ascii="Times New Roman" w:hAnsi="Times New Roman" w:cs="Times New Roman"/>
+          <w:bCs/>
+          <w:sz w:val="28"/>
+          <w:szCs w:val="28"/>
+        </w:rPr>
+        <w:t xml:space="preserve">GitHub репозиторий: </w:t>
+      </w:r>
+      <w:r>
+        <w:rPr>
+          <w:rFonts w:ascii="Times New Roman" w:hAnsi="Times New Roman" w:cs="Times New Roman"/>
+          <w:bCs/>
+          <w:sz w:val="28"/>
+          <w:szCs w:val="28"/>
+        </w:rPr>
+        <w:t>https://github.com/Skipeptp/microserves/tree/main/lab3</w:t>
+      </w:r>
     </w:p>
     <w:p>
       <w:pPr>
@@ -10937,27 +7782,15 @@
           <w:lang w:val="en-US"/>
         </w:rPr>
       </w:pPr>
-      <w:proofErr w:type="gramStart"/>
-      <w:r>
-        <w:rPr>
-          <w:rFonts w:ascii="Times New Roman" w:hAnsi="Times New Roman" w:cs="Times New Roman"/>
-          <w:bCs/>
-          <w:sz w:val="28"/>
-          <w:szCs w:val="28"/>
-          <w:lang w:val="en-US"/>
-        </w:rPr>
-        <w:t>./</w:t>
-      </w:r>
-      <w:proofErr w:type="gramEnd"/>
-      <w:r>
-        <w:rPr>
-          <w:rFonts w:ascii="Times New Roman" w:hAnsi="Times New Roman" w:cs="Times New Roman"/>
-          <w:bCs/>
-          <w:sz w:val="28"/>
-          <w:szCs w:val="28"/>
-          <w:lang w:val="en-US"/>
-        </w:rPr>
-        <w:t>bin/compiler test/example.txt -tokens</w:t>
+      <w:r>
+        <w:rPr>
+          <w:rFonts w:ascii="Times New Roman" w:hAnsi="Times New Roman" w:cs="Times New Roman"/>
+          <w:bCs/>
+          <w:sz w:val="28"/>
+          <w:szCs w:val="28"/>
+          <w:lang w:val="en-US"/>
+        </w:rPr>
+        <w:t>./bin/compiler test/example.txt -tokens</w:t>
       </w:r>
     </w:p>
     <w:p>
@@ -11004,40 +7837,16 @@
           <w:lang w:val="en-US"/>
         </w:rPr>
       </w:pPr>
-      <w:proofErr w:type="gramStart"/>
-      <w:r>
-        <w:rPr>
-          <w:rFonts w:ascii="Times New Roman" w:hAnsi="Times New Roman" w:cs="Times New Roman"/>
-          <w:bCs/>
-          <w:sz w:val="28"/>
-          <w:szCs w:val="28"/>
-          <w:lang w:val="en-US"/>
-        </w:rPr>
-        <w:t>./</w:t>
-      </w:r>
-      <w:proofErr w:type="gramEnd"/>
-      <w:r>
-        <w:rPr>
-          <w:rFonts w:ascii="Times New Roman" w:hAnsi="Times New Roman" w:cs="Times New Roman"/>
-          <w:bCs/>
-          <w:sz w:val="28"/>
-          <w:szCs w:val="28"/>
-          <w:lang w:val="en-US"/>
-        </w:rPr>
-        <w:t>bin/compiler test/example.txt -</w:t>
-      </w:r>
-      <w:proofErr w:type="spellStart"/>
-      <w:r>
-        <w:rPr>
-          <w:rFonts w:ascii="Times New Roman" w:hAnsi="Times New Roman" w:cs="Times New Roman"/>
-          <w:bCs/>
-          <w:sz w:val="28"/>
-          <w:szCs w:val="28"/>
-          <w:lang w:val="en-US"/>
-        </w:rPr>
-        <w:t>ast</w:t>
-      </w:r>
-      <w:proofErr w:type="spellEnd"/>
+      <w:r>
+        <w:rPr>
+          <w:rFonts w:ascii="Times New Roman" w:hAnsi="Times New Roman" w:cs="Times New Roman"/>
+          <w:bCs/>
+          <w:sz w:val="28"/>
+          <w:szCs w:val="28"/>
+          <w:lang w:val="en-US"/>
+        </w:rPr>
+        <w:t>./bin/compiler test/example.txt -ast</w:t>
+      </w:r>
     </w:p>
     <w:p>
       <w:pPr>
@@ -11092,40 +7901,16 @@
           <w:lang w:val="en-US"/>
         </w:rPr>
       </w:pPr>
-      <w:proofErr w:type="gramStart"/>
-      <w:r>
-        <w:rPr>
-          <w:rFonts w:ascii="Times New Roman" w:hAnsi="Times New Roman" w:cs="Times New Roman"/>
-          <w:bCs/>
-          <w:sz w:val="28"/>
-          <w:szCs w:val="28"/>
-          <w:lang w:val="en-US"/>
-        </w:rPr>
-        <w:t>./</w:t>
-      </w:r>
-      <w:proofErr w:type="gramEnd"/>
-      <w:r>
-        <w:rPr>
-          <w:rFonts w:ascii="Times New Roman" w:hAnsi="Times New Roman" w:cs="Times New Roman"/>
-          <w:bCs/>
-          <w:sz w:val="28"/>
-          <w:szCs w:val="28"/>
-          <w:lang w:val="en-US"/>
-        </w:rPr>
-        <w:t>bin/compiler test/example.txt -</w:t>
-      </w:r>
-      <w:proofErr w:type="spellStart"/>
-      <w:r>
-        <w:rPr>
-          <w:rFonts w:ascii="Times New Roman" w:hAnsi="Times New Roman" w:cs="Times New Roman"/>
-          <w:bCs/>
-          <w:sz w:val="28"/>
-          <w:szCs w:val="28"/>
-          <w:lang w:val="en-US"/>
-        </w:rPr>
-        <w:t>noopt</w:t>
-      </w:r>
-      <w:proofErr w:type="spellEnd"/>
+      <w:r>
+        <w:rPr>
+          <w:rFonts w:ascii="Times New Roman" w:hAnsi="Times New Roman" w:cs="Times New Roman"/>
+          <w:bCs/>
+          <w:sz w:val="28"/>
+          <w:szCs w:val="28"/>
+          <w:lang w:val="en-US"/>
+        </w:rPr>
+        <w:t>./bin/compiler test/example.txt -noopt</w:t>
+      </w:r>
     </w:p>
     <w:p>
       <w:pPr>
@@ -11199,40 +7984,16 @@
           <w:lang w:val="en-US"/>
         </w:rPr>
       </w:pPr>
-      <w:proofErr w:type="gramStart"/>
-      <w:r>
-        <w:rPr>
-          <w:rFonts w:ascii="Times New Roman" w:hAnsi="Times New Roman" w:cs="Times New Roman"/>
-          <w:bCs/>
-          <w:sz w:val="28"/>
-          <w:szCs w:val="28"/>
-          <w:lang w:val="en-US"/>
-        </w:rPr>
-        <w:t>./</w:t>
-      </w:r>
-      <w:proofErr w:type="gramEnd"/>
-      <w:r>
-        <w:rPr>
-          <w:rFonts w:ascii="Times New Roman" w:hAnsi="Times New Roman" w:cs="Times New Roman"/>
-          <w:bCs/>
-          <w:sz w:val="28"/>
-          <w:szCs w:val="28"/>
-          <w:lang w:val="en-US"/>
-        </w:rPr>
-        <w:t xml:space="preserve">bin/compiler test/example.txt -o </w:t>
-      </w:r>
-      <w:proofErr w:type="spellStart"/>
-      <w:r>
-        <w:rPr>
-          <w:rFonts w:ascii="Times New Roman" w:hAnsi="Times New Roman" w:cs="Times New Roman"/>
-          <w:bCs/>
-          <w:sz w:val="28"/>
-          <w:szCs w:val="28"/>
-          <w:lang w:val="en-US"/>
-        </w:rPr>
-        <w:t>output.tac</w:t>
-      </w:r>
-      <w:proofErr w:type="spellEnd"/>
+      <w:r>
+        <w:rPr>
+          <w:rFonts w:ascii="Times New Roman" w:hAnsi="Times New Roman" w:cs="Times New Roman"/>
+          <w:bCs/>
+          <w:sz w:val="28"/>
+          <w:szCs w:val="28"/>
+          <w:lang w:val="en-US"/>
+        </w:rPr>
+        <w:t>./bin/compiler test/example.txt -o output.tac</w:t>
+      </w:r>
     </w:p>
     <w:p>
       <w:pPr>
@@ -11288,84 +8049,16 @@
           <w:lang w:val="en-US"/>
         </w:rPr>
       </w:pPr>
-      <w:proofErr w:type="gramStart"/>
-      <w:r>
-        <w:rPr>
-          <w:rFonts w:ascii="Times New Roman" w:hAnsi="Times New Roman" w:cs="Times New Roman"/>
-          <w:bCs/>
-          <w:sz w:val="28"/>
-          <w:szCs w:val="28"/>
-          <w:lang w:val="en-US"/>
-        </w:rPr>
-        <w:t>./</w:t>
-      </w:r>
-      <w:proofErr w:type="gramEnd"/>
-      <w:r>
-        <w:rPr>
-          <w:rFonts w:ascii="Times New Roman" w:hAnsi="Times New Roman" w:cs="Times New Roman"/>
-          <w:bCs/>
-          <w:sz w:val="28"/>
-          <w:szCs w:val="28"/>
-          <w:lang w:val="en-US"/>
-        </w:rPr>
-        <w:t>bin/compiler test/example.txt -tokens -</w:t>
-      </w:r>
-      <w:proofErr w:type="spellStart"/>
-      <w:r>
-        <w:rPr>
-          <w:rFonts w:ascii="Times New Roman" w:hAnsi="Times New Roman" w:cs="Times New Roman"/>
-          <w:bCs/>
-          <w:sz w:val="28"/>
-          <w:szCs w:val="28"/>
-          <w:lang w:val="en-US"/>
-        </w:rPr>
-        <w:t>ast</w:t>
-      </w:r>
-      <w:proofErr w:type="spellEnd"/>
-      <w:r>
-        <w:rPr>
-          <w:rFonts w:ascii="Times New Roman" w:hAnsi="Times New Roman" w:cs="Times New Roman"/>
-          <w:bCs/>
-          <w:sz w:val="28"/>
-          <w:szCs w:val="28"/>
-          <w:lang w:val="en-US"/>
-        </w:rPr>
-        <w:t xml:space="preserve"> -</w:t>
-      </w:r>
-      <w:proofErr w:type="spellStart"/>
-      <w:r>
-        <w:rPr>
-          <w:rFonts w:ascii="Times New Roman" w:hAnsi="Times New Roman" w:cs="Times New Roman"/>
-          <w:bCs/>
-          <w:sz w:val="28"/>
-          <w:szCs w:val="28"/>
-          <w:lang w:val="en-US"/>
-        </w:rPr>
-        <w:t>noopt</w:t>
-      </w:r>
-      <w:proofErr w:type="spellEnd"/>
-      <w:r>
-        <w:rPr>
-          <w:rFonts w:ascii="Times New Roman" w:hAnsi="Times New Roman" w:cs="Times New Roman"/>
-          <w:bCs/>
-          <w:sz w:val="28"/>
-          <w:szCs w:val="28"/>
-          <w:lang w:val="en-US"/>
-        </w:rPr>
-        <w:t xml:space="preserve"> -o </w:t>
-      </w:r>
-      <w:proofErr w:type="spellStart"/>
-      <w:r>
-        <w:rPr>
-          <w:rFonts w:ascii="Times New Roman" w:hAnsi="Times New Roman" w:cs="Times New Roman"/>
-          <w:bCs/>
-          <w:sz w:val="28"/>
-          <w:szCs w:val="28"/>
-          <w:lang w:val="en-US"/>
-        </w:rPr>
-        <w:t>output.tac</w:t>
-      </w:r>
-      <w:proofErr w:type="spellEnd"/>
+      <w:r>
+        <w:rPr>
+          <w:rFonts w:ascii="Times New Roman" w:hAnsi="Times New Roman" w:cs="Times New Roman"/>
+          <w:bCs/>
+          <w:sz w:val="28"/>
+          <w:szCs w:val="28"/>
+          <w:lang w:val="en-US"/>
+        </w:rPr>
+        <w:t>./bin/compiler test/example.txt -tokens -ast -noopt -o output.tac</w:t>
+      </w:r>
     </w:p>
     <w:p>
       <w:pPr>
